--- a/ChildGuard_v2_PRD.docx
+++ b/ChildGuard_v2_PRD.docx
@@ -35,7 +35,6 @@
           <w:rFonts w:ascii="Arial" w:hAnsi="Arial" w:cs="Arial"/>
         </w:rPr>
       </w:pPr>
-      <w:proofErr w:type="spellStart"/>
       <w:r>
         <w:rPr>
           <w:rFonts w:ascii="Arial" w:hAnsi="Arial" w:cs="Arial"/>
@@ -45,19 +44,7 @@
           <w:sz w:val="72"/>
           <w:szCs w:val="72"/>
         </w:rPr>
-        <w:t>ChildGuard</w:t>
-      </w:r>
-      <w:proofErr w:type="spellEnd"/>
-      <w:r>
-        <w:rPr>
-          <w:rFonts w:ascii="Arial" w:hAnsi="Arial" w:cs="Arial"/>
-          <w:b/>
-          <w:bCs/>
-          <w:color w:val="1A3A5C"/>
-          <w:sz w:val="72"/>
-          <w:szCs w:val="72"/>
-        </w:rPr>
-        <w:t xml:space="preserve"> AI</w:t>
+        <w:t>ChildGuard AI</w:t>
       </w:r>
     </w:p>
     <w:p>
@@ -110,12 +97,6 @@
         <w:gridCol w:w="5743"/>
       </w:tblGrid>
       <w:tr>
-        <w:tblPrEx>
-          <w:tblCellMar>
-            <w:top w:w="0" w:type="dxa"/>
-            <w:bottom w:w="0" w:type="dxa"/>
-          </w:tblCellMar>
-        </w:tblPrEx>
         <w:trPr>
           <w:trHeight w:val="655"/>
         </w:trPr>
@@ -185,34 +166,18 @@
                 <w:szCs w:val="24"/>
               </w:rPr>
             </w:pPr>
-            <w:proofErr w:type="spellStart"/>
             <w:r>
               <w:rPr>
                 <w:rFonts w:ascii="Arial" w:hAnsi="Arial" w:cs="Arial"/>
                 <w:sz w:val="24"/>
                 <w:szCs w:val="24"/>
               </w:rPr>
-              <w:t>ChildGuard</w:t>
-            </w:r>
-            <w:proofErr w:type="spellEnd"/>
-            <w:r>
-              <w:rPr>
-                <w:rFonts w:ascii="Arial" w:hAnsi="Arial" w:cs="Arial"/>
-                <w:sz w:val="24"/>
-                <w:szCs w:val="24"/>
-              </w:rPr>
-              <w:t xml:space="preserve"> AI v2.0</w:t>
+              <w:t>ChildGuard AI v2.0</w:t>
             </w:r>
           </w:p>
         </w:tc>
       </w:tr>
       <w:tr>
-        <w:tblPrEx>
-          <w:tblCellMar>
-            <w:top w:w="0" w:type="dxa"/>
-            <w:bottom w:w="0" w:type="dxa"/>
-          </w:tblCellMar>
-        </w:tblPrEx>
         <w:trPr>
           <w:trHeight w:val="655"/>
         </w:trPr>
@@ -290,16 +255,18 @@
               </w:rPr>
               <w:t>Ömer Özcan</w:t>
             </w:r>
+            <w:r>
+              <w:rPr>
+                <w:rFonts w:ascii="Arial" w:hAnsi="Arial" w:cs="Arial"/>
+                <w:sz w:val="24"/>
+                <w:szCs w:val="24"/>
+              </w:rPr>
+              <w:t xml:space="preserve"> - 222923049</w:t>
+            </w:r>
           </w:p>
         </w:tc>
       </w:tr>
       <w:tr>
-        <w:tblPrEx>
-          <w:tblCellMar>
-            <w:top w:w="0" w:type="dxa"/>
-            <w:bottom w:w="0" w:type="dxa"/>
-          </w:tblCellMar>
-        </w:tblPrEx>
         <w:trPr>
           <w:trHeight w:val="675"/>
         </w:trPr>
@@ -381,12 +348,6 @@
         </w:tc>
       </w:tr>
       <w:tr>
-        <w:tblPrEx>
-          <w:tblCellMar>
-            <w:top w:w="0" w:type="dxa"/>
-            <w:bottom w:w="0" w:type="dxa"/>
-          </w:tblCellMar>
-        </w:tblPrEx>
         <w:trPr>
           <w:trHeight w:val="655"/>
         </w:trPr>
@@ -469,12 +430,6 @@
         </w:tc>
       </w:tr>
       <w:tr>
-        <w:tblPrEx>
-          <w:tblCellMar>
-            <w:top w:w="0" w:type="dxa"/>
-            <w:bottom w:w="0" w:type="dxa"/>
-          </w:tblCellMar>
-        </w:tblPrEx>
         <w:trPr>
           <w:trHeight w:val="634"/>
         </w:trPr>
@@ -571,7 +526,6 @@
           <w:rFonts w:ascii="Arial" w:hAnsi="Arial" w:cs="Arial"/>
         </w:rPr>
       </w:pPr>
-      <w:proofErr w:type="gramStart"/>
       <w:r>
         <w:rPr>
           <w:rFonts w:ascii="Arial" w:hAnsi="Arial" w:cs="Arial"/>
@@ -581,7 +535,6 @@
         </w:rPr>
         <w:t>i</w:t>
       </w:r>
-      <w:proofErr w:type="gramEnd"/>
     </w:p>
     <w:p>
       <w:pPr>
@@ -621,19 +574,11 @@
           <w:rFonts w:ascii="Arial" w:hAnsi="Arial" w:cs="Arial"/>
         </w:rPr>
       </w:pPr>
-      <w:proofErr w:type="spellStart"/>
-      <w:r>
-        <w:rPr>
-          <w:rFonts w:ascii="Arial" w:hAnsi="Arial" w:cs="Arial"/>
-        </w:rPr>
-        <w:t>ChildGuard</w:t>
-      </w:r>
-      <w:proofErr w:type="spellEnd"/>
-      <w:r>
-        <w:rPr>
-          <w:rFonts w:ascii="Arial" w:hAnsi="Arial" w:cs="Arial"/>
-        </w:rPr>
-        <w:t xml:space="preserve"> AI v2.0, çevrim içi platformlarda çocuklara yönelik zararlı ve istismar edici içeriklerin otomatik olarak tespit edilmesine yönelik hibrit bir makine öğrenmesi sistemidir. Bu belge; birinci sürüm üzerine gerçekleştirilecek geliştirmelerin kapsamını, teknik gereksinimlerini ve uygulama planını tanımlamaktadır.</w:t>
+      <w:r>
+        <w:rPr>
+          <w:rFonts w:ascii="Arial" w:hAnsi="Arial" w:cs="Arial"/>
+        </w:rPr>
+        <w:t>ChildGuard AI v2.0, çevrim içi platformlarda çocuklara yönelik zararlı ve istismar edici içeriklerin otomatik olarak tespit edilmesine yönelik hibrit bir makine öğrenmesi sistemidir. Bu belge; birinci sürüm üzerine gerçekleştirilecek geliştirmelerin kapsamını, teknik gereksinimlerini ve uygulama planını tanımlamaktadır.</w:t>
       </w:r>
     </w:p>
     <w:tbl>
@@ -657,12 +602,6 @@
         <w:gridCol w:w="9360"/>
       </w:tblGrid>
       <w:tr>
-        <w:tblPrEx>
-          <w:tblCellMar>
-            <w:top w:w="0" w:type="dxa"/>
-            <w:bottom w:w="0" w:type="dxa"/>
-          </w:tblCellMar>
-        </w:tblPrEx>
         <w:tc>
           <w:tcPr>
             <w:tcW w:w="0" w:type="auto"/>
@@ -720,43 +659,7 @@
                 <w:sz w:val="21"/>
                 <w:szCs w:val="21"/>
               </w:rPr>
-              <w:t>Klasik makine öğrenmesi katmanının LR+TF-</w:t>
-            </w:r>
-            <w:proofErr w:type="spellStart"/>
-            <w:r>
-              <w:rPr>
-                <w:rFonts w:ascii="Arial" w:hAnsi="Arial" w:cs="Arial"/>
-                <w:sz w:val="21"/>
-                <w:szCs w:val="21"/>
-              </w:rPr>
-              <w:t>IDF'den</w:t>
-            </w:r>
-            <w:proofErr w:type="spellEnd"/>
-            <w:r>
-              <w:rPr>
-                <w:rFonts w:ascii="Arial" w:hAnsi="Arial" w:cs="Arial"/>
-                <w:sz w:val="21"/>
-                <w:szCs w:val="21"/>
-              </w:rPr>
-              <w:t xml:space="preserve"> </w:t>
-            </w:r>
-            <w:proofErr w:type="spellStart"/>
-            <w:r>
-              <w:rPr>
-                <w:rFonts w:ascii="Arial" w:hAnsi="Arial" w:cs="Arial"/>
-                <w:sz w:val="21"/>
-                <w:szCs w:val="21"/>
-              </w:rPr>
-              <w:t>XGBoost'a</w:t>
-            </w:r>
-            <w:proofErr w:type="spellEnd"/>
-            <w:r>
-              <w:rPr>
-                <w:rFonts w:ascii="Arial" w:hAnsi="Arial" w:cs="Arial"/>
-                <w:sz w:val="21"/>
-                <w:szCs w:val="21"/>
-              </w:rPr>
-              <w:t xml:space="preserve"> yükseltilmesi  </w:t>
+              <w:t xml:space="preserve">Klasik makine öğrenmesi katmanının LR+TF-IDF'den XGBoost'a yükseltilmesi  </w:t>
             </w:r>
           </w:p>
           <w:p>
@@ -779,25 +682,7 @@
                 <w:sz w:val="21"/>
                 <w:szCs w:val="21"/>
               </w:rPr>
-              <w:t xml:space="preserve">SHAP ve LIME yöntemleriyle açıklanabilir yapay </w:t>
-            </w:r>
-            <w:proofErr w:type="gramStart"/>
-            <w:r>
-              <w:rPr>
-                <w:rFonts w:ascii="Arial" w:hAnsi="Arial" w:cs="Arial"/>
-                <w:sz w:val="21"/>
-                <w:szCs w:val="21"/>
-              </w:rPr>
-              <w:t>zeka</w:t>
-            </w:r>
-            <w:proofErr w:type="gramEnd"/>
-            <w:r>
-              <w:rPr>
-                <w:rFonts w:ascii="Arial" w:hAnsi="Arial" w:cs="Arial"/>
-                <w:sz w:val="21"/>
-                <w:szCs w:val="21"/>
-              </w:rPr>
-              <w:t xml:space="preserve"> (XAI) katmanının entegrasyonu  </w:t>
+              <w:t xml:space="preserve">SHAP ve LIME yöntemleriyle açıklanabilir yapay zeka (XAI) katmanının entegrasyonu  </w:t>
             </w:r>
           </w:p>
           <w:p>
@@ -814,41 +699,13 @@
                 <w:szCs w:val="21"/>
               </w:rPr>
             </w:pPr>
-            <w:proofErr w:type="spellStart"/>
             <w:r>
               <w:rPr>
                 <w:rFonts w:ascii="Arial" w:hAnsi="Arial" w:cs="Arial"/>
                 <w:sz w:val="21"/>
                 <w:szCs w:val="21"/>
               </w:rPr>
-              <w:t>Gradio</w:t>
-            </w:r>
-            <w:proofErr w:type="spellEnd"/>
-            <w:r>
-              <w:rPr>
-                <w:rFonts w:ascii="Arial" w:hAnsi="Arial" w:cs="Arial"/>
-                <w:sz w:val="21"/>
-                <w:szCs w:val="21"/>
-              </w:rPr>
-              <w:t xml:space="preserve"> arayüzünün </w:t>
-            </w:r>
-            <w:proofErr w:type="spellStart"/>
-            <w:r>
-              <w:rPr>
-                <w:rFonts w:ascii="Arial" w:hAnsi="Arial" w:cs="Arial"/>
-                <w:sz w:val="21"/>
-                <w:szCs w:val="21"/>
-              </w:rPr>
-              <w:t>React</w:t>
-            </w:r>
-            <w:proofErr w:type="spellEnd"/>
-            <w:r>
-              <w:rPr>
-                <w:rFonts w:ascii="Arial" w:hAnsi="Arial" w:cs="Arial"/>
-                <w:sz w:val="21"/>
-                <w:szCs w:val="21"/>
-              </w:rPr>
-              <w:t xml:space="preserve">/Next.js tabanlı bir web uygulamasıyla yenilenmesi  </w:t>
+              <w:t xml:space="preserve">Gradio arayüzünün React/Next.js tabanlı bir web uygulamasıyla yenilenmesi  </w:t>
             </w:r>
           </w:p>
           <w:p>
@@ -871,25 +728,7 @@
                 <w:sz w:val="21"/>
                 <w:szCs w:val="21"/>
               </w:rPr>
-              <w:t xml:space="preserve">Tarayıcı eklentisi (Chrome </w:t>
-            </w:r>
-            <w:proofErr w:type="spellStart"/>
-            <w:r>
-              <w:rPr>
-                <w:rFonts w:ascii="Arial" w:hAnsi="Arial" w:cs="Arial"/>
-                <w:sz w:val="21"/>
-                <w:szCs w:val="21"/>
-              </w:rPr>
-              <w:t>Extension</w:t>
-            </w:r>
-            <w:proofErr w:type="spellEnd"/>
-            <w:r>
-              <w:rPr>
-                <w:rFonts w:ascii="Arial" w:hAnsi="Arial" w:cs="Arial"/>
-                <w:sz w:val="21"/>
-                <w:szCs w:val="21"/>
-              </w:rPr>
-              <w:t>) mimarisinin uzun vadeli yol haritasına alınması</w:t>
+              <w:t>Tarayıcı eklentisi (Chrome Extension) mimarisinin uzun vadeli yol haritasına alınması</w:t>
             </w:r>
           </w:p>
         </w:tc>
@@ -941,19 +780,11 @@
           <w:rFonts w:ascii="Arial" w:hAnsi="Arial" w:cs="Arial"/>
         </w:rPr>
       </w:pPr>
-      <w:proofErr w:type="spellStart"/>
-      <w:r>
-        <w:rPr>
-          <w:rFonts w:ascii="Arial" w:hAnsi="Arial" w:cs="Arial"/>
-        </w:rPr>
-        <w:t>ChildGuard</w:t>
-      </w:r>
-      <w:proofErr w:type="spellEnd"/>
-      <w:r>
-        <w:rPr>
-          <w:rFonts w:ascii="Arial" w:hAnsi="Arial" w:cs="Arial"/>
-        </w:rPr>
-        <w:t xml:space="preserve"> AI v1.0 aşağıdaki dört temel bileşenden oluşmaktadır:</w:t>
+      <w:r>
+        <w:rPr>
+          <w:rFonts w:ascii="Arial" w:hAnsi="Arial" w:cs="Arial"/>
+        </w:rPr>
+        <w:t>ChildGuard AI v1.0 aşağıdaki dört temel bileşenden oluşmaktadır:</w:t>
       </w:r>
     </w:p>
     <w:p>
@@ -972,77 +803,7 @@
         <w:rPr>
           <w:rFonts w:ascii="Arial" w:hAnsi="Arial" w:cs="Arial"/>
         </w:rPr>
-        <w:t>BERT (bert-</w:t>
-      </w:r>
-      <w:proofErr w:type="spellStart"/>
-      <w:r>
-        <w:rPr>
-          <w:rFonts w:ascii="Arial" w:hAnsi="Arial" w:cs="Arial"/>
-        </w:rPr>
-        <w:t>base</w:t>
-      </w:r>
-      <w:proofErr w:type="spellEnd"/>
-      <w:r>
-        <w:rPr>
-          <w:rFonts w:ascii="Arial" w:hAnsi="Arial" w:cs="Arial"/>
-        </w:rPr>
-        <w:t>-</w:t>
-      </w:r>
-      <w:proofErr w:type="spellStart"/>
-      <w:r>
-        <w:rPr>
-          <w:rFonts w:ascii="Arial" w:hAnsi="Arial" w:cs="Arial"/>
-        </w:rPr>
-        <w:t>uncased</w:t>
-      </w:r>
-      <w:proofErr w:type="spellEnd"/>
-      <w:r>
-        <w:rPr>
-          <w:rFonts w:ascii="Arial" w:hAnsi="Arial" w:cs="Arial"/>
-        </w:rPr>
-        <w:t>): Üç yaş grubuna özgü olarak ince ayar uygulanmış derin öğrenme modeli (</w:t>
-      </w:r>
-      <w:proofErr w:type="spellStart"/>
-      <w:r>
-        <w:rPr>
-          <w:rFonts w:ascii="Arial" w:hAnsi="Arial" w:cs="Arial"/>
-        </w:rPr>
-        <w:t>Younger</w:t>
-      </w:r>
-      <w:proofErr w:type="spellEnd"/>
-      <w:r>
-        <w:rPr>
-          <w:rFonts w:ascii="Arial" w:hAnsi="Arial" w:cs="Arial"/>
-        </w:rPr>
-        <w:t xml:space="preserve"> &lt;11, </w:t>
-      </w:r>
-      <w:proofErr w:type="spellStart"/>
-      <w:r>
-        <w:rPr>
-          <w:rFonts w:ascii="Arial" w:hAnsi="Arial" w:cs="Arial"/>
-        </w:rPr>
-        <w:t>Pre-Teen</w:t>
-      </w:r>
-      <w:proofErr w:type="spellEnd"/>
-      <w:r>
-        <w:rPr>
-          <w:rFonts w:ascii="Arial" w:hAnsi="Arial" w:cs="Arial"/>
-        </w:rPr>
-        <w:t xml:space="preserve"> 11-13, </w:t>
-      </w:r>
-      <w:proofErr w:type="spellStart"/>
-      <w:r>
-        <w:rPr>
-          <w:rFonts w:ascii="Arial" w:hAnsi="Arial" w:cs="Arial"/>
-        </w:rPr>
-        <w:t>Teen</w:t>
-      </w:r>
-      <w:proofErr w:type="spellEnd"/>
-      <w:r>
-        <w:rPr>
-          <w:rFonts w:ascii="Arial" w:hAnsi="Arial" w:cs="Arial"/>
-        </w:rPr>
-        <w:t xml:space="preserve"> 13-17). Hibrit karar skorunda %60 ağırlık taşımaktadır.</w:t>
+        <w:t>BERT (bert-base-uncased): Üç yaş grubuna özgü olarak ince ayar uygulanmış derin öğrenme modeli (Younger &lt;11, Pre-Teen 11-13, Teen 13-17). Hibrit karar skorunda %60 ağırlık taşımaktadır.</w:t>
       </w:r>
     </w:p>
     <w:p>
@@ -1057,47 +818,11 @@
           <w:rFonts w:ascii="Arial" w:hAnsi="Arial" w:cs="Arial"/>
         </w:rPr>
       </w:pPr>
-      <w:proofErr w:type="spellStart"/>
-      <w:r>
-        <w:rPr>
-          <w:rFonts w:ascii="Arial" w:hAnsi="Arial" w:cs="Arial"/>
-        </w:rPr>
-        <w:t>Logistic</w:t>
-      </w:r>
-      <w:proofErr w:type="spellEnd"/>
-      <w:r>
-        <w:rPr>
-          <w:rFonts w:ascii="Arial" w:hAnsi="Arial" w:cs="Arial"/>
-        </w:rPr>
-        <w:t xml:space="preserve"> </w:t>
-      </w:r>
-      <w:proofErr w:type="spellStart"/>
-      <w:r>
-        <w:rPr>
-          <w:rFonts w:ascii="Arial" w:hAnsi="Arial" w:cs="Arial"/>
-        </w:rPr>
-        <w:t>Regression</w:t>
-      </w:r>
-      <w:proofErr w:type="spellEnd"/>
-      <w:r>
-        <w:rPr>
-          <w:rFonts w:ascii="Arial" w:hAnsi="Arial" w:cs="Arial"/>
-        </w:rPr>
-        <w:t xml:space="preserve"> + TF-IDF: Maksimum 5.000 boyutlu TF-IDF vektörleri, metin uzunluğu ve kelime sayısı meta-özellikleri ile yaş grubu </w:t>
-      </w:r>
-      <w:proofErr w:type="spellStart"/>
-      <w:r>
-        <w:rPr>
-          <w:rFonts w:ascii="Arial" w:hAnsi="Arial" w:cs="Arial"/>
-        </w:rPr>
-        <w:t>one</w:t>
-      </w:r>
-      <w:proofErr w:type="spellEnd"/>
-      <w:r>
-        <w:rPr>
-          <w:rFonts w:ascii="Arial" w:hAnsi="Arial" w:cs="Arial"/>
-        </w:rPr>
-        <w:t>-hot kodlamasından oluşan klasik makine öğrenmesi katmanı. Hibrit karar skorunda %40 ağırlık taşımaktadır.</w:t>
+      <w:r>
+        <w:rPr>
+          <w:rFonts w:ascii="Arial" w:hAnsi="Arial" w:cs="Arial"/>
+        </w:rPr>
+        <w:t>Logistic Regression + TF-IDF: Maksimum 5.000 boyutlu TF-IDF vektörleri, metin uzunluğu ve kelime sayısı meta-özellikleri ile yaş grubu one-hot kodlamasından oluşan klasik makine öğrenmesi katmanı. Hibrit karar skorunda %40 ağırlık taşımaktadır.</w:t>
       </w:r>
     </w:p>
     <w:p>
@@ -1112,19 +837,11 @@
           <w:rFonts w:ascii="Arial" w:hAnsi="Arial" w:cs="Arial"/>
         </w:rPr>
       </w:pPr>
-      <w:proofErr w:type="spellStart"/>
-      <w:r>
-        <w:rPr>
-          <w:rFonts w:ascii="Arial" w:hAnsi="Arial" w:cs="Arial"/>
-        </w:rPr>
-        <w:t>Gradio</w:t>
-      </w:r>
-      <w:proofErr w:type="spellEnd"/>
-      <w:r>
-        <w:rPr>
-          <w:rFonts w:ascii="Arial" w:hAnsi="Arial" w:cs="Arial"/>
-        </w:rPr>
-        <w:t xml:space="preserve"> Arayüzü: Hibrit skor, BERT skoru ve LR skoru çıktılarını sunan tek sayfalık analiz paneli.</w:t>
+      <w:r>
+        <w:rPr>
+          <w:rFonts w:ascii="Arial" w:hAnsi="Arial" w:cs="Arial"/>
+        </w:rPr>
+        <w:t>Gradio Arayüzü: Hibrit skor, BERT skoru ve LR skoru çıktılarını sunan tek sayfalık analiz paneli.</w:t>
       </w:r>
     </w:p>
     <w:p>
@@ -1139,33 +856,11 @@
           <w:rFonts w:ascii="Arial" w:hAnsi="Arial" w:cs="Arial"/>
         </w:rPr>
       </w:pPr>
-      <w:proofErr w:type="spellStart"/>
-      <w:r>
-        <w:rPr>
-          <w:rFonts w:ascii="Arial" w:hAnsi="Arial" w:cs="Arial"/>
-        </w:rPr>
-        <w:t>Docker</w:t>
-      </w:r>
-      <w:proofErr w:type="spellEnd"/>
-      <w:r>
-        <w:rPr>
-          <w:rFonts w:ascii="Arial" w:hAnsi="Arial" w:cs="Arial"/>
-        </w:rPr>
-        <w:t xml:space="preserve"> desteği: </w:t>
-      </w:r>
-      <w:proofErr w:type="spellStart"/>
-      <w:r>
-        <w:rPr>
-          <w:rFonts w:ascii="Arial" w:hAnsi="Arial" w:cs="Arial"/>
-        </w:rPr>
-        <w:t>docker-compose</w:t>
-      </w:r>
-      <w:proofErr w:type="spellEnd"/>
-      <w:r>
-        <w:rPr>
-          <w:rFonts w:ascii="Arial" w:hAnsi="Arial" w:cs="Arial"/>
-        </w:rPr>
-        <w:t xml:space="preserve"> aracılığıyla tek komutla başlatılabilen konteyner yapısı.</w:t>
+      <w:r>
+        <w:rPr>
+          <w:rFonts w:ascii="Arial" w:hAnsi="Arial" w:cs="Arial"/>
+        </w:rPr>
+        <w:t>Docker desteği: docker-compose aracılığıyla tek komutla başlatılabilen konteyner yapısı.</w:t>
       </w:r>
     </w:p>
     <w:p>
@@ -1212,12 +907,6 @@
         <w:gridCol w:w="6160"/>
       </w:tblGrid>
       <w:tr>
-        <w:tblPrEx>
-          <w:tblCellMar>
-            <w:top w:w="0" w:type="dxa"/>
-            <w:bottom w:w="0" w:type="dxa"/>
-          </w:tblCellMar>
-        </w:tblPrEx>
         <w:tc>
           <w:tcPr>
             <w:tcW w:w="3200" w:type="dxa"/>
@@ -1296,12 +985,6 @@
         </w:tc>
       </w:tr>
       <w:tr>
-        <w:tblPrEx>
-          <w:tblCellMar>
-            <w:top w:w="0" w:type="dxa"/>
-            <w:bottom w:w="0" w:type="dxa"/>
-          </w:tblCellMar>
-        </w:tblPrEx>
         <w:tc>
           <w:tcPr>
             <w:tcW w:w="3200" w:type="dxa"/>
@@ -1369,36 +1052,12 @@
                 <w:sz w:val="20"/>
                 <w:szCs w:val="20"/>
               </w:rPr>
-              <w:t xml:space="preserve">LR+TF-IDF doğrusal bir karar sınırı oluşturmakta; </w:t>
-            </w:r>
-            <w:proofErr w:type="spellStart"/>
-            <w:r>
-              <w:rPr>
-                <w:rFonts w:ascii="Arial" w:hAnsi="Arial" w:cs="Arial"/>
-                <w:sz w:val="20"/>
-                <w:szCs w:val="20"/>
-              </w:rPr>
-              <w:t>XGBoost</w:t>
-            </w:r>
-            <w:proofErr w:type="spellEnd"/>
-            <w:r>
-              <w:rPr>
-                <w:rFonts w:ascii="Arial" w:hAnsi="Arial" w:cs="Arial"/>
-                <w:sz w:val="20"/>
-                <w:szCs w:val="20"/>
-              </w:rPr>
-              <w:t xml:space="preserve"> ise gradyan artırma yöntemiyle doğrusal olmayan ve daha karmaşık sınıflandırma sınırları öğrenebilmektedir.</w:t>
+              <w:t>LR+TF-IDF doğrusal bir karar sınırı oluşturmakta; XGBoost ise gradyan artırma yöntemiyle doğrusal olmayan ve daha karmaşık sınıflandırma sınırları öğrenebilmektedir.</w:t>
             </w:r>
           </w:p>
         </w:tc>
       </w:tr>
       <w:tr>
-        <w:tblPrEx>
-          <w:tblCellMar>
-            <w:top w:w="0" w:type="dxa"/>
-            <w:bottom w:w="0" w:type="dxa"/>
-          </w:tblCellMar>
-        </w:tblPrEx>
         <w:tc>
           <w:tcPr>
             <w:tcW w:w="3200" w:type="dxa"/>
@@ -1472,12 +1131,6 @@
         </w:tc>
       </w:tr>
       <w:tr>
-        <w:tblPrEx>
-          <w:tblCellMar>
-            <w:top w:w="0" w:type="dxa"/>
-            <w:bottom w:w="0" w:type="dxa"/>
-          </w:tblCellMar>
-        </w:tblPrEx>
         <w:tc>
           <w:tcPr>
             <w:tcW w:w="3200" w:type="dxa"/>
@@ -1545,36 +1198,12 @@
                 <w:sz w:val="20"/>
                 <w:szCs w:val="20"/>
               </w:rPr>
-              <w:t xml:space="preserve">Mevcut </w:t>
-            </w:r>
-            <w:proofErr w:type="spellStart"/>
-            <w:r>
-              <w:rPr>
-                <w:rFonts w:ascii="Arial" w:hAnsi="Arial" w:cs="Arial"/>
-                <w:sz w:val="20"/>
-                <w:szCs w:val="20"/>
-              </w:rPr>
-              <w:t>Gradio</w:t>
-            </w:r>
-            <w:proofErr w:type="spellEnd"/>
-            <w:r>
-              <w:rPr>
-                <w:rFonts w:ascii="Arial" w:hAnsi="Arial" w:cs="Arial"/>
-                <w:sz w:val="20"/>
-                <w:szCs w:val="20"/>
-              </w:rPr>
-              <w:t xml:space="preserve"> arayüzü tek sayfa yapısıyla sınırlı olup analiz geçmişi tutulmamakta, mobil cihazlarla uyumlu değildir ve özelleştirme imkânı oldukça kısıtlıdır.</w:t>
+              <w:t>Mevcut Gradio arayüzü tek sayfa yapısıyla sınırlı olup analiz geçmişi tutulmamakta, mobil cihazlarla uyumlu değildir ve özelleştirme imkânı oldukça kısıtlıdır.</w:t>
             </w:r>
           </w:p>
         </w:tc>
       </w:tr>
       <w:tr>
-        <w:tblPrEx>
-          <w:tblCellMar>
-            <w:top w:w="0" w:type="dxa"/>
-            <w:bottom w:w="0" w:type="dxa"/>
-          </w:tblCellMar>
-        </w:tblPrEx>
         <w:tc>
           <w:tcPr>
             <w:tcW w:w="3200" w:type="dxa"/>
@@ -1643,36 +1272,12 @@
                 <w:sz w:val="20"/>
                 <w:szCs w:val="20"/>
               </w:rPr>
-              <w:t xml:space="preserve">app.py dosyasında </w:t>
-            </w:r>
-            <w:proofErr w:type="spellStart"/>
-            <w:r>
-              <w:rPr>
-                <w:rFonts w:ascii="Arial" w:hAnsi="Arial" w:cs="Arial"/>
-                <w:sz w:val="20"/>
-                <w:szCs w:val="20"/>
-              </w:rPr>
-              <w:t>age_group_features</w:t>
-            </w:r>
-            <w:proofErr w:type="spellEnd"/>
-            <w:r>
-              <w:rPr>
-                <w:rFonts w:ascii="Arial" w:hAnsi="Arial" w:cs="Arial"/>
-                <w:sz w:val="20"/>
-                <w:szCs w:val="20"/>
-              </w:rPr>
-              <w:t xml:space="preserve"> = [0,0,1,0] olarak sabit tanımlanmıştır; kullanıcının yaş grubu seçimi yapmasına olanak tanınmamaktadır.</w:t>
+              <w:t>app.py dosyasında age_group_features = [0,0,1,0] olarak sabit tanımlanmıştır; kullanıcının yaş grubu seçimi yapmasına olanak tanınmamaktadır.</w:t>
             </w:r>
           </w:p>
         </w:tc>
       </w:tr>
       <w:tr>
-        <w:tblPrEx>
-          <w:tblCellMar>
-            <w:top w:w="0" w:type="dxa"/>
-            <w:bottom w:w="0" w:type="dxa"/>
-          </w:tblCellMar>
-        </w:tblPrEx>
         <w:tc>
           <w:tcPr>
             <w:tcW w:w="3200" w:type="dxa"/>
@@ -1740,61 +1345,7 @@
                 <w:sz w:val="20"/>
                 <w:szCs w:val="20"/>
               </w:rPr>
-              <w:t xml:space="preserve">Arayüzde yalnızca </w:t>
-            </w:r>
-            <w:proofErr w:type="spellStart"/>
-            <w:r>
-              <w:rPr>
-                <w:rFonts w:ascii="Arial" w:hAnsi="Arial" w:cs="Arial"/>
-                <w:sz w:val="20"/>
-                <w:szCs w:val="20"/>
-              </w:rPr>
-              <w:t>bert_younger</w:t>
-            </w:r>
-            <w:proofErr w:type="spellEnd"/>
-            <w:r>
-              <w:rPr>
-                <w:rFonts w:ascii="Arial" w:hAnsi="Arial" w:cs="Arial"/>
-                <w:sz w:val="20"/>
-                <w:szCs w:val="20"/>
-              </w:rPr>
-              <w:t xml:space="preserve"> modeli yüklenmekte; </w:t>
-            </w:r>
-            <w:proofErr w:type="spellStart"/>
-            <w:r>
-              <w:rPr>
-                <w:rFonts w:ascii="Arial" w:hAnsi="Arial" w:cs="Arial"/>
-                <w:sz w:val="20"/>
-                <w:szCs w:val="20"/>
-              </w:rPr>
-              <w:t>Pre-Teen</w:t>
-            </w:r>
-            <w:proofErr w:type="spellEnd"/>
-            <w:r>
-              <w:rPr>
-                <w:rFonts w:ascii="Arial" w:hAnsi="Arial" w:cs="Arial"/>
-                <w:sz w:val="20"/>
-                <w:szCs w:val="20"/>
-              </w:rPr>
-              <w:t xml:space="preserve"> ve </w:t>
-            </w:r>
-            <w:proofErr w:type="spellStart"/>
-            <w:r>
-              <w:rPr>
-                <w:rFonts w:ascii="Arial" w:hAnsi="Arial" w:cs="Arial"/>
-                <w:sz w:val="20"/>
-                <w:szCs w:val="20"/>
-              </w:rPr>
-              <w:t>Teen</w:t>
-            </w:r>
-            <w:proofErr w:type="spellEnd"/>
-            <w:r>
-              <w:rPr>
-                <w:rFonts w:ascii="Arial" w:hAnsi="Arial" w:cs="Arial"/>
-                <w:sz w:val="20"/>
-                <w:szCs w:val="20"/>
-              </w:rPr>
-              <w:t xml:space="preserve"> yaş gruplarına ait modeller kullanılmamaktadır.</w:t>
+              <w:t>Arayüzde yalnızca bert_younger modeli yüklenmekte; Pre-Teen ve Teen yaş gruplarına ait modeller kullanılmamaktadır.</w:t>
             </w:r>
           </w:p>
         </w:tc>
@@ -1855,35 +1406,7 @@
         <w:rPr>
           <w:rFonts w:ascii="Arial" w:hAnsi="Arial" w:cs="Arial"/>
         </w:rPr>
-        <w:t xml:space="preserve">Akademisyenler ve araştırmacılar: Doğal dil işleme ve açıklanabilir yapay </w:t>
-      </w:r>
-      <w:proofErr w:type="gramStart"/>
-      <w:r>
-        <w:rPr>
-          <w:rFonts w:ascii="Arial" w:hAnsi="Arial" w:cs="Arial"/>
-        </w:rPr>
-        <w:t>zeka</w:t>
-      </w:r>
-      <w:proofErr w:type="gramEnd"/>
-      <w:r>
-        <w:rPr>
-          <w:rFonts w:ascii="Arial" w:hAnsi="Arial" w:cs="Arial"/>
-        </w:rPr>
-        <w:t xml:space="preserve"> alanlarında çalışan, model çıktılarının </w:t>
-      </w:r>
-      <w:proofErr w:type="spellStart"/>
-      <w:r>
-        <w:rPr>
-          <w:rFonts w:ascii="Arial" w:hAnsi="Arial" w:cs="Arial"/>
-        </w:rPr>
-        <w:t>yorumlanabilirliğine</w:t>
-      </w:r>
-      <w:proofErr w:type="spellEnd"/>
-      <w:r>
-        <w:rPr>
-          <w:rFonts w:ascii="Arial" w:hAnsi="Arial" w:cs="Arial"/>
-        </w:rPr>
-        <w:t xml:space="preserve"> ihtiyaç duyan kullanıcılar.</w:t>
+        <w:t>Akademisyenler ve araştırmacılar: Doğal dil işleme ve açıklanabilir yapay zeka alanlarında çalışan, model çıktılarının yorumlanabilirliğine ihtiyaç duyan kullanıcılar.</w:t>
       </w:r>
     </w:p>
     <w:p>
@@ -1921,21 +1444,7 @@
         <w:rPr>
           <w:rFonts w:ascii="Arial" w:hAnsi="Arial" w:cs="Arial"/>
         </w:rPr>
-        <w:t xml:space="preserve">İçerik </w:t>
-      </w:r>
-      <w:proofErr w:type="spellStart"/>
-      <w:r>
-        <w:rPr>
-          <w:rFonts w:ascii="Arial" w:hAnsi="Arial" w:cs="Arial"/>
-        </w:rPr>
-        <w:t>moderatörleri</w:t>
-      </w:r>
-      <w:proofErr w:type="spellEnd"/>
-      <w:r>
-        <w:rPr>
-          <w:rFonts w:ascii="Arial" w:hAnsi="Arial" w:cs="Arial"/>
-        </w:rPr>
-        <w:t>: Sosyal medya platformları veya eğitim ortamlarında sistematik içerik denetimi yürüten uzmanlar.</w:t>
+        <w:t>İçerik moderatörleri: Sosyal medya platformları veya eğitim ortamlarında sistematik içerik denetimi yürüten uzmanlar.</w:t>
       </w:r>
     </w:p>
     <w:p>
@@ -1954,35 +1463,7 @@
         <w:rPr>
           <w:rFonts w:ascii="Arial" w:hAnsi="Arial" w:cs="Arial"/>
         </w:rPr>
-        <w:t xml:space="preserve">Yazılım geliştiriciler: Sistem </w:t>
-      </w:r>
-      <w:proofErr w:type="spellStart"/>
-      <w:r>
-        <w:rPr>
-          <w:rFonts w:ascii="Arial" w:hAnsi="Arial" w:cs="Arial"/>
-        </w:rPr>
-        <w:t>API'si</w:t>
-      </w:r>
-      <w:proofErr w:type="spellEnd"/>
-      <w:r>
-        <w:rPr>
-          <w:rFonts w:ascii="Arial" w:hAnsi="Arial" w:cs="Arial"/>
-        </w:rPr>
-        <w:t xml:space="preserve"> aracılığıyla </w:t>
-      </w:r>
-      <w:proofErr w:type="spellStart"/>
-      <w:r>
-        <w:rPr>
-          <w:rFonts w:ascii="Arial" w:hAnsi="Arial" w:cs="Arial"/>
-        </w:rPr>
-        <w:t>ChildGuard'ı</w:t>
-      </w:r>
-      <w:proofErr w:type="spellEnd"/>
-      <w:r>
-        <w:rPr>
-          <w:rFonts w:ascii="Arial" w:hAnsi="Arial" w:cs="Arial"/>
-        </w:rPr>
-        <w:t xml:space="preserve"> kendi uygulamalarına entegre etmeyi planlayan teknik kullanıcılar.</w:t>
+        <w:t>Yazılım geliştiriciler: Sistem API'si aracılığıyla ChildGuard'ı kendi uygulamalarına entegre etmeyi planlayan teknik kullanıcılar.</w:t>
       </w:r>
     </w:p>
     <w:p>
@@ -2111,21 +1592,7 @@
         <w:rPr>
           <w:rFonts w:ascii="Arial" w:hAnsi="Arial" w:cs="Arial"/>
         </w:rPr>
-        <w:t xml:space="preserve">4.1 Özellik 1: </w:t>
-      </w:r>
-      <w:proofErr w:type="spellStart"/>
-      <w:r>
-        <w:rPr>
-          <w:rFonts w:ascii="Arial" w:hAnsi="Arial" w:cs="Arial"/>
-        </w:rPr>
-        <w:t>XGBoost</w:t>
-      </w:r>
-      <w:proofErr w:type="spellEnd"/>
-      <w:r>
-        <w:rPr>
-          <w:rFonts w:ascii="Arial" w:hAnsi="Arial" w:cs="Arial"/>
-        </w:rPr>
-        <w:t xml:space="preserve"> ile Klasik Makine Öğrenmesi Katmanının Yükseltilmesi</w:t>
+        <w:t>4.1 Özellik 1: XGBoost ile Klasik Makine Öğrenmesi Katmanının Yükseltilmesi</w:t>
       </w:r>
     </w:p>
     <w:p>
@@ -2153,91 +1620,7 @@
         <w:rPr>
           <w:rFonts w:ascii="Arial" w:hAnsi="Arial" w:cs="Arial"/>
         </w:rPr>
-        <w:t xml:space="preserve">Mevcut </w:t>
-      </w:r>
-      <w:proofErr w:type="spellStart"/>
-      <w:r>
-        <w:rPr>
-          <w:rFonts w:ascii="Arial" w:hAnsi="Arial" w:cs="Arial"/>
-        </w:rPr>
-        <w:t>Logistic</w:t>
-      </w:r>
-      <w:proofErr w:type="spellEnd"/>
-      <w:r>
-        <w:rPr>
-          <w:rFonts w:ascii="Arial" w:hAnsi="Arial" w:cs="Arial"/>
-        </w:rPr>
-        <w:t xml:space="preserve"> </w:t>
-      </w:r>
-      <w:proofErr w:type="spellStart"/>
-      <w:r>
-        <w:rPr>
-          <w:rFonts w:ascii="Arial" w:hAnsi="Arial" w:cs="Arial"/>
-        </w:rPr>
-        <w:t>Regression</w:t>
-      </w:r>
-      <w:proofErr w:type="spellEnd"/>
-      <w:r>
-        <w:rPr>
-          <w:rFonts w:ascii="Arial" w:hAnsi="Arial" w:cs="Arial"/>
-        </w:rPr>
-        <w:t xml:space="preserve"> + TF-IDF </w:t>
-      </w:r>
-      <w:proofErr w:type="spellStart"/>
-      <w:r>
-        <w:rPr>
-          <w:rFonts w:ascii="Arial" w:hAnsi="Arial" w:cs="Arial"/>
-        </w:rPr>
-        <w:t>pipeline'ı</w:t>
-      </w:r>
-      <w:proofErr w:type="spellEnd"/>
-      <w:r>
-        <w:rPr>
-          <w:rFonts w:ascii="Arial" w:hAnsi="Arial" w:cs="Arial"/>
-        </w:rPr>
-        <w:t xml:space="preserve">, </w:t>
-      </w:r>
-      <w:proofErr w:type="spellStart"/>
-      <w:r>
-        <w:rPr>
-          <w:rFonts w:ascii="Arial" w:hAnsi="Arial" w:cs="Arial"/>
-        </w:rPr>
-        <w:t>XGBoost</w:t>
-      </w:r>
-      <w:proofErr w:type="spellEnd"/>
-      <w:r>
-        <w:rPr>
-          <w:rFonts w:ascii="Arial" w:hAnsi="Arial" w:cs="Arial"/>
-        </w:rPr>
-        <w:t xml:space="preserve"> tabanlı bir sınıflandırıcı ile ikame edilecektir. TF-IDF </w:t>
-      </w:r>
-      <w:proofErr w:type="spellStart"/>
-      <w:r>
-        <w:rPr>
-          <w:rFonts w:ascii="Arial" w:hAnsi="Arial" w:cs="Arial"/>
-        </w:rPr>
-        <w:t>vektörleştirici</w:t>
-      </w:r>
-      <w:proofErr w:type="spellEnd"/>
-      <w:r>
-        <w:rPr>
-          <w:rFonts w:ascii="Arial" w:hAnsi="Arial" w:cs="Arial"/>
-        </w:rPr>
-        <w:t xml:space="preserve"> </w:t>
-      </w:r>
-      <w:proofErr w:type="spellStart"/>
-      <w:r>
-        <w:rPr>
-          <w:rFonts w:ascii="Arial" w:hAnsi="Arial" w:cs="Arial"/>
-        </w:rPr>
-        <w:t>pipeline</w:t>
-      </w:r>
-      <w:proofErr w:type="spellEnd"/>
-      <w:r>
-        <w:rPr>
-          <w:rFonts w:ascii="Arial" w:hAnsi="Arial" w:cs="Arial"/>
-        </w:rPr>
-        <w:t xml:space="preserve"> içinde korunabilir; temel değişiklik sınıflandırıcı bileşeninde gerçekleşecektir. Hibrit karar formülündeki %40 ağırlık değiştirilmeyecektir.</w:t>
+        <w:t>Mevcut Logistic Regression + TF-IDF pipeline'ı, XGBoost tabanlı bir sınıflandırıcı ile ikame edilecektir. TF-IDF vektörleştirici pipeline içinde korunabilir; temel değişiklik sınıflandırıcı bileşeninde gerçekleşecektir. Hibrit karar formülündeki %40 ağırlık değiştirilmeyecektir.</w:t>
       </w:r>
     </w:p>
     <w:p>
@@ -2270,57 +1653,7 @@
         <w:rPr>
           <w:rFonts w:ascii="Arial" w:hAnsi="Arial" w:cs="Arial"/>
         </w:rPr>
-        <w:t xml:space="preserve">Kütüphane: </w:t>
-      </w:r>
-      <w:proofErr w:type="spellStart"/>
-      <w:proofErr w:type="gramStart"/>
-      <w:r>
-        <w:rPr>
-          <w:rFonts w:ascii="Arial" w:hAnsi="Arial" w:cs="Arial"/>
-        </w:rPr>
-        <w:t>xgboost</w:t>
-      </w:r>
-      <w:proofErr w:type="spellEnd"/>
-      <w:r>
-        <w:rPr>
-          <w:rFonts w:ascii="Arial" w:hAnsi="Arial" w:cs="Arial"/>
-        </w:rPr>
-        <w:t xml:space="preserve"> &gt;</w:t>
-      </w:r>
-      <w:proofErr w:type="gramEnd"/>
-      <w:r>
-        <w:rPr>
-          <w:rFonts w:ascii="Arial" w:hAnsi="Arial" w:cs="Arial"/>
-        </w:rPr>
-        <w:t xml:space="preserve">= 2.0; </w:t>
-      </w:r>
-      <w:proofErr w:type="spellStart"/>
-      <w:r>
-        <w:rPr>
-          <w:rFonts w:ascii="Arial" w:hAnsi="Arial" w:cs="Arial"/>
-        </w:rPr>
-        <w:t>scikit-learn</w:t>
-      </w:r>
-      <w:proofErr w:type="spellEnd"/>
-      <w:r>
-        <w:rPr>
-          <w:rFonts w:ascii="Arial" w:hAnsi="Arial" w:cs="Arial"/>
-        </w:rPr>
-        <w:t xml:space="preserve"> </w:t>
-      </w:r>
-      <w:proofErr w:type="spellStart"/>
-      <w:r>
-        <w:rPr>
-          <w:rFonts w:ascii="Arial" w:hAnsi="Arial" w:cs="Arial"/>
-        </w:rPr>
-        <w:t>Pipeline</w:t>
-      </w:r>
-      <w:proofErr w:type="spellEnd"/>
-      <w:r>
-        <w:rPr>
-          <w:rFonts w:ascii="Arial" w:hAnsi="Arial" w:cs="Arial"/>
-        </w:rPr>
-        <w:t xml:space="preserve"> API ile uyumlu olması zorunludur.</w:t>
+        <w:t>Kütüphane: xgboost &gt;= 2.0; scikit-learn Pipeline API ile uyumlu olması zorunludur.</w:t>
       </w:r>
     </w:p>
     <w:p>
@@ -2335,104 +1668,12 @@
           <w:rFonts w:ascii="Arial" w:hAnsi="Arial" w:cs="Arial"/>
         </w:rPr>
       </w:pPr>
-      <w:proofErr w:type="spellStart"/>
       <w:r>
         <w:rPr>
           <w:rFonts w:ascii="Arial" w:hAnsi="Arial" w:cs="Arial"/>
         </w:rPr>
         <w:lastRenderedPageBreak/>
-        <w:t>Hiperparametre</w:t>
-      </w:r>
-      <w:proofErr w:type="spellEnd"/>
-      <w:r>
-        <w:rPr>
-          <w:rFonts w:ascii="Arial" w:hAnsi="Arial" w:cs="Arial"/>
-        </w:rPr>
-        <w:t xml:space="preserve"> optimizasyonu: </w:t>
-      </w:r>
-      <w:proofErr w:type="spellStart"/>
-      <w:r>
-        <w:rPr>
-          <w:rFonts w:ascii="Arial" w:hAnsi="Arial" w:cs="Arial"/>
-        </w:rPr>
-        <w:t>n_estimators</w:t>
-      </w:r>
-      <w:proofErr w:type="spellEnd"/>
-      <w:r>
-        <w:rPr>
-          <w:rFonts w:ascii="Arial" w:hAnsi="Arial" w:cs="Arial"/>
-        </w:rPr>
-        <w:t xml:space="preserve">, </w:t>
-      </w:r>
-      <w:proofErr w:type="spellStart"/>
-      <w:r>
-        <w:rPr>
-          <w:rFonts w:ascii="Arial" w:hAnsi="Arial" w:cs="Arial"/>
-        </w:rPr>
-        <w:t>max_depth</w:t>
-      </w:r>
-      <w:proofErr w:type="spellEnd"/>
-      <w:r>
-        <w:rPr>
-          <w:rFonts w:ascii="Arial" w:hAnsi="Arial" w:cs="Arial"/>
-        </w:rPr>
-        <w:t xml:space="preserve">, </w:t>
-      </w:r>
-      <w:proofErr w:type="spellStart"/>
-      <w:r>
-        <w:rPr>
-          <w:rFonts w:ascii="Arial" w:hAnsi="Arial" w:cs="Arial"/>
-        </w:rPr>
-        <w:t>learning_rate</w:t>
-      </w:r>
-      <w:proofErr w:type="spellEnd"/>
-      <w:r>
-        <w:rPr>
-          <w:rFonts w:ascii="Arial" w:hAnsi="Arial" w:cs="Arial"/>
-        </w:rPr>
-        <w:t xml:space="preserve"> ve </w:t>
-      </w:r>
-      <w:proofErr w:type="spellStart"/>
-      <w:r>
-        <w:rPr>
-          <w:rFonts w:ascii="Arial" w:hAnsi="Arial" w:cs="Arial"/>
-        </w:rPr>
-        <w:t>subsample</w:t>
-      </w:r>
-      <w:proofErr w:type="spellEnd"/>
-      <w:r>
-        <w:rPr>
-          <w:rFonts w:ascii="Arial" w:hAnsi="Arial" w:cs="Arial"/>
-        </w:rPr>
-        <w:t xml:space="preserve"> parametreleri </w:t>
-      </w:r>
-      <w:proofErr w:type="spellStart"/>
-      <w:r>
-        <w:rPr>
-          <w:rFonts w:ascii="Arial" w:hAnsi="Arial" w:cs="Arial"/>
-        </w:rPr>
-        <w:t>GridSearchCV</w:t>
-      </w:r>
-      <w:proofErr w:type="spellEnd"/>
-      <w:r>
-        <w:rPr>
-          <w:rFonts w:ascii="Arial" w:hAnsi="Arial" w:cs="Arial"/>
-        </w:rPr>
-        <w:t xml:space="preserve"> veya </w:t>
-      </w:r>
-      <w:proofErr w:type="spellStart"/>
-      <w:r>
-        <w:rPr>
-          <w:rFonts w:ascii="Arial" w:hAnsi="Arial" w:cs="Arial"/>
-        </w:rPr>
-        <w:t>Optuna</w:t>
-      </w:r>
-      <w:proofErr w:type="spellEnd"/>
-      <w:r>
-        <w:rPr>
-          <w:rFonts w:ascii="Arial" w:hAnsi="Arial" w:cs="Arial"/>
-        </w:rPr>
-        <w:t xml:space="preserve"> ile taranacaktır.</w:t>
+        <w:t>Hiperparametre optimizasyonu: n_estimators, max_depth, learning_rate ve subsample parametreleri GridSearchCV veya Optuna ile taranacaktır.</w:t>
       </w:r>
     </w:p>
     <w:p>
@@ -2451,21 +1692,7 @@
         <w:rPr>
           <w:rFonts w:ascii="Arial" w:hAnsi="Arial" w:cs="Arial"/>
         </w:rPr>
-        <w:t xml:space="preserve">Özellik kümesi: TF-IDF (maksimum 5.000 boyut) + metin uzunluğu + kelime sayısı + yaş grubu </w:t>
-      </w:r>
-      <w:proofErr w:type="spellStart"/>
-      <w:r>
-        <w:rPr>
-          <w:rFonts w:ascii="Arial" w:hAnsi="Arial" w:cs="Arial"/>
-        </w:rPr>
-        <w:t>one</w:t>
-      </w:r>
-      <w:proofErr w:type="spellEnd"/>
-      <w:r>
-        <w:rPr>
-          <w:rFonts w:ascii="Arial" w:hAnsi="Arial" w:cs="Arial"/>
-        </w:rPr>
-        <w:t>-hot kodlaması; mevcut özellik mühendisliği adımları korunacaktır.</w:t>
+        <w:t>Özellik kümesi: TF-IDF (maksimum 5.000 boyut) + metin uzunluğu + kelime sayısı + yaş grubu one-hot kodlaması; mevcut özellik mühendisliği adımları korunacaktır.</w:t>
       </w:r>
     </w:p>
     <w:p>
@@ -2484,35 +1711,7 @@
         <w:rPr>
           <w:rFonts w:ascii="Arial" w:hAnsi="Arial" w:cs="Arial"/>
         </w:rPr>
-        <w:t xml:space="preserve">SHAP uyumluluğu: </w:t>
-      </w:r>
-      <w:proofErr w:type="spellStart"/>
-      <w:r>
-        <w:rPr>
-          <w:rFonts w:ascii="Arial" w:hAnsi="Arial" w:cs="Arial"/>
-        </w:rPr>
-        <w:t>XGBoost</w:t>
-      </w:r>
-      <w:proofErr w:type="spellEnd"/>
-      <w:r>
-        <w:rPr>
-          <w:rFonts w:ascii="Arial" w:hAnsi="Arial" w:cs="Arial"/>
-        </w:rPr>
-        <w:t xml:space="preserve">, </w:t>
-      </w:r>
-      <w:proofErr w:type="spellStart"/>
-      <w:r>
-        <w:rPr>
-          <w:rFonts w:ascii="Arial" w:hAnsi="Arial" w:cs="Arial"/>
-        </w:rPr>
-        <w:t>TreeExplainer</w:t>
-      </w:r>
-      <w:proofErr w:type="spellEnd"/>
-      <w:r>
-        <w:rPr>
-          <w:rFonts w:ascii="Arial" w:hAnsi="Arial" w:cs="Arial"/>
-        </w:rPr>
-        <w:t xml:space="preserve"> ile doğal entegrasyon sağlamaktadır. Model tercihinin bu entegrasyonu doğrudan kolaylaştırması, seçimin temel teknik gerekçesini oluşturmaktadır.</w:t>
+        <w:t>SHAP uyumluluğu: XGBoost, TreeExplainer ile doğal entegrasyon sağlamaktadır. Model tercihinin bu entegrasyonu doğrudan kolaylaştırması, seçimin temel teknik gerekçesini oluşturmaktadır.</w:t>
       </w:r>
     </w:p>
     <w:p>
@@ -2531,43 +1730,7 @@
         <w:rPr>
           <w:rFonts w:ascii="Arial" w:hAnsi="Arial" w:cs="Arial"/>
         </w:rPr>
-        <w:t xml:space="preserve">Model serileştirme: Eğitilmiş model </w:t>
-      </w:r>
-      <w:proofErr w:type="spellStart"/>
-      <w:r>
-        <w:rPr>
-          <w:rFonts w:ascii="Arial" w:hAnsi="Arial" w:cs="Arial"/>
-        </w:rPr>
-        <w:t>joblib</w:t>
-      </w:r>
-      <w:proofErr w:type="spellEnd"/>
-      <w:r>
-        <w:rPr>
-          <w:rFonts w:ascii="Arial" w:hAnsi="Arial" w:cs="Arial"/>
-        </w:rPr>
-        <w:t xml:space="preserve"> kütüphanesi </w:t>
-      </w:r>
-      <w:proofErr w:type="gramStart"/>
-      <w:r>
-        <w:rPr>
-          <w:rFonts w:ascii="Arial" w:hAnsi="Arial" w:cs="Arial"/>
-        </w:rPr>
-        <w:t>ile .</w:t>
-      </w:r>
-      <w:proofErr w:type="spellStart"/>
-      <w:r>
-        <w:rPr>
-          <w:rFonts w:ascii="Arial" w:hAnsi="Arial" w:cs="Arial"/>
-        </w:rPr>
-        <w:t>pkl</w:t>
-      </w:r>
-      <w:proofErr w:type="spellEnd"/>
-      <w:proofErr w:type="gramEnd"/>
-      <w:r>
-        <w:rPr>
-          <w:rFonts w:ascii="Arial" w:hAnsi="Arial" w:cs="Arial"/>
-        </w:rPr>
-        <w:t xml:space="preserve"> biçiminde kaydedilecektir (mevcut yapıyla uyumlu).</w:t>
+        <w:t>Model serileştirme: Eğitilmiş model joblib kütüphanesi ile .pkl biçiminde kaydedilecektir (mevcut yapıyla uyumlu).</w:t>
       </w:r>
     </w:p>
     <w:p>
@@ -2586,35 +1749,7 @@
         <w:rPr>
           <w:rFonts w:ascii="Arial" w:hAnsi="Arial" w:cs="Arial"/>
         </w:rPr>
-        <w:t xml:space="preserve">Performans hedefi: v1.0 </w:t>
-      </w:r>
-      <w:proofErr w:type="spellStart"/>
-      <w:r>
-        <w:rPr>
-          <w:rFonts w:ascii="Arial" w:hAnsi="Arial" w:cs="Arial"/>
-        </w:rPr>
-        <w:t>Logistic</w:t>
-      </w:r>
-      <w:proofErr w:type="spellEnd"/>
-      <w:r>
-        <w:rPr>
-          <w:rFonts w:ascii="Arial" w:hAnsi="Arial" w:cs="Arial"/>
-        </w:rPr>
-        <w:t xml:space="preserve"> </w:t>
-      </w:r>
-      <w:proofErr w:type="spellStart"/>
-      <w:r>
-        <w:rPr>
-          <w:rFonts w:ascii="Arial" w:hAnsi="Arial" w:cs="Arial"/>
-        </w:rPr>
-        <w:t>Regression</w:t>
-      </w:r>
-      <w:proofErr w:type="spellEnd"/>
-      <w:r>
-        <w:rPr>
-          <w:rFonts w:ascii="Arial" w:hAnsi="Arial" w:cs="Arial"/>
-        </w:rPr>
-        <w:t xml:space="preserve"> modelinin test kümesi F1 skoruna kıyasla en az 3 puanlık iyileştirme sağlanmalıdır.</w:t>
+        <w:t>Performans hedefi: v1.0 Logistic Regression modelinin test kümesi F1 skoruna kıyasla en az 3 puanlık iyileştirme sağlanmalıdır.</w:t>
       </w:r>
     </w:p>
     <w:p>
@@ -2654,12 +1789,6 @@
         <w:gridCol w:w="3860"/>
       </w:tblGrid>
       <w:tr>
-        <w:tblPrEx>
-          <w:tblCellMar>
-            <w:top w:w="0" w:type="dxa"/>
-            <w:bottom w:w="0" w:type="dxa"/>
-          </w:tblCellMar>
-        </w:tblPrEx>
         <w:tc>
           <w:tcPr>
             <w:tcW w:w="3000" w:type="dxa"/>
@@ -2776,12 +1905,6 @@
         </w:tc>
       </w:tr>
       <w:tr>
-        <w:tblPrEx>
-          <w:tblCellMar>
-            <w:top w:w="0" w:type="dxa"/>
-            <w:bottom w:w="0" w:type="dxa"/>
-          </w:tblCellMar>
-        </w:tblPrEx>
         <w:tc>
           <w:tcPr>
             <w:tcW w:w="3000" w:type="dxa"/>
@@ -2882,72 +2005,12 @@
                 <w:sz w:val="20"/>
                 <w:szCs w:val="20"/>
               </w:rPr>
-              <w:t xml:space="preserve">LR + </w:t>
-            </w:r>
-            <w:proofErr w:type="spellStart"/>
-            <w:r>
-              <w:rPr>
-                <w:rFonts w:ascii="Arial" w:hAnsi="Arial" w:cs="Arial"/>
-                <w:sz w:val="20"/>
-                <w:szCs w:val="20"/>
-              </w:rPr>
-              <w:t>GridSearchCV</w:t>
-            </w:r>
-            <w:proofErr w:type="spellEnd"/>
-            <w:r>
-              <w:rPr>
-                <w:rFonts w:ascii="Arial" w:hAnsi="Arial" w:cs="Arial"/>
-                <w:sz w:val="20"/>
-                <w:szCs w:val="20"/>
-              </w:rPr>
-              <w:t xml:space="preserve"> bloğu </w:t>
-            </w:r>
-            <w:proofErr w:type="spellStart"/>
-            <w:r>
-              <w:rPr>
-                <w:rFonts w:ascii="Arial" w:hAnsi="Arial" w:cs="Arial"/>
-                <w:sz w:val="20"/>
-                <w:szCs w:val="20"/>
-              </w:rPr>
-              <w:t>XGBoost</w:t>
-            </w:r>
-            <w:proofErr w:type="spellEnd"/>
-            <w:r>
-              <w:rPr>
-                <w:rFonts w:ascii="Arial" w:hAnsi="Arial" w:cs="Arial"/>
-                <w:sz w:val="20"/>
-                <w:szCs w:val="20"/>
-              </w:rPr>
-              <w:t xml:space="preserve"> </w:t>
-            </w:r>
-            <w:proofErr w:type="spellStart"/>
-            <w:r>
-              <w:rPr>
-                <w:rFonts w:ascii="Arial" w:hAnsi="Arial" w:cs="Arial"/>
-                <w:sz w:val="20"/>
-                <w:szCs w:val="20"/>
-              </w:rPr>
-              <w:t>pipeline'ı</w:t>
-            </w:r>
-            <w:proofErr w:type="spellEnd"/>
-            <w:r>
-              <w:rPr>
-                <w:rFonts w:ascii="Arial" w:hAnsi="Arial" w:cs="Arial"/>
-                <w:sz w:val="20"/>
-                <w:szCs w:val="20"/>
-              </w:rPr>
-              <w:t xml:space="preserve"> ile değiştirilecektir.</w:t>
+              <w:t>LR + GridSearchCV bloğu XGBoost pipeline'ı ile değiştirilecektir.</w:t>
             </w:r>
           </w:p>
         </w:tc>
       </w:tr>
       <w:tr>
-        <w:tblPrEx>
-          <w:tblCellMar>
-            <w:top w:w="0" w:type="dxa"/>
-            <w:bottom w:w="0" w:type="dxa"/>
-          </w:tblCellMar>
-        </w:tblPrEx>
         <w:tc>
           <w:tcPr>
             <w:tcW w:w="3000" w:type="dxa"/>
@@ -3048,36 +2111,12 @@
                 <w:sz w:val="20"/>
                 <w:szCs w:val="20"/>
               </w:rPr>
-              <w:t xml:space="preserve">Model yükleme ve tahmin bloğu </w:t>
-            </w:r>
-            <w:proofErr w:type="spellStart"/>
-            <w:r>
-              <w:rPr>
-                <w:rFonts w:ascii="Arial" w:hAnsi="Arial" w:cs="Arial"/>
-                <w:sz w:val="20"/>
-                <w:szCs w:val="20"/>
-              </w:rPr>
-              <w:t>XGBoost</w:t>
-            </w:r>
-            <w:proofErr w:type="spellEnd"/>
-            <w:r>
-              <w:rPr>
-                <w:rFonts w:ascii="Arial" w:hAnsi="Arial" w:cs="Arial"/>
-                <w:sz w:val="20"/>
-                <w:szCs w:val="20"/>
-              </w:rPr>
-              <w:t xml:space="preserve"> ile uyumlu hâle getirilecektir.</w:t>
+              <w:t>Model yükleme ve tahmin bloğu XGBoost ile uyumlu hâle getirilecektir.</w:t>
             </w:r>
           </w:p>
         </w:tc>
       </w:tr>
       <w:tr>
-        <w:tblPrEx>
-          <w:tblCellMar>
-            <w:top w:w="0" w:type="dxa"/>
-            <w:bottom w:w="0" w:type="dxa"/>
-          </w:tblCellMar>
-        </w:tblPrEx>
         <w:tc>
           <w:tcPr>
             <w:tcW w:w="3000" w:type="dxa"/>
@@ -3172,43 +2211,13 @@
                 <w:rFonts w:ascii="Arial" w:hAnsi="Arial" w:cs="Arial"/>
               </w:rPr>
             </w:pPr>
-            <w:proofErr w:type="spellStart"/>
-            <w:proofErr w:type="gramStart"/>
-            <w:r>
-              <w:rPr>
-                <w:rFonts w:ascii="Arial" w:hAnsi="Arial" w:cs="Arial"/>
-                <w:sz w:val="20"/>
-                <w:szCs w:val="20"/>
-              </w:rPr>
-              <w:t>xgboost</w:t>
-            </w:r>
-            <w:proofErr w:type="spellEnd"/>
-            <w:proofErr w:type="gramEnd"/>
-            <w:r>
-              <w:rPr>
-                <w:rFonts w:ascii="Arial" w:hAnsi="Arial" w:cs="Arial"/>
-                <w:sz w:val="20"/>
-                <w:szCs w:val="20"/>
-              </w:rPr>
-              <w:t xml:space="preserve">&gt;=2.0 bağımlılığı eklenecek; </w:t>
-            </w:r>
-            <w:proofErr w:type="spellStart"/>
-            <w:r>
-              <w:rPr>
-                <w:rFonts w:ascii="Arial" w:hAnsi="Arial" w:cs="Arial"/>
-                <w:sz w:val="20"/>
-                <w:szCs w:val="20"/>
-              </w:rPr>
-              <w:t>scikit-learn</w:t>
-            </w:r>
-            <w:proofErr w:type="spellEnd"/>
-            <w:r>
-              <w:rPr>
-                <w:rFonts w:ascii="Arial" w:hAnsi="Arial" w:cs="Arial"/>
-                <w:sz w:val="20"/>
-                <w:szCs w:val="20"/>
-              </w:rPr>
-              <w:t>&gt;=1.6 korunacaktır.</w:t>
+            <w:r>
+              <w:rPr>
+                <w:rFonts w:ascii="Arial" w:hAnsi="Arial" w:cs="Arial"/>
+                <w:sz w:val="20"/>
+                <w:szCs w:val="20"/>
+              </w:rPr>
+              <w:t>xgboost&gt;=2.0 bağımlılığı eklenecek; scikit-learn&gt;=1.6 korunacaktır.</w:t>
             </w:r>
           </w:p>
         </w:tc>
@@ -3233,21 +2242,7 @@
         <w:rPr>
           <w:rFonts w:ascii="Arial" w:hAnsi="Arial" w:cs="Arial"/>
         </w:rPr>
-        <w:t xml:space="preserve">4.2 Özellik 2: Açıklanabilir Yapay </w:t>
-      </w:r>
-      <w:proofErr w:type="gramStart"/>
-      <w:r>
-        <w:rPr>
-          <w:rFonts w:ascii="Arial" w:hAnsi="Arial" w:cs="Arial"/>
-        </w:rPr>
-        <w:t>Zeka</w:t>
-      </w:r>
-      <w:proofErr w:type="gramEnd"/>
-      <w:r>
-        <w:rPr>
-          <w:rFonts w:ascii="Arial" w:hAnsi="Arial" w:cs="Arial"/>
-        </w:rPr>
-        <w:t xml:space="preserve"> Katmanı (SHAP + LIME)</w:t>
+        <w:t>4.2 Özellik 2: Açıklanabilir Yapay Zeka Katmanı (SHAP + LIME)</w:t>
       </w:r>
     </w:p>
     <w:p>
@@ -3275,93 +2270,7 @@
         <w:rPr>
           <w:rFonts w:ascii="Arial" w:hAnsi="Arial" w:cs="Arial"/>
         </w:rPr>
-        <w:t xml:space="preserve">Sistemdeki her iki model için açıklama üretimi gerçekleştirilecektir. </w:t>
-      </w:r>
-      <w:proofErr w:type="spellStart"/>
-      <w:r>
-        <w:rPr>
-          <w:rFonts w:ascii="Arial" w:hAnsi="Arial" w:cs="Arial"/>
-        </w:rPr>
-        <w:t>XGBoost</w:t>
-      </w:r>
-      <w:proofErr w:type="spellEnd"/>
-      <w:r>
-        <w:rPr>
-          <w:rFonts w:ascii="Arial" w:hAnsi="Arial" w:cs="Arial"/>
-        </w:rPr>
-        <w:t xml:space="preserve"> modeli için </w:t>
-      </w:r>
-      <w:proofErr w:type="spellStart"/>
-      <w:proofErr w:type="gramStart"/>
-      <w:r>
-        <w:rPr>
-          <w:rFonts w:ascii="Arial" w:hAnsi="Arial" w:cs="Arial"/>
-        </w:rPr>
-        <w:t>shap.TreeExplainer</w:t>
-      </w:r>
-      <w:proofErr w:type="spellEnd"/>
-      <w:proofErr w:type="gramEnd"/>
-      <w:r>
-        <w:rPr>
-          <w:rFonts w:ascii="Arial" w:hAnsi="Arial" w:cs="Arial"/>
-        </w:rPr>
-        <w:t xml:space="preserve">, BERT modeli için ise LIME </w:t>
-      </w:r>
-      <w:proofErr w:type="spellStart"/>
-      <w:r>
-        <w:rPr>
-          <w:rFonts w:ascii="Arial" w:hAnsi="Arial" w:cs="Arial"/>
-        </w:rPr>
-        <w:t>LimeTextExplainer</w:t>
-      </w:r>
-      <w:proofErr w:type="spellEnd"/>
-      <w:r>
-        <w:rPr>
-          <w:rFonts w:ascii="Arial" w:hAnsi="Arial" w:cs="Arial"/>
-        </w:rPr>
-        <w:t xml:space="preserve"> kullanılacaktır. Üretilen açıklamalar, arayüzde vurgulu metin (</w:t>
-      </w:r>
-      <w:proofErr w:type="spellStart"/>
-      <w:r>
-        <w:rPr>
-          <w:rFonts w:ascii="Arial" w:hAnsi="Arial" w:cs="Arial"/>
-        </w:rPr>
-        <w:t>highlighted</w:t>
-      </w:r>
-      <w:proofErr w:type="spellEnd"/>
-      <w:r>
-        <w:rPr>
-          <w:rFonts w:ascii="Arial" w:hAnsi="Arial" w:cs="Arial"/>
-        </w:rPr>
-        <w:t xml:space="preserve"> </w:t>
-      </w:r>
-      <w:proofErr w:type="spellStart"/>
-      <w:r>
-        <w:rPr>
-          <w:rFonts w:ascii="Arial" w:hAnsi="Arial" w:cs="Arial"/>
-        </w:rPr>
-        <w:t>text</w:t>
-      </w:r>
-      <w:proofErr w:type="spellEnd"/>
-      <w:r>
-        <w:rPr>
-          <w:rFonts w:ascii="Arial" w:hAnsi="Arial" w:cs="Arial"/>
-        </w:rPr>
-        <w:t xml:space="preserve">) ve çubuk grafik (bar </w:t>
-      </w:r>
-      <w:proofErr w:type="spellStart"/>
-      <w:r>
-        <w:rPr>
-          <w:rFonts w:ascii="Arial" w:hAnsi="Arial" w:cs="Arial"/>
-        </w:rPr>
-        <w:t>chart</w:t>
-      </w:r>
-      <w:proofErr w:type="spellEnd"/>
-      <w:r>
-        <w:rPr>
-          <w:rFonts w:ascii="Arial" w:hAnsi="Arial" w:cs="Arial"/>
-        </w:rPr>
-        <w:t>) olmak üzere iki farklı görselleştirme biçimiyle sunulacaktır.</w:t>
+        <w:t>Sistemdeki her iki model için açıklama üretimi gerçekleştirilecektir. XGBoost modeli için shap.TreeExplainer, BERT modeli için ise LIME LimeTextExplainer kullanılacaktır. Üretilen açıklamalar, arayüzde vurgulu metin (highlighted text) ve çubuk grafik (bar chart) olmak üzere iki farklı görselleştirme biçimiyle sunulacaktır.</w:t>
       </w:r>
     </w:p>
     <w:p>
@@ -3375,21 +2284,7 @@
         <w:rPr>
           <w:rFonts w:ascii="Arial" w:hAnsi="Arial" w:cs="Arial"/>
         </w:rPr>
-        <w:t>4.2.2 SHAP Gereksinimleri (</w:t>
-      </w:r>
-      <w:proofErr w:type="spellStart"/>
-      <w:r>
-        <w:rPr>
-          <w:rFonts w:ascii="Arial" w:hAnsi="Arial" w:cs="Arial"/>
-        </w:rPr>
-        <w:t>XGBoost</w:t>
-      </w:r>
-      <w:proofErr w:type="spellEnd"/>
-      <w:r>
-        <w:rPr>
-          <w:rFonts w:ascii="Arial" w:hAnsi="Arial" w:cs="Arial"/>
-        </w:rPr>
-        <w:t>)</w:t>
+        <w:t>4.2.2 SHAP Gereksinimleri (XGBoost)</w:t>
       </w:r>
     </w:p>
     <w:p>
@@ -3408,29 +2303,7 @@
         <w:rPr>
           <w:rFonts w:ascii="Arial" w:hAnsi="Arial" w:cs="Arial"/>
         </w:rPr>
-        <w:t xml:space="preserve">Kütüphane: </w:t>
-      </w:r>
-      <w:proofErr w:type="spellStart"/>
-      <w:proofErr w:type="gramStart"/>
-      <w:r>
-        <w:rPr>
-          <w:rFonts w:ascii="Arial" w:hAnsi="Arial" w:cs="Arial"/>
-        </w:rPr>
-        <w:t>shap</w:t>
-      </w:r>
-      <w:proofErr w:type="spellEnd"/>
-      <w:r>
-        <w:rPr>
-          <w:rFonts w:ascii="Arial" w:hAnsi="Arial" w:cs="Arial"/>
-        </w:rPr>
-        <w:t xml:space="preserve"> &gt;</w:t>
-      </w:r>
-      <w:proofErr w:type="gramEnd"/>
-      <w:r>
-        <w:rPr>
-          <w:rFonts w:ascii="Arial" w:hAnsi="Arial" w:cs="Arial"/>
-        </w:rPr>
-        <w:t>= 0.45</w:t>
+        <w:t>Kütüphane: shap &gt;= 0.45</w:t>
       </w:r>
     </w:p>
     <w:p>
@@ -3449,37 +2322,7 @@
         <w:rPr>
           <w:rFonts w:ascii="Arial" w:hAnsi="Arial" w:cs="Arial"/>
         </w:rPr>
-        <w:t xml:space="preserve">Yöntem: </w:t>
-      </w:r>
-      <w:proofErr w:type="spellStart"/>
-      <w:proofErr w:type="gramStart"/>
-      <w:r>
-        <w:rPr>
-          <w:rFonts w:ascii="Arial" w:hAnsi="Arial" w:cs="Arial"/>
-        </w:rPr>
-        <w:t>shap.TreeExplainer</w:t>
-      </w:r>
-      <w:proofErr w:type="spellEnd"/>
-      <w:proofErr w:type="gramEnd"/>
-      <w:r>
-        <w:rPr>
-          <w:rFonts w:ascii="Arial" w:hAnsi="Arial" w:cs="Arial"/>
-        </w:rPr>
-        <w:t xml:space="preserve"> — </w:t>
-      </w:r>
-      <w:proofErr w:type="spellStart"/>
-      <w:r>
-        <w:rPr>
-          <w:rFonts w:ascii="Arial" w:hAnsi="Arial" w:cs="Arial"/>
-        </w:rPr>
-        <w:t>XGBoost</w:t>
-      </w:r>
-      <w:proofErr w:type="spellEnd"/>
-      <w:r>
-        <w:rPr>
-          <w:rFonts w:ascii="Arial" w:hAnsi="Arial" w:cs="Arial"/>
-        </w:rPr>
-        <w:t xml:space="preserve"> ile yerel uyumlu olup hesaplama süresi avantajı sağlamaktadır.</w:t>
+        <w:t>Yöntem: shap.TreeExplainer — XGBoost ile yerel uyumlu olup hesaplama süresi avantajı sağlamaktadır.</w:t>
       </w:r>
     </w:p>
     <w:p>
@@ -3498,21 +2341,7 @@
         <w:rPr>
           <w:rFonts w:ascii="Arial" w:hAnsi="Arial" w:cs="Arial"/>
         </w:rPr>
-        <w:t xml:space="preserve">Çıktı: Her sınıflandırma için pozitif ve negatif katkı sağlayan </w:t>
-      </w:r>
-      <w:proofErr w:type="spellStart"/>
-      <w:r>
-        <w:rPr>
-          <w:rFonts w:ascii="Arial" w:hAnsi="Arial" w:cs="Arial"/>
-        </w:rPr>
-        <w:t>token'lara</w:t>
-      </w:r>
-      <w:proofErr w:type="spellEnd"/>
-      <w:r>
-        <w:rPr>
-          <w:rFonts w:ascii="Arial" w:hAnsi="Arial" w:cs="Arial"/>
-        </w:rPr>
-        <w:t xml:space="preserve"> ait SHAP değerleri.</w:t>
+        <w:t>Çıktı: Her sınıflandırma için pozitif ve negatif katkı sağlayan token'lara ait SHAP değerleri.</w:t>
       </w:r>
     </w:p>
     <w:p>
@@ -3531,21 +2360,7 @@
         <w:rPr>
           <w:rFonts w:ascii="Arial" w:hAnsi="Arial" w:cs="Arial"/>
         </w:rPr>
-        <w:t>Görselleştirme 1 — Çubuk Grafik: En etkili ilk 10 özelliğin (</w:t>
-      </w:r>
-      <w:proofErr w:type="spellStart"/>
-      <w:r>
-        <w:rPr>
-          <w:rFonts w:ascii="Arial" w:hAnsi="Arial" w:cs="Arial"/>
-        </w:rPr>
-        <w:t>token</w:t>
-      </w:r>
-      <w:proofErr w:type="spellEnd"/>
-      <w:r>
-        <w:rPr>
-          <w:rFonts w:ascii="Arial" w:hAnsi="Arial" w:cs="Arial"/>
-        </w:rPr>
-        <w:t>) pozitif/negatif katkılarına göre renk kodlamasıyla sunulduğu yatay çubuk grafik.</w:t>
+        <w:t>Görselleştirme 1 — Çubuk Grafik: En etkili ilk 10 özelliğin (token) pozitif/negatif katkılarına göre renk kodlamasıyla sunulduğu yatay çubuk grafik.</w:t>
       </w:r>
     </w:p>
     <w:p>
@@ -3583,21 +2398,7 @@
         <w:rPr>
           <w:rFonts w:ascii="Arial" w:hAnsi="Arial" w:cs="Arial"/>
         </w:rPr>
-        <w:t xml:space="preserve">Performans kısıtı: Tek bir sınıflandırma için SHAP hesaplama süresi 500 </w:t>
-      </w:r>
-      <w:proofErr w:type="spellStart"/>
-      <w:r>
-        <w:rPr>
-          <w:rFonts w:ascii="Arial" w:hAnsi="Arial" w:cs="Arial"/>
-        </w:rPr>
-        <w:t>ms'yi</w:t>
-      </w:r>
-      <w:proofErr w:type="spellEnd"/>
-      <w:r>
-        <w:rPr>
-          <w:rFonts w:ascii="Arial" w:hAnsi="Arial" w:cs="Arial"/>
-        </w:rPr>
-        <w:t xml:space="preserve"> geçmemelidir.</w:t>
+        <w:t>Performans kısıtı: Tek bir sınıflandırma için SHAP hesaplama süresi 500 ms'yi geçmemelidir.</w:t>
       </w:r>
     </w:p>
     <w:p>
@@ -3630,51 +2431,7 @@
         <w:rPr>
           <w:rFonts w:ascii="Arial" w:hAnsi="Arial" w:cs="Arial"/>
         </w:rPr>
-        <w:t xml:space="preserve">Kütüphane: </w:t>
-      </w:r>
-      <w:proofErr w:type="gramStart"/>
-      <w:r>
-        <w:rPr>
-          <w:rFonts w:ascii="Arial" w:hAnsi="Arial" w:cs="Arial"/>
-        </w:rPr>
-        <w:t>lime &gt;</w:t>
-      </w:r>
-      <w:proofErr w:type="gramEnd"/>
-      <w:r>
-        <w:rPr>
-          <w:rFonts w:ascii="Arial" w:hAnsi="Arial" w:cs="Arial"/>
-        </w:rPr>
-        <w:t>= 0.2 (</w:t>
-      </w:r>
-      <w:proofErr w:type="spellStart"/>
-      <w:proofErr w:type="gramStart"/>
-      <w:r>
-        <w:rPr>
-          <w:rFonts w:ascii="Arial" w:hAnsi="Arial" w:cs="Arial"/>
-        </w:rPr>
-        <w:t>lime.lime</w:t>
-      </w:r>
-      <w:proofErr w:type="gramEnd"/>
-      <w:r>
-        <w:rPr>
-          <w:rFonts w:ascii="Arial" w:hAnsi="Arial" w:cs="Arial"/>
-        </w:rPr>
-        <w:t>_</w:t>
-      </w:r>
-      <w:proofErr w:type="gramStart"/>
-      <w:r>
-        <w:rPr>
-          <w:rFonts w:ascii="Arial" w:hAnsi="Arial" w:cs="Arial"/>
-        </w:rPr>
-        <w:t>text.LimeTextExplainer</w:t>
-      </w:r>
-      <w:proofErr w:type="spellEnd"/>
-      <w:proofErr w:type="gramEnd"/>
-      <w:r>
-        <w:rPr>
-          <w:rFonts w:ascii="Arial" w:hAnsi="Arial" w:cs="Arial"/>
-        </w:rPr>
-        <w:t>)</w:t>
+        <w:t>Kütüphane: lime &gt;= 0.2 (lime.lime_text.LimeTextExplainer)</w:t>
       </w:r>
     </w:p>
     <w:p>
@@ -3693,21 +2450,7 @@
         <w:rPr>
           <w:rFonts w:ascii="Arial" w:hAnsi="Arial" w:cs="Arial"/>
         </w:rPr>
-        <w:t xml:space="preserve">Yöntem: </w:t>
-      </w:r>
-      <w:proofErr w:type="spellStart"/>
-      <w:r>
-        <w:rPr>
-          <w:rFonts w:ascii="Arial" w:hAnsi="Arial" w:cs="Arial"/>
-        </w:rPr>
-        <w:t>LimeTextExplainer</w:t>
-      </w:r>
-      <w:proofErr w:type="spellEnd"/>
-      <w:r>
-        <w:rPr>
-          <w:rFonts w:ascii="Arial" w:hAnsi="Arial" w:cs="Arial"/>
-        </w:rPr>
-        <w:t>, BERT tahmin fonksiyonu sarmalanarak uygulanacaktır.</w:t>
+        <w:t>Yöntem: LimeTextExplainer, BERT tahmin fonksiyonu sarmalanarak uygulanacaktır.</w:t>
       </w:r>
     </w:p>
     <w:p>
@@ -3722,28 +2465,12 @@
           <w:rFonts w:ascii="Arial" w:hAnsi="Arial" w:cs="Arial"/>
         </w:rPr>
       </w:pPr>
-      <w:proofErr w:type="spellStart"/>
-      <w:proofErr w:type="gramStart"/>
       <w:r>
         <w:rPr>
           <w:rFonts w:ascii="Arial" w:hAnsi="Arial" w:cs="Arial"/>
         </w:rPr>
         <w:lastRenderedPageBreak/>
-        <w:t>num</w:t>
-      </w:r>
-      <w:proofErr w:type="gramEnd"/>
-      <w:r>
-        <w:rPr>
-          <w:rFonts w:ascii="Arial" w:hAnsi="Arial" w:cs="Arial"/>
-        </w:rPr>
-        <w:t>_samples</w:t>
-      </w:r>
-      <w:proofErr w:type="spellEnd"/>
-      <w:r>
-        <w:rPr>
-          <w:rFonts w:ascii="Arial" w:hAnsi="Arial" w:cs="Arial"/>
-        </w:rPr>
-        <w:t>: Varsayılan değer 500 olarak belirlenmiş olup kullanıcı tarafından 100-2000 aralığında yapılandırılabilir olacaktır.</w:t>
+        <w:t>num_samples: Varsayılan değer 500 olarak belirlenmiş olup kullanıcı tarafından 100-2000 aralığında yapılandırılabilir olacaktır.</w:t>
       </w:r>
     </w:p>
     <w:p>
@@ -3762,21 +2489,7 @@
         <w:rPr>
           <w:rFonts w:ascii="Arial" w:hAnsi="Arial" w:cs="Arial"/>
         </w:rPr>
-        <w:t xml:space="preserve">Çıktı: Her </w:t>
-      </w:r>
-      <w:proofErr w:type="spellStart"/>
-      <w:r>
-        <w:rPr>
-          <w:rFonts w:ascii="Arial" w:hAnsi="Arial" w:cs="Arial"/>
-        </w:rPr>
-        <w:t>token'ın</w:t>
-      </w:r>
-      <w:proofErr w:type="spellEnd"/>
-      <w:r>
-        <w:rPr>
-          <w:rFonts w:ascii="Arial" w:hAnsi="Arial" w:cs="Arial"/>
-        </w:rPr>
-        <w:t xml:space="preserve"> sınıflandırma kararına katkısını gösteren ağırlık vektörü.</w:t>
+        <w:t>Çıktı: Her token'ın sınıflandırma kararına katkısını gösteren ağırlık vektörü.</w:t>
       </w:r>
     </w:p>
     <w:p>
@@ -3795,21 +2508,7 @@
         <w:rPr>
           <w:rFonts w:ascii="Arial" w:hAnsi="Arial" w:cs="Arial"/>
         </w:rPr>
-        <w:t xml:space="preserve">Görselleştirme 1 — Çubuk Grafik: LIME </w:t>
-      </w:r>
-      <w:proofErr w:type="spellStart"/>
-      <w:r>
-        <w:rPr>
-          <w:rFonts w:ascii="Arial" w:hAnsi="Arial" w:cs="Arial"/>
-        </w:rPr>
-        <w:t>token</w:t>
-      </w:r>
-      <w:proofErr w:type="spellEnd"/>
-      <w:r>
-        <w:rPr>
-          <w:rFonts w:ascii="Arial" w:hAnsi="Arial" w:cs="Arial"/>
-        </w:rPr>
-        <w:t xml:space="preserve"> ağırlıkları; pozitif değerler riskli yönde, negatif değerler güvenli yönde katkıyı ifade etmektedir.</w:t>
+        <w:t>Görselleştirme 1 — Çubuk Grafik: LIME token ağırlıkları; pozitif değerler riskli yönde, negatif değerler güvenli yönde katkıyı ifade etmektedir.</w:t>
       </w:r>
     </w:p>
     <w:p>
@@ -3880,21 +2579,7 @@
         <w:rPr>
           <w:rFonts w:ascii="Arial" w:hAnsi="Arial" w:cs="Arial"/>
         </w:rPr>
-        <w:t>Analiz sonuç ekranında "Açıklamayı Görüntüle" geçiş düğmesi (</w:t>
-      </w:r>
-      <w:proofErr w:type="spellStart"/>
-      <w:r>
-        <w:rPr>
-          <w:rFonts w:ascii="Arial" w:hAnsi="Arial" w:cs="Arial"/>
-        </w:rPr>
-        <w:t>toggle</w:t>
-      </w:r>
-      <w:proofErr w:type="spellEnd"/>
-      <w:r>
-        <w:rPr>
-          <w:rFonts w:ascii="Arial" w:hAnsi="Arial" w:cs="Arial"/>
-        </w:rPr>
-        <w:t>) yer alacaktır.</w:t>
+        <w:t>Analiz sonuç ekranında "Açıklamayı Görüntüle" geçiş düğmesi (toggle) yer alacaktır.</w:t>
       </w:r>
     </w:p>
     <w:p>
@@ -3913,21 +2598,7 @@
         <w:rPr>
           <w:rFonts w:ascii="Arial" w:hAnsi="Arial" w:cs="Arial"/>
         </w:rPr>
-        <w:t>SHAP (</w:t>
-      </w:r>
-      <w:proofErr w:type="spellStart"/>
-      <w:r>
-        <w:rPr>
-          <w:rFonts w:ascii="Arial" w:hAnsi="Arial" w:cs="Arial"/>
-        </w:rPr>
-        <w:t>XGBoost</w:t>
-      </w:r>
-      <w:proofErr w:type="spellEnd"/>
-      <w:r>
-        <w:rPr>
-          <w:rFonts w:ascii="Arial" w:hAnsi="Arial" w:cs="Arial"/>
-        </w:rPr>
-        <w:t>) ve LIME (BERT) açıklamaları, arayüzde yan yana iki bağımsız panel olarak düzenlenecektir.</w:t>
+        <w:t>SHAP (XGBoost) ve LIME (BERT) açıklamaları, arayüzde yan yana iki bağımsız panel olarak düzenlenecektir.</w:t>
       </w:r>
     </w:p>
     <w:p>
@@ -3987,21 +2658,7 @@
         <w:rPr>
           <w:rFonts w:ascii="Arial" w:hAnsi="Arial" w:cs="Arial"/>
         </w:rPr>
-        <w:t xml:space="preserve">4.3 Özellik 3: </w:t>
-      </w:r>
-      <w:proofErr w:type="spellStart"/>
-      <w:r>
-        <w:rPr>
-          <w:rFonts w:ascii="Arial" w:hAnsi="Arial" w:cs="Arial"/>
-        </w:rPr>
-        <w:t>React</w:t>
-      </w:r>
-      <w:proofErr w:type="spellEnd"/>
-      <w:r>
-        <w:rPr>
-          <w:rFonts w:ascii="Arial" w:hAnsi="Arial" w:cs="Arial"/>
-        </w:rPr>
-        <w:t>/Next.js Tabanlı Web Arayüzü</w:t>
+        <w:t>4.3 Özellik 3: React/Next.js Tabanlı Web Arayüzü</w:t>
       </w:r>
     </w:p>
     <w:p>
@@ -4029,49 +2686,7 @@
         <w:rPr>
           <w:rFonts w:ascii="Arial" w:hAnsi="Arial" w:cs="Arial"/>
         </w:rPr>
-        <w:t xml:space="preserve">Mevcut </w:t>
-      </w:r>
-      <w:proofErr w:type="spellStart"/>
-      <w:r>
-        <w:rPr>
-          <w:rFonts w:ascii="Arial" w:hAnsi="Arial" w:cs="Arial"/>
-        </w:rPr>
-        <w:t>Gradio</w:t>
-      </w:r>
-      <w:proofErr w:type="spellEnd"/>
-      <w:r>
-        <w:rPr>
-          <w:rFonts w:ascii="Arial" w:hAnsi="Arial" w:cs="Arial"/>
-        </w:rPr>
-        <w:t xml:space="preserve"> arayüzü kullanımdan kaldırılarak </w:t>
-      </w:r>
-      <w:proofErr w:type="spellStart"/>
-      <w:r>
-        <w:rPr>
-          <w:rFonts w:ascii="Arial" w:hAnsi="Arial" w:cs="Arial"/>
-        </w:rPr>
-        <w:t>React</w:t>
-      </w:r>
-      <w:proofErr w:type="spellEnd"/>
-      <w:r>
-        <w:rPr>
-          <w:rFonts w:ascii="Arial" w:hAnsi="Arial" w:cs="Arial"/>
-        </w:rPr>
-        <w:t xml:space="preserve">/Next.js çerçevesiyle geliştirilmiş tek sayfa uygulaması (SPA) ile yenilenmesi planlanmaktadır. Python tabanlı arka uç mantığı, </w:t>
-      </w:r>
-      <w:proofErr w:type="spellStart"/>
-      <w:r>
-        <w:rPr>
-          <w:rFonts w:ascii="Arial" w:hAnsi="Arial" w:cs="Arial"/>
-        </w:rPr>
-        <w:t>FastAPI</w:t>
-      </w:r>
-      <w:proofErr w:type="spellEnd"/>
-      <w:r>
-        <w:rPr>
-          <w:rFonts w:ascii="Arial" w:hAnsi="Arial" w:cs="Arial"/>
-        </w:rPr>
-        <w:t xml:space="preserve"> servisi olarak yeniden yapılandırılacaktır.</w:t>
+        <w:t>Mevcut Gradio arayüzü kullanımdan kaldırılarak React/Next.js çerçevesiyle geliştirilmiş tek sayfa uygulaması (SPA) ile yenilenmesi planlanmaktadır. Python tabanlı arka uç mantığı, FastAPI servisi olarak yeniden yapılandırılacaktır.</w:t>
       </w:r>
     </w:p>
     <w:p>
@@ -4085,21 +2700,7 @@
         <w:rPr>
           <w:rFonts w:ascii="Arial" w:hAnsi="Arial" w:cs="Arial"/>
         </w:rPr>
-        <w:t>4.3.2 Arka Uç (</w:t>
-      </w:r>
-      <w:proofErr w:type="spellStart"/>
-      <w:r>
-        <w:rPr>
-          <w:rFonts w:ascii="Arial" w:hAnsi="Arial" w:cs="Arial"/>
-        </w:rPr>
-        <w:t>FastAPI</w:t>
-      </w:r>
-      <w:proofErr w:type="spellEnd"/>
-      <w:r>
-        <w:rPr>
-          <w:rFonts w:ascii="Arial" w:hAnsi="Arial" w:cs="Arial"/>
-        </w:rPr>
-        <w:t>)</w:t>
+        <w:t>4.3.2 Arka Uç (FastAPI)</w:t>
       </w:r>
     </w:p>
     <w:p>
@@ -4118,49 +2719,7 @@
         <w:rPr>
           <w:rFonts w:ascii="Arial" w:hAnsi="Arial" w:cs="Arial"/>
         </w:rPr>
-        <w:t xml:space="preserve">app.py içindeki </w:t>
-      </w:r>
-      <w:proofErr w:type="spellStart"/>
-      <w:r>
-        <w:rPr>
-          <w:rFonts w:ascii="Arial" w:hAnsi="Arial" w:cs="Arial"/>
-        </w:rPr>
-        <w:t>Gradio</w:t>
-      </w:r>
-      <w:proofErr w:type="spellEnd"/>
-      <w:r>
-        <w:rPr>
-          <w:rFonts w:ascii="Arial" w:hAnsi="Arial" w:cs="Arial"/>
-        </w:rPr>
-        <w:t xml:space="preserve"> bileşenleri </w:t>
-      </w:r>
-      <w:proofErr w:type="spellStart"/>
-      <w:r>
-        <w:rPr>
-          <w:rFonts w:ascii="Arial" w:hAnsi="Arial" w:cs="Arial"/>
-        </w:rPr>
-        <w:t>FastAPI</w:t>
-      </w:r>
-      <w:proofErr w:type="spellEnd"/>
-      <w:r>
-        <w:rPr>
-          <w:rFonts w:ascii="Arial" w:hAnsi="Arial" w:cs="Arial"/>
-        </w:rPr>
-        <w:t xml:space="preserve"> </w:t>
-      </w:r>
-      <w:proofErr w:type="spellStart"/>
-      <w:r>
-        <w:rPr>
-          <w:rFonts w:ascii="Arial" w:hAnsi="Arial" w:cs="Arial"/>
-        </w:rPr>
-        <w:t>endpoint</w:t>
-      </w:r>
-      <w:proofErr w:type="spellEnd"/>
-      <w:r>
-        <w:rPr>
-          <w:rFonts w:ascii="Arial" w:hAnsi="Arial" w:cs="Arial"/>
-        </w:rPr>
-        <w:t xml:space="preserve"> yapısına dönüştürülecektir.</w:t>
+        <w:t>app.py içindeki Gradio bileşenleri FastAPI endpoint yapısına dönüştürülecektir.</w:t>
       </w:r>
     </w:p>
     <w:p>
@@ -4179,91 +2738,7 @@
         <w:rPr>
           <w:rFonts w:ascii="Arial" w:hAnsi="Arial" w:cs="Arial"/>
         </w:rPr>
-        <w:t>POST /</w:t>
-      </w:r>
-      <w:proofErr w:type="spellStart"/>
-      <w:r>
-        <w:rPr>
-          <w:rFonts w:ascii="Arial" w:hAnsi="Arial" w:cs="Arial"/>
-        </w:rPr>
-        <w:t>api</w:t>
-      </w:r>
-      <w:proofErr w:type="spellEnd"/>
-      <w:r>
-        <w:rPr>
-          <w:rFonts w:ascii="Arial" w:hAnsi="Arial" w:cs="Arial"/>
-        </w:rPr>
-        <w:t>/</w:t>
-      </w:r>
-      <w:proofErr w:type="spellStart"/>
-      <w:r>
-        <w:rPr>
-          <w:rFonts w:ascii="Arial" w:hAnsi="Arial" w:cs="Arial"/>
-        </w:rPr>
-        <w:t>analyze</w:t>
-      </w:r>
-      <w:proofErr w:type="spellEnd"/>
-      <w:r>
-        <w:rPr>
-          <w:rFonts w:ascii="Arial" w:hAnsi="Arial" w:cs="Arial"/>
-        </w:rPr>
-        <w:t xml:space="preserve">: Analiz edilecek metin ve yaş grubu parametrelerini alır; </w:t>
-      </w:r>
-      <w:proofErr w:type="spellStart"/>
-      <w:r>
-        <w:rPr>
-          <w:rFonts w:ascii="Arial" w:hAnsi="Arial" w:cs="Arial"/>
-        </w:rPr>
-        <w:t>label</w:t>
-      </w:r>
-      <w:proofErr w:type="spellEnd"/>
-      <w:r>
-        <w:rPr>
-          <w:rFonts w:ascii="Arial" w:hAnsi="Arial" w:cs="Arial"/>
-        </w:rPr>
-        <w:t xml:space="preserve">, </w:t>
-      </w:r>
-      <w:proofErr w:type="spellStart"/>
-      <w:r>
-        <w:rPr>
-          <w:rFonts w:ascii="Arial" w:hAnsi="Arial" w:cs="Arial"/>
-        </w:rPr>
-        <w:t>final_score</w:t>
-      </w:r>
-      <w:proofErr w:type="spellEnd"/>
-      <w:r>
-        <w:rPr>
-          <w:rFonts w:ascii="Arial" w:hAnsi="Arial" w:cs="Arial"/>
-        </w:rPr>
-        <w:t xml:space="preserve">, </w:t>
-      </w:r>
-      <w:proofErr w:type="spellStart"/>
-      <w:r>
-        <w:rPr>
-          <w:rFonts w:ascii="Arial" w:hAnsi="Arial" w:cs="Arial"/>
-        </w:rPr>
-        <w:t>bert_score</w:t>
-      </w:r>
-      <w:proofErr w:type="spellEnd"/>
-      <w:r>
-        <w:rPr>
-          <w:rFonts w:ascii="Arial" w:hAnsi="Arial" w:cs="Arial"/>
-        </w:rPr>
-        <w:t xml:space="preserve"> ve </w:t>
-      </w:r>
-      <w:proofErr w:type="spellStart"/>
-      <w:r>
-        <w:rPr>
-          <w:rFonts w:ascii="Arial" w:hAnsi="Arial" w:cs="Arial"/>
-        </w:rPr>
-        <w:t>xgb_score</w:t>
-      </w:r>
-      <w:proofErr w:type="spellEnd"/>
-      <w:r>
-        <w:rPr>
-          <w:rFonts w:ascii="Arial" w:hAnsi="Arial" w:cs="Arial"/>
-        </w:rPr>
-        <w:t xml:space="preserve"> değerlerini döndürür.</w:t>
+        <w:t>POST /api/analyze: Analiz edilecek metin ve yaş grubu parametrelerini alır; label, final_score, bert_score ve xgb_score değerlerini döndürür.</w:t>
       </w:r>
     </w:p>
     <w:p>
@@ -4282,63 +2757,7 @@
         <w:rPr>
           <w:rFonts w:ascii="Arial" w:hAnsi="Arial" w:cs="Arial"/>
         </w:rPr>
-        <w:t>POST /</w:t>
-      </w:r>
-      <w:proofErr w:type="spellStart"/>
-      <w:r>
-        <w:rPr>
-          <w:rFonts w:ascii="Arial" w:hAnsi="Arial" w:cs="Arial"/>
-        </w:rPr>
-        <w:t>api</w:t>
-      </w:r>
-      <w:proofErr w:type="spellEnd"/>
-      <w:r>
-        <w:rPr>
-          <w:rFonts w:ascii="Arial" w:hAnsi="Arial" w:cs="Arial"/>
-        </w:rPr>
-        <w:t>/</w:t>
-      </w:r>
-      <w:proofErr w:type="spellStart"/>
-      <w:r>
-        <w:rPr>
-          <w:rFonts w:ascii="Arial" w:hAnsi="Arial" w:cs="Arial"/>
-        </w:rPr>
-        <w:t>explain</w:t>
-      </w:r>
-      <w:proofErr w:type="spellEnd"/>
-      <w:r>
-        <w:rPr>
-          <w:rFonts w:ascii="Arial" w:hAnsi="Arial" w:cs="Arial"/>
-        </w:rPr>
-        <w:t>/</w:t>
-      </w:r>
-      <w:proofErr w:type="spellStart"/>
-      <w:r>
-        <w:rPr>
-          <w:rFonts w:ascii="Arial" w:hAnsi="Arial" w:cs="Arial"/>
-        </w:rPr>
-        <w:t>shap</w:t>
-      </w:r>
-      <w:proofErr w:type="spellEnd"/>
-      <w:r>
-        <w:rPr>
-          <w:rFonts w:ascii="Arial" w:hAnsi="Arial" w:cs="Arial"/>
-        </w:rPr>
-        <w:t xml:space="preserve">: Sınıflandırma sonrasında </w:t>
-      </w:r>
-      <w:proofErr w:type="spellStart"/>
-      <w:r>
-        <w:rPr>
-          <w:rFonts w:ascii="Arial" w:hAnsi="Arial" w:cs="Arial"/>
-        </w:rPr>
-        <w:t>XGBoost</w:t>
-      </w:r>
-      <w:proofErr w:type="spellEnd"/>
-      <w:r>
-        <w:rPr>
-          <w:rFonts w:ascii="Arial" w:hAnsi="Arial" w:cs="Arial"/>
-        </w:rPr>
-        <w:t xml:space="preserve"> için SHAP açıklaması döndürür (asenkron).</w:t>
+        <w:t>POST /api/explain/shap: Sınıflandırma sonrasında XGBoost için SHAP açıklaması döndürür (asenkron).</w:t>
       </w:r>
     </w:p>
     <w:p>
@@ -4357,35 +2776,7 @@
         <w:rPr>
           <w:rFonts w:ascii="Arial" w:hAnsi="Arial" w:cs="Arial"/>
         </w:rPr>
-        <w:t>POST /</w:t>
-      </w:r>
-      <w:proofErr w:type="spellStart"/>
-      <w:r>
-        <w:rPr>
-          <w:rFonts w:ascii="Arial" w:hAnsi="Arial" w:cs="Arial"/>
-        </w:rPr>
-        <w:t>api</w:t>
-      </w:r>
-      <w:proofErr w:type="spellEnd"/>
-      <w:r>
-        <w:rPr>
-          <w:rFonts w:ascii="Arial" w:hAnsi="Arial" w:cs="Arial"/>
-        </w:rPr>
-        <w:t>/</w:t>
-      </w:r>
-      <w:proofErr w:type="spellStart"/>
-      <w:r>
-        <w:rPr>
-          <w:rFonts w:ascii="Arial" w:hAnsi="Arial" w:cs="Arial"/>
-        </w:rPr>
-        <w:t>explain</w:t>
-      </w:r>
-      <w:proofErr w:type="spellEnd"/>
-      <w:r>
-        <w:rPr>
-          <w:rFonts w:ascii="Arial" w:hAnsi="Arial" w:cs="Arial"/>
-        </w:rPr>
-        <w:t>/lime: Sınıflandırma sonrasında BERT için LIME açıklaması döndürür (asenkron).</w:t>
+        <w:t>POST /api/explain/lime: Sınıflandırma sonrasında BERT için LIME açıklaması döndürür (asenkron).</w:t>
       </w:r>
     </w:p>
     <w:p>
@@ -4404,35 +2795,7 @@
         <w:rPr>
           <w:rFonts w:ascii="Arial" w:hAnsi="Arial" w:cs="Arial"/>
         </w:rPr>
-        <w:t>GET /</w:t>
-      </w:r>
-      <w:proofErr w:type="spellStart"/>
-      <w:r>
-        <w:rPr>
-          <w:rFonts w:ascii="Arial" w:hAnsi="Arial" w:cs="Arial"/>
-        </w:rPr>
-        <w:t>api</w:t>
-      </w:r>
-      <w:proofErr w:type="spellEnd"/>
-      <w:r>
-        <w:rPr>
-          <w:rFonts w:ascii="Arial" w:hAnsi="Arial" w:cs="Arial"/>
-        </w:rPr>
-        <w:t>/</w:t>
-      </w:r>
-      <w:proofErr w:type="spellStart"/>
-      <w:r>
-        <w:rPr>
-          <w:rFonts w:ascii="Arial" w:hAnsi="Arial" w:cs="Arial"/>
-        </w:rPr>
-        <w:t>health</w:t>
-      </w:r>
-      <w:proofErr w:type="spellEnd"/>
-      <w:r>
-        <w:rPr>
-          <w:rFonts w:ascii="Arial" w:hAnsi="Arial" w:cs="Arial"/>
-        </w:rPr>
-        <w:t>: Yüklü modellerin durumunu ve sistem sağlık bilgilerini döndürür.</w:t>
+        <w:t>GET /api/health: Yüklü modellerin durumunu ve sistem sağlık bilgilerini döndürür.</w:t>
       </w:r>
     </w:p>
     <w:p>
@@ -4470,43 +2833,7 @@
         <w:rPr>
           <w:rFonts w:ascii="Arial" w:hAnsi="Arial" w:cs="Arial"/>
         </w:rPr>
-        <w:t xml:space="preserve">Bağımlılıklar: </w:t>
-      </w:r>
-      <w:proofErr w:type="spellStart"/>
-      <w:proofErr w:type="gramStart"/>
-      <w:r>
-        <w:rPr>
-          <w:rFonts w:ascii="Arial" w:hAnsi="Arial" w:cs="Arial"/>
-        </w:rPr>
-        <w:t>fastapi</w:t>
-      </w:r>
-      <w:proofErr w:type="spellEnd"/>
-      <w:r>
-        <w:rPr>
-          <w:rFonts w:ascii="Arial" w:hAnsi="Arial" w:cs="Arial"/>
-        </w:rPr>
-        <w:t xml:space="preserve"> &gt;</w:t>
-      </w:r>
-      <w:proofErr w:type="gramEnd"/>
-      <w:r>
-        <w:rPr>
-          <w:rFonts w:ascii="Arial" w:hAnsi="Arial" w:cs="Arial"/>
-        </w:rPr>
-        <w:t xml:space="preserve">= 0.110, </w:t>
-      </w:r>
-      <w:proofErr w:type="spellStart"/>
-      <w:r>
-        <w:rPr>
-          <w:rFonts w:ascii="Arial" w:hAnsi="Arial" w:cs="Arial"/>
-        </w:rPr>
-        <w:t>uvicorn</w:t>
-      </w:r>
-      <w:proofErr w:type="spellEnd"/>
-      <w:r>
-        <w:rPr>
-          <w:rFonts w:ascii="Arial" w:hAnsi="Arial" w:cs="Arial"/>
-        </w:rPr>
-        <w:t>.</w:t>
+        <w:t>Bağımlılıklar: fastapi &gt;= 0.110, uvicorn.</w:t>
       </w:r>
     </w:p>
     <w:p>
@@ -4520,21 +2847,7 @@
         <w:rPr>
           <w:rFonts w:ascii="Arial" w:hAnsi="Arial" w:cs="Arial"/>
         </w:rPr>
-        <w:t>4.3.3 Ön Uç (</w:t>
-      </w:r>
-      <w:proofErr w:type="spellStart"/>
-      <w:r>
-        <w:rPr>
-          <w:rFonts w:ascii="Arial" w:hAnsi="Arial" w:cs="Arial"/>
-        </w:rPr>
-        <w:t>React</w:t>
-      </w:r>
-      <w:proofErr w:type="spellEnd"/>
-      <w:r>
-        <w:rPr>
-          <w:rFonts w:ascii="Arial" w:hAnsi="Arial" w:cs="Arial"/>
-        </w:rPr>
-        <w:t>/Next.js)</w:t>
+        <w:t>4.3.3 Ön Uç (React/Next.js)</w:t>
       </w:r>
     </w:p>
     <w:p>
@@ -4553,49 +2866,7 @@
         <w:rPr>
           <w:rFonts w:ascii="Arial" w:hAnsi="Arial" w:cs="Arial"/>
         </w:rPr>
-        <w:t>Çerçeve: Next.js 14+ (</w:t>
-      </w:r>
-      <w:proofErr w:type="spellStart"/>
-      <w:r>
-        <w:rPr>
-          <w:rFonts w:ascii="Arial" w:hAnsi="Arial" w:cs="Arial"/>
-        </w:rPr>
-        <w:t>App</w:t>
-      </w:r>
-      <w:proofErr w:type="spellEnd"/>
-      <w:r>
-        <w:rPr>
-          <w:rFonts w:ascii="Arial" w:hAnsi="Arial" w:cs="Arial"/>
-        </w:rPr>
-        <w:t xml:space="preserve"> </w:t>
-      </w:r>
-      <w:proofErr w:type="spellStart"/>
-      <w:r>
-        <w:rPr>
-          <w:rFonts w:ascii="Arial" w:hAnsi="Arial" w:cs="Arial"/>
-        </w:rPr>
-        <w:t>Router</w:t>
-      </w:r>
-      <w:proofErr w:type="spellEnd"/>
-      <w:r>
-        <w:rPr>
-          <w:rFonts w:ascii="Arial" w:hAnsi="Arial" w:cs="Arial"/>
-        </w:rPr>
-        <w:t xml:space="preserve">), </w:t>
-      </w:r>
-      <w:proofErr w:type="spellStart"/>
-      <w:r>
-        <w:rPr>
-          <w:rFonts w:ascii="Arial" w:hAnsi="Arial" w:cs="Arial"/>
-        </w:rPr>
-        <w:t>TypeScript</w:t>
-      </w:r>
-      <w:proofErr w:type="spellEnd"/>
-      <w:r>
-        <w:rPr>
-          <w:rFonts w:ascii="Arial" w:hAnsi="Arial" w:cs="Arial"/>
-        </w:rPr>
-        <w:t>.</w:t>
+        <w:t>Çerçeve: Next.js 14+ (App Router), TypeScript.</w:t>
       </w:r>
     </w:p>
     <w:p>
@@ -4614,49 +2885,7 @@
         <w:rPr>
           <w:rFonts w:ascii="Arial" w:hAnsi="Arial" w:cs="Arial"/>
         </w:rPr>
-        <w:t xml:space="preserve">Stil: </w:t>
-      </w:r>
-      <w:proofErr w:type="spellStart"/>
-      <w:r>
-        <w:rPr>
-          <w:rFonts w:ascii="Arial" w:hAnsi="Arial" w:cs="Arial"/>
-        </w:rPr>
-        <w:t>Tailwind</w:t>
-      </w:r>
-      <w:proofErr w:type="spellEnd"/>
-      <w:r>
-        <w:rPr>
-          <w:rFonts w:ascii="Arial" w:hAnsi="Arial" w:cs="Arial"/>
-        </w:rPr>
-        <w:t xml:space="preserve"> CSS ve </w:t>
-      </w:r>
-      <w:proofErr w:type="spellStart"/>
-      <w:r>
-        <w:rPr>
-          <w:rFonts w:ascii="Arial" w:hAnsi="Arial" w:cs="Arial"/>
-        </w:rPr>
-        <w:t>shadcn</w:t>
-      </w:r>
-      <w:proofErr w:type="spellEnd"/>
-      <w:r>
-        <w:rPr>
-          <w:rFonts w:ascii="Arial" w:hAnsi="Arial" w:cs="Arial"/>
-        </w:rPr>
-        <w:t>/</w:t>
-      </w:r>
-      <w:proofErr w:type="spellStart"/>
-      <w:r>
-        <w:rPr>
-          <w:rFonts w:ascii="Arial" w:hAnsi="Arial" w:cs="Arial"/>
-        </w:rPr>
-        <w:t>ui</w:t>
-      </w:r>
-      <w:proofErr w:type="spellEnd"/>
-      <w:r>
-        <w:rPr>
-          <w:rFonts w:ascii="Arial" w:hAnsi="Arial" w:cs="Arial"/>
-        </w:rPr>
-        <w:t xml:space="preserve"> bileşen kütüphanesi.</w:t>
+        <w:t>Stil: Tailwind CSS ve shadcn/ui bileşen kütüphanesi.</w:t>
       </w:r>
     </w:p>
     <w:p>
@@ -4675,21 +2904,7 @@
         <w:rPr>
           <w:rFonts w:ascii="Arial" w:hAnsi="Arial" w:cs="Arial"/>
         </w:rPr>
-        <w:t xml:space="preserve">Veri görselleştirme: </w:t>
-      </w:r>
-      <w:proofErr w:type="spellStart"/>
-      <w:r>
-        <w:rPr>
-          <w:rFonts w:ascii="Arial" w:hAnsi="Arial" w:cs="Arial"/>
-        </w:rPr>
-        <w:t>Recharts</w:t>
-      </w:r>
-      <w:proofErr w:type="spellEnd"/>
-      <w:r>
-        <w:rPr>
-          <w:rFonts w:ascii="Arial" w:hAnsi="Arial" w:cs="Arial"/>
-        </w:rPr>
-        <w:t xml:space="preserve"> (çubuk grafik bileşenleri için).</w:t>
+        <w:t>Veri görselleştirme: Recharts (çubuk grafik bileşenleri için).</w:t>
       </w:r>
     </w:p>
     <w:p>
@@ -4728,12 +2943,6 @@
         <w:gridCol w:w="6560"/>
       </w:tblGrid>
       <w:tr>
-        <w:tblPrEx>
-          <w:tblCellMar>
-            <w:top w:w="0" w:type="dxa"/>
-            <w:bottom w:w="0" w:type="dxa"/>
-          </w:tblCellMar>
-        </w:tblPrEx>
         <w:tc>
           <w:tcPr>
             <w:tcW w:w="2800" w:type="dxa"/>
@@ -4812,12 +3021,6 @@
         </w:tc>
       </w:tr>
       <w:tr>
-        <w:tblPrEx>
-          <w:tblCellMar>
-            <w:top w:w="0" w:type="dxa"/>
-            <w:bottom w:w="0" w:type="dxa"/>
-          </w:tblCellMar>
-        </w:tblPrEx>
         <w:tc>
           <w:tcPr>
             <w:tcW w:w="2800" w:type="dxa"/>
@@ -4886,72 +3089,12 @@
                 <w:sz w:val="20"/>
                 <w:szCs w:val="20"/>
               </w:rPr>
-              <w:t>Metin giriş alanı (çok satırlı), yaş grubu açılır menüsü (</w:t>
-            </w:r>
-            <w:proofErr w:type="spellStart"/>
-            <w:r>
-              <w:rPr>
-                <w:rFonts w:ascii="Arial" w:hAnsi="Arial" w:cs="Arial"/>
-                <w:sz w:val="20"/>
-                <w:szCs w:val="20"/>
-              </w:rPr>
-              <w:t>Younger</w:t>
-            </w:r>
-            <w:proofErr w:type="spellEnd"/>
-            <w:r>
-              <w:rPr>
-                <w:rFonts w:ascii="Arial" w:hAnsi="Arial" w:cs="Arial"/>
-                <w:sz w:val="20"/>
-                <w:szCs w:val="20"/>
-              </w:rPr>
-              <w:t xml:space="preserve"> / </w:t>
-            </w:r>
-            <w:proofErr w:type="spellStart"/>
-            <w:r>
-              <w:rPr>
-                <w:rFonts w:ascii="Arial" w:hAnsi="Arial" w:cs="Arial"/>
-                <w:sz w:val="20"/>
-                <w:szCs w:val="20"/>
-              </w:rPr>
-              <w:t>Pre-Teen</w:t>
-            </w:r>
-            <w:proofErr w:type="spellEnd"/>
-            <w:r>
-              <w:rPr>
-                <w:rFonts w:ascii="Arial" w:hAnsi="Arial" w:cs="Arial"/>
-                <w:sz w:val="20"/>
-                <w:szCs w:val="20"/>
-              </w:rPr>
-              <w:t xml:space="preserve"> / </w:t>
-            </w:r>
-            <w:proofErr w:type="spellStart"/>
-            <w:r>
-              <w:rPr>
-                <w:rFonts w:ascii="Arial" w:hAnsi="Arial" w:cs="Arial"/>
-                <w:sz w:val="20"/>
-                <w:szCs w:val="20"/>
-              </w:rPr>
-              <w:t>Teen</w:t>
-            </w:r>
-            <w:proofErr w:type="spellEnd"/>
-            <w:r>
-              <w:rPr>
-                <w:rFonts w:ascii="Arial" w:hAnsi="Arial" w:cs="Arial"/>
-                <w:sz w:val="20"/>
-                <w:szCs w:val="20"/>
-              </w:rPr>
-              <w:t>), analiz başlatma düğmesi ve örnek mesaj bileşeni.</w:t>
+              <w:t>Metin giriş alanı (çok satırlı), yaş grubu açılır menüsü (Younger / Pre-Teen / Teen), analiz başlatma düğmesi ve örnek mesaj bileşeni.</w:t>
             </w:r>
           </w:p>
         </w:tc>
       </w:tr>
       <w:tr>
-        <w:tblPrEx>
-          <w:tblCellMar>
-            <w:top w:w="0" w:type="dxa"/>
-            <w:bottom w:w="0" w:type="dxa"/>
-          </w:tblCellMar>
-        </w:tblPrEx>
         <w:tc>
           <w:tcPr>
             <w:tcW w:w="2800" w:type="dxa"/>
@@ -5019,36 +3162,12 @@
                 <w:sz w:val="20"/>
                 <w:szCs w:val="20"/>
               </w:rPr>
-              <w:t xml:space="preserve">Sınıflandırma etiketi (RİSKLİ / GÜVENLİ), renk kodlu güven göstergesi (0-100 aralığı), BERT skoru, </w:t>
-            </w:r>
-            <w:proofErr w:type="spellStart"/>
-            <w:r>
-              <w:rPr>
-                <w:rFonts w:ascii="Arial" w:hAnsi="Arial" w:cs="Arial"/>
-                <w:sz w:val="20"/>
-                <w:szCs w:val="20"/>
-              </w:rPr>
-              <w:t>XGBoost</w:t>
-            </w:r>
-            <w:proofErr w:type="spellEnd"/>
-            <w:r>
-              <w:rPr>
-                <w:rFonts w:ascii="Arial" w:hAnsi="Arial" w:cs="Arial"/>
-                <w:sz w:val="20"/>
-                <w:szCs w:val="20"/>
-              </w:rPr>
-              <w:t xml:space="preserve"> skoru ve hibrit skoru ayrı bileşen etiketleri olarak sunulmaktadır.</w:t>
+              <w:t>Sınıflandırma etiketi (RİSKLİ / GÜVENLİ), renk kodlu güven göstergesi (0-100 aralığı), BERT skoru, XGBoost skoru ve hibrit skoru ayrı bileşen etiketleri olarak sunulmaktadır.</w:t>
             </w:r>
           </w:p>
         </w:tc>
       </w:tr>
       <w:tr>
-        <w:tblPrEx>
-          <w:tblCellMar>
-            <w:top w:w="0" w:type="dxa"/>
-            <w:bottom w:w="0" w:type="dxa"/>
-          </w:tblCellMar>
-        </w:tblPrEx>
         <w:tc>
           <w:tcPr>
             <w:tcW w:w="2800" w:type="dxa"/>
@@ -5116,54 +3235,12 @@
                 <w:sz w:val="20"/>
                 <w:szCs w:val="20"/>
               </w:rPr>
-              <w:t>SHAP ve LIME açıklamaları yan yana iki sekme olarak düzenlenmiştir. Her sekmede vurgulu metin ve çubuk grafik görünümleri arasında geçiş yapılabilmektedir. İçerik asenkron olarak yüklenmektedir (</w:t>
-            </w:r>
-            <w:proofErr w:type="spellStart"/>
-            <w:r>
-              <w:rPr>
-                <w:rFonts w:ascii="Arial" w:hAnsi="Arial" w:cs="Arial"/>
-                <w:sz w:val="20"/>
-                <w:szCs w:val="20"/>
-              </w:rPr>
-              <w:t>lazy</w:t>
-            </w:r>
-            <w:proofErr w:type="spellEnd"/>
-            <w:r>
-              <w:rPr>
-                <w:rFonts w:ascii="Arial" w:hAnsi="Arial" w:cs="Arial"/>
-                <w:sz w:val="20"/>
-                <w:szCs w:val="20"/>
-              </w:rPr>
-              <w:t xml:space="preserve"> </w:t>
-            </w:r>
-            <w:proofErr w:type="spellStart"/>
-            <w:r>
-              <w:rPr>
-                <w:rFonts w:ascii="Arial" w:hAnsi="Arial" w:cs="Arial"/>
-                <w:sz w:val="20"/>
-                <w:szCs w:val="20"/>
-              </w:rPr>
-              <w:t>load</w:t>
-            </w:r>
-            <w:proofErr w:type="spellEnd"/>
-            <w:r>
-              <w:rPr>
-                <w:rFonts w:ascii="Arial" w:hAnsi="Arial" w:cs="Arial"/>
-                <w:sz w:val="20"/>
-                <w:szCs w:val="20"/>
-              </w:rPr>
-              <w:t>).</w:t>
+              <w:t>SHAP ve LIME açıklamaları yan yana iki sekme olarak düzenlenmiştir. Her sekmede vurgulu metin ve çubuk grafik görünümleri arasında geçiş yapılabilmektedir. İçerik asenkron olarak yüklenmektedir (lazy load).</w:t>
             </w:r>
           </w:p>
         </w:tc>
       </w:tr>
       <w:tr>
-        <w:tblPrEx>
-          <w:tblCellMar>
-            <w:top w:w="0" w:type="dxa"/>
-            <w:bottom w:w="0" w:type="dxa"/>
-          </w:tblCellMar>
-        </w:tblPrEx>
         <w:tc>
           <w:tcPr>
             <w:tcW w:w="2800" w:type="dxa"/>
@@ -5231,36 +3308,12 @@
                 <w:sz w:val="20"/>
                 <w:szCs w:val="20"/>
               </w:rPr>
-              <w:t>Oturum bazlı geçmiş listesi (</w:t>
-            </w:r>
-            <w:proofErr w:type="spellStart"/>
-            <w:r>
-              <w:rPr>
-                <w:rFonts w:ascii="Arial" w:hAnsi="Arial" w:cs="Arial"/>
-                <w:sz w:val="20"/>
-                <w:szCs w:val="20"/>
-              </w:rPr>
-              <w:t>localStorage</w:t>
-            </w:r>
-            <w:proofErr w:type="spellEnd"/>
-            <w:r>
-              <w:rPr>
-                <w:rFonts w:ascii="Arial" w:hAnsi="Arial" w:cs="Arial"/>
-                <w:sz w:val="20"/>
-                <w:szCs w:val="20"/>
-              </w:rPr>
-              <w:t>). Her kayıt metin özetini, skoru ve zaman damgasını içermektedir. Kayıtlar yeniden görüntülenebilir ve silinebilir.</w:t>
+              <w:t>Oturum bazlı geçmiş listesi (localStorage). Her kayıt metin özetini, skoru ve zaman damgasını içermektedir. Kayıtlar yeniden görüntülenebilir ve silinebilir.</w:t>
             </w:r>
           </w:p>
         </w:tc>
       </w:tr>
       <w:tr>
-        <w:tblPrEx>
-          <w:tblCellMar>
-            <w:top w:w="0" w:type="dxa"/>
-            <w:bottom w:w="0" w:type="dxa"/>
-          </w:tblCellMar>
-        </w:tblPrEx>
         <w:tc>
           <w:tcPr>
             <w:tcW w:w="2800" w:type="dxa"/>
@@ -5364,21 +3417,7 @@
         <w:rPr>
           <w:rFonts w:ascii="Arial" w:hAnsi="Arial" w:cs="Arial"/>
         </w:rPr>
-        <w:t>Duyarlı (</w:t>
-      </w:r>
-      <w:proofErr w:type="spellStart"/>
-      <w:r>
-        <w:rPr>
-          <w:rFonts w:ascii="Arial" w:hAnsi="Arial" w:cs="Arial"/>
-        </w:rPr>
-        <w:t>responsive</w:t>
-      </w:r>
-      <w:proofErr w:type="spellEnd"/>
-      <w:r>
-        <w:rPr>
-          <w:rFonts w:ascii="Arial" w:hAnsi="Arial" w:cs="Arial"/>
-        </w:rPr>
-        <w:t>) tasarım zorunludur; minimum desteklenen genişlik 375 pikseldir.</w:t>
+        <w:t>Duyarlı (responsive) tasarım zorunludur; minimum desteklenen genişlik 375 pikseldir.</w:t>
       </w:r>
     </w:p>
     <w:p>
@@ -5397,35 +3436,7 @@
         <w:rPr>
           <w:rFonts w:ascii="Arial" w:hAnsi="Arial" w:cs="Arial"/>
         </w:rPr>
-        <w:t xml:space="preserve">Analiz süreci boyunca iskelet yükleyici (skeleton </w:t>
-      </w:r>
-      <w:proofErr w:type="spellStart"/>
-      <w:r>
-        <w:rPr>
-          <w:rFonts w:ascii="Arial" w:hAnsi="Arial" w:cs="Arial"/>
-        </w:rPr>
-        <w:t>loader</w:t>
-      </w:r>
-      <w:proofErr w:type="spellEnd"/>
-      <w:r>
-        <w:rPr>
-          <w:rFonts w:ascii="Arial" w:hAnsi="Arial" w:cs="Arial"/>
-        </w:rPr>
-        <w:t>) veya ilerleme çubuğu (</w:t>
-      </w:r>
-      <w:proofErr w:type="spellStart"/>
-      <w:r>
-        <w:rPr>
-          <w:rFonts w:ascii="Arial" w:hAnsi="Arial" w:cs="Arial"/>
-        </w:rPr>
-        <w:t>progress</w:t>
-      </w:r>
-      <w:proofErr w:type="spellEnd"/>
-      <w:r>
-        <w:rPr>
-          <w:rFonts w:ascii="Arial" w:hAnsi="Arial" w:cs="Arial"/>
-        </w:rPr>
-        <w:t xml:space="preserve"> bar) kullanıcıya sunulmalıdır.</w:t>
+        <w:t>Analiz süreci boyunca iskelet yükleyici (skeleton loader) veya ilerleme çubuğu (progress bar) kullanıcıya sunulmalıdır.</w:t>
       </w:r>
     </w:p>
     <w:p>
@@ -5482,35 +3493,7 @@
         <w:rPr>
           <w:rFonts w:ascii="Arial" w:hAnsi="Arial" w:cs="Arial"/>
         </w:rPr>
-        <w:t>Koyu tema (</w:t>
-      </w:r>
-      <w:proofErr w:type="spellStart"/>
-      <w:r>
-        <w:rPr>
-          <w:rFonts w:ascii="Arial" w:hAnsi="Arial" w:cs="Arial"/>
-        </w:rPr>
-        <w:t>dark</w:t>
-      </w:r>
-      <w:proofErr w:type="spellEnd"/>
-      <w:r>
-        <w:rPr>
-          <w:rFonts w:ascii="Arial" w:hAnsi="Arial" w:cs="Arial"/>
-        </w:rPr>
-        <w:t xml:space="preserve"> </w:t>
-      </w:r>
-      <w:proofErr w:type="spellStart"/>
-      <w:r>
-        <w:rPr>
-          <w:rFonts w:ascii="Arial" w:hAnsi="Arial" w:cs="Arial"/>
-        </w:rPr>
-        <w:t>mode</w:t>
-      </w:r>
-      <w:proofErr w:type="spellEnd"/>
-      <w:r>
-        <w:rPr>
-          <w:rFonts w:ascii="Arial" w:hAnsi="Arial" w:cs="Arial"/>
-        </w:rPr>
-        <w:t>) desteği opsiyonel olarak değerlendirilecektir (ikinci geliştirme döngüsüne bırakılmıştır).</w:t>
+        <w:t>Koyu tema (dark mode) desteği opsiyonel olarak değerlendirilecektir (ikinci geliştirme döngüsüne bırakılmıştır).</w:t>
       </w:r>
     </w:p>
     <w:p>
@@ -5556,12 +3539,6 @@
         <w:gridCol w:w="9360"/>
       </w:tblGrid>
       <w:tr>
-        <w:tblPrEx>
-          <w:tblCellMar>
-            <w:top w:w="0" w:type="dxa"/>
-            <w:bottom w:w="0" w:type="dxa"/>
-          </w:tblCellMar>
-        </w:tblPrEx>
         <w:tc>
           <w:tcPr>
             <w:tcW w:w="0" w:type="auto"/>
@@ -5637,35 +3614,7 @@
         <w:rPr>
           <w:rFonts w:ascii="Arial" w:hAnsi="Arial" w:cs="Arial"/>
         </w:rPr>
-        <w:t xml:space="preserve">Hedef platform: Chrome </w:t>
-      </w:r>
-      <w:proofErr w:type="spellStart"/>
-      <w:r>
-        <w:rPr>
-          <w:rFonts w:ascii="Arial" w:hAnsi="Arial" w:cs="Arial"/>
-        </w:rPr>
-        <w:t>Extension</w:t>
-      </w:r>
-      <w:proofErr w:type="spellEnd"/>
-      <w:r>
-        <w:rPr>
-          <w:rFonts w:ascii="Arial" w:hAnsi="Arial" w:cs="Arial"/>
-        </w:rPr>
-        <w:t xml:space="preserve"> — </w:t>
-      </w:r>
-      <w:proofErr w:type="spellStart"/>
-      <w:r>
-        <w:rPr>
-          <w:rFonts w:ascii="Arial" w:hAnsi="Arial" w:cs="Arial"/>
-        </w:rPr>
-        <w:t>Manifest</w:t>
-      </w:r>
-      <w:proofErr w:type="spellEnd"/>
-      <w:r>
-        <w:rPr>
-          <w:rFonts w:ascii="Arial" w:hAnsi="Arial" w:cs="Arial"/>
-        </w:rPr>
-        <w:t xml:space="preserve"> V3</w:t>
+        <w:t>Hedef platform: Chrome Extension — Manifest V3</w:t>
       </w:r>
     </w:p>
     <w:p>
@@ -5684,21 +3633,7 @@
         <w:rPr>
           <w:rFonts w:ascii="Arial" w:hAnsi="Arial" w:cs="Arial"/>
         </w:rPr>
-        <w:t>Kullanıcı, herhangi bir web sayfasında metin seçerek sağ tıklama bağlam menüsünden "</w:t>
-      </w:r>
-      <w:proofErr w:type="spellStart"/>
-      <w:r>
-        <w:rPr>
-          <w:rFonts w:ascii="Arial" w:hAnsi="Arial" w:cs="Arial"/>
-        </w:rPr>
-        <w:t>ChildGuard</w:t>
-      </w:r>
-      <w:proofErr w:type="spellEnd"/>
-      <w:r>
-        <w:rPr>
-          <w:rFonts w:ascii="Arial" w:hAnsi="Arial" w:cs="Arial"/>
-        </w:rPr>
-        <w:t xml:space="preserve"> ile Analiz Et" seçeneğine erişebilecektir.</w:t>
+        <w:t>Kullanıcı, herhangi bir web sayfasında metin seçerek sağ tıklama bağlam menüsünden "ChildGuard ile Analiz Et" seçeneğine erişebilecektir.</w:t>
       </w:r>
     </w:p>
     <w:p>
@@ -5717,35 +3652,7 @@
         <w:rPr>
           <w:rFonts w:ascii="Arial" w:hAnsi="Arial" w:cs="Arial"/>
         </w:rPr>
-        <w:t xml:space="preserve">Seçilen metin arka uç </w:t>
-      </w:r>
-      <w:proofErr w:type="spellStart"/>
-      <w:r>
-        <w:rPr>
-          <w:rFonts w:ascii="Arial" w:hAnsi="Arial" w:cs="Arial"/>
-        </w:rPr>
-        <w:t>API'sine</w:t>
-      </w:r>
-      <w:proofErr w:type="spellEnd"/>
-      <w:r>
-        <w:rPr>
-          <w:rFonts w:ascii="Arial" w:hAnsi="Arial" w:cs="Arial"/>
-        </w:rPr>
-        <w:t xml:space="preserve"> iletilecek; sınıflandırma sonucu küçük bir açılır pencerede (</w:t>
-      </w:r>
-      <w:proofErr w:type="spellStart"/>
-      <w:r>
-        <w:rPr>
-          <w:rFonts w:ascii="Arial" w:hAnsi="Arial" w:cs="Arial"/>
-        </w:rPr>
-        <w:t>popup</w:t>
-      </w:r>
-      <w:proofErr w:type="spellEnd"/>
-      <w:r>
-        <w:rPr>
-          <w:rFonts w:ascii="Arial" w:hAnsi="Arial" w:cs="Arial"/>
-        </w:rPr>
-        <w:t>) kullanıcıya sunulacaktır.</w:t>
+        <w:t>Seçilen metin arka uç API'sine iletilecek; sınıflandırma sonucu küçük bir açılır pencerede (popup) kullanıcıya sunulacaktır.</w:t>
       </w:r>
     </w:p>
     <w:p>
@@ -5764,49 +3671,7 @@
         <w:rPr>
           <w:rFonts w:ascii="Arial" w:hAnsi="Arial" w:cs="Arial"/>
         </w:rPr>
-        <w:t xml:space="preserve">Gerekli izinler: </w:t>
-      </w:r>
-      <w:proofErr w:type="spellStart"/>
-      <w:r>
-        <w:rPr>
-          <w:rFonts w:ascii="Arial" w:hAnsi="Arial" w:cs="Arial"/>
-        </w:rPr>
-        <w:t>contextMenus</w:t>
-      </w:r>
-      <w:proofErr w:type="spellEnd"/>
-      <w:r>
-        <w:rPr>
-          <w:rFonts w:ascii="Arial" w:hAnsi="Arial" w:cs="Arial"/>
-        </w:rPr>
-        <w:t xml:space="preserve">, </w:t>
-      </w:r>
-      <w:proofErr w:type="spellStart"/>
-      <w:r>
-        <w:rPr>
-          <w:rFonts w:ascii="Arial" w:hAnsi="Arial" w:cs="Arial"/>
-        </w:rPr>
-        <w:t>activeTab</w:t>
-      </w:r>
-      <w:proofErr w:type="spellEnd"/>
-      <w:r>
-        <w:rPr>
-          <w:rFonts w:ascii="Arial" w:hAnsi="Arial" w:cs="Arial"/>
-        </w:rPr>
-        <w:t xml:space="preserve">, </w:t>
-      </w:r>
-      <w:proofErr w:type="spellStart"/>
-      <w:r>
-        <w:rPr>
-          <w:rFonts w:ascii="Arial" w:hAnsi="Arial" w:cs="Arial"/>
-        </w:rPr>
-        <w:t>storage</w:t>
-      </w:r>
-      <w:proofErr w:type="spellEnd"/>
-      <w:r>
-        <w:rPr>
-          <w:rFonts w:ascii="Arial" w:hAnsi="Arial" w:cs="Arial"/>
-        </w:rPr>
-        <w:t>.</w:t>
+        <w:t>Gerekli izinler: contextMenus, activeTab, storage.</w:t>
       </w:r>
     </w:p>
     <w:p>
@@ -5825,35 +3690,7 @@
         <w:rPr>
           <w:rFonts w:ascii="Arial" w:hAnsi="Arial" w:cs="Arial"/>
         </w:rPr>
-        <w:t xml:space="preserve">Teknik ön koşul: Arka uç </w:t>
-      </w:r>
-      <w:proofErr w:type="spellStart"/>
-      <w:r>
-        <w:rPr>
-          <w:rFonts w:ascii="Arial" w:hAnsi="Arial" w:cs="Arial"/>
-        </w:rPr>
-        <w:t>API'sinin</w:t>
-      </w:r>
-      <w:proofErr w:type="spellEnd"/>
-      <w:r>
-        <w:rPr>
-          <w:rFonts w:ascii="Arial" w:hAnsi="Arial" w:cs="Arial"/>
-        </w:rPr>
-        <w:t xml:space="preserve"> kamuya açık bir sunucuya dağıtılmış (</w:t>
-      </w:r>
-      <w:proofErr w:type="spellStart"/>
-      <w:r>
-        <w:rPr>
-          <w:rFonts w:ascii="Arial" w:hAnsi="Arial" w:cs="Arial"/>
-        </w:rPr>
-        <w:t>deploy</w:t>
-      </w:r>
-      <w:proofErr w:type="spellEnd"/>
-      <w:r>
-        <w:rPr>
-          <w:rFonts w:ascii="Arial" w:hAnsi="Arial" w:cs="Arial"/>
-        </w:rPr>
-        <w:t xml:space="preserve"> edilmiş) olması gerekmektedir.</w:t>
+        <w:t>Teknik ön koşul: Arka uç API'sinin kamuya açık bir sunucuya dağıtılmış (deploy edilmiş) olması gerekmektedir.</w:t>
       </w:r>
     </w:p>
     <w:p>
@@ -5872,35 +3709,7 @@
         <w:rPr>
           <w:rFonts w:ascii="Arial" w:hAnsi="Arial" w:cs="Arial"/>
         </w:rPr>
-        <w:t>Gizlilik gereksinimi: Kullanıcı metinlerinin harici bir sunucuya iletilmesi nedeniyle açık onay mekanizması (</w:t>
-      </w:r>
-      <w:proofErr w:type="spellStart"/>
-      <w:r>
-        <w:rPr>
-          <w:rFonts w:ascii="Arial" w:hAnsi="Arial" w:cs="Arial"/>
-        </w:rPr>
-        <w:t>explicit</w:t>
-      </w:r>
-      <w:proofErr w:type="spellEnd"/>
-      <w:r>
-        <w:rPr>
-          <w:rFonts w:ascii="Arial" w:hAnsi="Arial" w:cs="Arial"/>
-        </w:rPr>
-        <w:t xml:space="preserve"> </w:t>
-      </w:r>
-      <w:proofErr w:type="spellStart"/>
-      <w:r>
-        <w:rPr>
-          <w:rFonts w:ascii="Arial" w:hAnsi="Arial" w:cs="Arial"/>
-        </w:rPr>
-        <w:t>consent</w:t>
-      </w:r>
-      <w:proofErr w:type="spellEnd"/>
-      <w:r>
-        <w:rPr>
-          <w:rFonts w:ascii="Arial" w:hAnsi="Arial" w:cs="Arial"/>
-        </w:rPr>
-        <w:t>) uygulanması zorunludur.</w:t>
+        <w:t>Gizlilik gereksinimi: Kullanıcı metinlerinin harici bir sunucuya iletilmesi nedeniyle açık onay mekanizması (explicit consent) uygulanması zorunludur.</w:t>
       </w:r>
     </w:p>
     <w:p>
@@ -5966,12 +3775,6 @@
         <w:gridCol w:w="4760"/>
       </w:tblGrid>
       <w:tr>
-        <w:tblPrEx>
-          <w:tblCellMar>
-            <w:top w:w="0" w:type="dxa"/>
-            <w:bottom w:w="0" w:type="dxa"/>
-          </w:tblCellMar>
-        </w:tblPrEx>
         <w:tc>
           <w:tcPr>
             <w:tcW w:w="2200" w:type="dxa"/>
@@ -6088,12 +3891,6 @@
         </w:tc>
       </w:tr>
       <w:tr>
-        <w:tblPrEx>
-          <w:tblCellMar>
-            <w:top w:w="0" w:type="dxa"/>
-            <w:bottom w:w="0" w:type="dxa"/>
-          </w:tblCellMar>
-        </w:tblPrEx>
         <w:tc>
           <w:tcPr>
             <w:tcW w:w="2200" w:type="dxa"/>
@@ -6161,18 +3958,8 @@
                 <w:sz w:val="20"/>
                 <w:szCs w:val="20"/>
               </w:rPr>
-              <w:t xml:space="preserve">BERT + </w:t>
-            </w:r>
-            <w:proofErr w:type="spellStart"/>
-            <w:r>
-              <w:rPr>
-                <w:rFonts w:ascii="Arial" w:hAnsi="Arial" w:cs="Arial"/>
-                <w:sz w:val="20"/>
-                <w:szCs w:val="20"/>
-              </w:rPr>
-              <w:t>TensorFlow</w:t>
-            </w:r>
-            <w:proofErr w:type="spellEnd"/>
+              <w:t>BERT + TensorFlow</w:t>
+            </w:r>
           </w:p>
         </w:tc>
         <w:tc>
@@ -6211,12 +3998,6 @@
         </w:tc>
       </w:tr>
       <w:tr>
-        <w:tblPrEx>
-          <w:tblCellMar>
-            <w:top w:w="0" w:type="dxa"/>
-            <w:bottom w:w="0" w:type="dxa"/>
-          </w:tblCellMar>
-        </w:tblPrEx>
         <w:tc>
           <w:tcPr>
             <w:tcW w:w="2200" w:type="dxa"/>
@@ -6278,23 +4059,13 @@
                 <w:rFonts w:ascii="Arial" w:hAnsi="Arial" w:cs="Arial"/>
               </w:rPr>
             </w:pPr>
-            <w:proofErr w:type="spellStart"/>
-            <w:r>
-              <w:rPr>
-                <w:rFonts w:ascii="Arial" w:hAnsi="Arial" w:cs="Arial"/>
-                <w:sz w:val="20"/>
-                <w:szCs w:val="20"/>
-              </w:rPr>
-              <w:t>XGBoost</w:t>
-            </w:r>
-            <w:proofErr w:type="spellEnd"/>
-            <w:r>
-              <w:rPr>
-                <w:rFonts w:ascii="Arial" w:hAnsi="Arial" w:cs="Arial"/>
-                <w:sz w:val="20"/>
-                <w:szCs w:val="20"/>
-              </w:rPr>
-              <w:t xml:space="preserve"> + TF-IDF</w:t>
+            <w:r>
+              <w:rPr>
+                <w:rFonts w:ascii="Arial" w:hAnsi="Arial" w:cs="Arial"/>
+                <w:sz w:val="20"/>
+                <w:szCs w:val="20"/>
+              </w:rPr>
+              <w:t>XGBoost + TF-IDF</w:t>
             </w:r>
           </w:p>
         </w:tc>
@@ -6328,54 +4099,12 @@
                 <w:sz w:val="20"/>
                 <w:szCs w:val="20"/>
               </w:rPr>
-              <w:t>LR+TF-</w:t>
-            </w:r>
-            <w:proofErr w:type="spellStart"/>
-            <w:r>
-              <w:rPr>
-                <w:rFonts w:ascii="Arial" w:hAnsi="Arial" w:cs="Arial"/>
-                <w:sz w:val="20"/>
-                <w:szCs w:val="20"/>
-              </w:rPr>
-              <w:t>IDF'in</w:t>
-            </w:r>
-            <w:proofErr w:type="spellEnd"/>
-            <w:r>
-              <w:rPr>
-                <w:rFonts w:ascii="Arial" w:hAnsi="Arial" w:cs="Arial"/>
-                <w:sz w:val="20"/>
-                <w:szCs w:val="20"/>
-              </w:rPr>
-              <w:t xml:space="preserve"> yerini almaktadır. </w:t>
-            </w:r>
-            <w:proofErr w:type="spellStart"/>
-            <w:r>
-              <w:rPr>
-                <w:rFonts w:ascii="Arial" w:hAnsi="Arial" w:cs="Arial"/>
-                <w:sz w:val="20"/>
-                <w:szCs w:val="20"/>
-              </w:rPr>
-              <w:t>TreeExplainer</w:t>
-            </w:r>
-            <w:proofErr w:type="spellEnd"/>
-            <w:r>
-              <w:rPr>
-                <w:rFonts w:ascii="Arial" w:hAnsi="Arial" w:cs="Arial"/>
-                <w:sz w:val="20"/>
-                <w:szCs w:val="20"/>
-              </w:rPr>
-              <w:t xml:space="preserve"> aracılığıyla SHAP entegrasyonu sağlanmaktadır.</w:t>
+              <w:t>LR+TF-IDF'in yerini almaktadır. TreeExplainer aracılığıyla SHAP entegrasyonu sağlanmaktadır.</w:t>
             </w:r>
           </w:p>
         </w:tc>
       </w:tr>
       <w:tr>
-        <w:tblPrEx>
-          <w:tblCellMar>
-            <w:top w:w="0" w:type="dxa"/>
-            <w:bottom w:w="0" w:type="dxa"/>
-          </w:tblCellMar>
-        </w:tblPrEx>
         <w:tc>
           <w:tcPr>
             <w:tcW w:w="2200" w:type="dxa"/>
@@ -6471,72 +4200,18 @@
                 <w:rFonts w:ascii="Arial" w:hAnsi="Arial" w:cs="Arial"/>
               </w:rPr>
             </w:pPr>
-            <w:proofErr w:type="spellStart"/>
-            <w:r>
-              <w:rPr>
-                <w:rFonts w:ascii="Arial" w:hAnsi="Arial" w:cs="Arial"/>
-                <w:sz w:val="20"/>
-                <w:szCs w:val="20"/>
-              </w:rPr>
-              <w:t>XGBoost</w:t>
-            </w:r>
-            <w:proofErr w:type="spellEnd"/>
-            <w:r>
-              <w:rPr>
-                <w:rFonts w:ascii="Arial" w:hAnsi="Arial" w:cs="Arial"/>
-                <w:sz w:val="20"/>
-                <w:szCs w:val="20"/>
-              </w:rPr>
-              <w:t xml:space="preserve"> modeli için </w:t>
-            </w:r>
-            <w:proofErr w:type="spellStart"/>
-            <w:proofErr w:type="gramStart"/>
-            <w:r>
-              <w:rPr>
-                <w:rFonts w:ascii="Arial" w:hAnsi="Arial" w:cs="Arial"/>
-                <w:sz w:val="20"/>
-                <w:szCs w:val="20"/>
-              </w:rPr>
-              <w:t>shap.TreeExplainer</w:t>
-            </w:r>
-            <w:proofErr w:type="spellEnd"/>
-            <w:proofErr w:type="gramEnd"/>
-            <w:r>
-              <w:rPr>
-                <w:rFonts w:ascii="Arial" w:hAnsi="Arial" w:cs="Arial"/>
-                <w:sz w:val="20"/>
-                <w:szCs w:val="20"/>
-              </w:rPr>
-              <w:t xml:space="preserve">, BERT modeli için </w:t>
-            </w:r>
-            <w:proofErr w:type="spellStart"/>
-            <w:r>
-              <w:rPr>
-                <w:rFonts w:ascii="Arial" w:hAnsi="Arial" w:cs="Arial"/>
-                <w:sz w:val="20"/>
-                <w:szCs w:val="20"/>
-              </w:rPr>
-              <w:t>LimeTextExplainer</w:t>
-            </w:r>
-            <w:proofErr w:type="spellEnd"/>
-            <w:r>
-              <w:rPr>
-                <w:rFonts w:ascii="Arial" w:hAnsi="Arial" w:cs="Arial"/>
-                <w:sz w:val="20"/>
-                <w:szCs w:val="20"/>
-              </w:rPr>
-              <w:t xml:space="preserve"> kullanılmaktadır.</w:t>
+            <w:r>
+              <w:rPr>
+                <w:rFonts w:ascii="Arial" w:hAnsi="Arial" w:cs="Arial"/>
+                <w:sz w:val="20"/>
+                <w:szCs w:val="20"/>
+              </w:rPr>
+              <w:t>XGBoost modeli için shap.TreeExplainer, BERT modeli için LimeTextExplainer kullanılmaktadır.</w:t>
             </w:r>
           </w:p>
         </w:tc>
       </w:tr>
       <w:tr>
-        <w:tblPrEx>
-          <w:tblCellMar>
-            <w:top w:w="0" w:type="dxa"/>
-            <w:bottom w:w="0" w:type="dxa"/>
-          </w:tblCellMar>
-        </w:tblPrEx>
         <w:tc>
           <w:tcPr>
             <w:tcW w:w="2200" w:type="dxa"/>
@@ -6598,34 +4273,14 @@
                 <w:rFonts w:ascii="Arial" w:hAnsi="Arial" w:cs="Arial"/>
               </w:rPr>
             </w:pPr>
-            <w:proofErr w:type="spellStart"/>
-            <w:r>
-              <w:rPr>
-                <w:rFonts w:ascii="Arial" w:hAnsi="Arial" w:cs="Arial"/>
-                <w:sz w:val="20"/>
-                <w:szCs w:val="20"/>
-              </w:rPr>
-              <w:t>FastAPI</w:t>
-            </w:r>
-            <w:proofErr w:type="spellEnd"/>
-            <w:r>
-              <w:rPr>
-                <w:rFonts w:ascii="Arial" w:hAnsi="Arial" w:cs="Arial"/>
-                <w:sz w:val="20"/>
-                <w:szCs w:val="20"/>
-              </w:rPr>
-              <w:t xml:space="preserve"> + </w:t>
-            </w:r>
-            <w:proofErr w:type="spellStart"/>
-            <w:r>
-              <w:rPr>
-                <w:rFonts w:ascii="Arial" w:hAnsi="Arial" w:cs="Arial"/>
-                <w:sz w:val="20"/>
-                <w:szCs w:val="20"/>
-              </w:rPr>
-              <w:t>Uvicorn</w:t>
-            </w:r>
-            <w:proofErr w:type="spellEnd"/>
+            <w:r>
+              <w:rPr>
+                <w:rFonts w:ascii="Arial" w:hAnsi="Arial" w:cs="Arial"/>
+                <w:sz w:val="20"/>
+                <w:szCs w:val="20"/>
+              </w:rPr>
+              <w:t>FastAPI + Uvicorn</w:t>
+            </w:r>
           </w:p>
         </w:tc>
         <w:tc>
@@ -6652,70 +4307,18 @@
                 <w:rFonts w:ascii="Arial" w:hAnsi="Arial" w:cs="Arial"/>
               </w:rPr>
             </w:pPr>
-            <w:proofErr w:type="spellStart"/>
-            <w:r>
-              <w:rPr>
-                <w:rFonts w:ascii="Arial" w:hAnsi="Arial" w:cs="Arial"/>
-                <w:sz w:val="20"/>
-                <w:szCs w:val="20"/>
-              </w:rPr>
-              <w:t>Gradio'nun</w:t>
-            </w:r>
-            <w:proofErr w:type="spellEnd"/>
-            <w:r>
-              <w:rPr>
-                <w:rFonts w:ascii="Arial" w:hAnsi="Arial" w:cs="Arial"/>
-                <w:sz w:val="20"/>
-                <w:szCs w:val="20"/>
-              </w:rPr>
-              <w:t xml:space="preserve"> yerini almaktadır. </w:t>
-            </w:r>
-            <w:proofErr w:type="spellStart"/>
-            <w:r>
-              <w:rPr>
-                <w:rFonts w:ascii="Arial" w:hAnsi="Arial" w:cs="Arial"/>
-                <w:sz w:val="20"/>
-                <w:szCs w:val="20"/>
-              </w:rPr>
-              <w:t>RESTful</w:t>
-            </w:r>
-            <w:proofErr w:type="spellEnd"/>
-            <w:r>
-              <w:rPr>
-                <w:rFonts w:ascii="Arial" w:hAnsi="Arial" w:cs="Arial"/>
-                <w:sz w:val="20"/>
-                <w:szCs w:val="20"/>
-              </w:rPr>
-              <w:t xml:space="preserve"> JSON API mimarisi, asenkron </w:t>
-            </w:r>
-            <w:proofErr w:type="spellStart"/>
-            <w:r>
-              <w:rPr>
-                <w:rFonts w:ascii="Arial" w:hAnsi="Arial" w:cs="Arial"/>
-                <w:sz w:val="20"/>
-                <w:szCs w:val="20"/>
-              </w:rPr>
-              <w:t>endpoint</w:t>
-            </w:r>
-            <w:proofErr w:type="spellEnd"/>
-            <w:r>
-              <w:rPr>
-                <w:rFonts w:ascii="Arial" w:hAnsi="Arial" w:cs="Arial"/>
-                <w:sz w:val="20"/>
-                <w:szCs w:val="20"/>
-              </w:rPr>
-              <w:t xml:space="preserve"> desteği.</w:t>
+            <w:r>
+              <w:rPr>
+                <w:rFonts w:ascii="Arial" w:hAnsi="Arial" w:cs="Arial"/>
+                <w:sz w:val="20"/>
+                <w:szCs w:val="20"/>
+              </w:rPr>
+              <w:t>Gradio'nun yerini almaktadır. RESTful JSON API mimarisi, asenkron endpoint desteği.</w:t>
             </w:r>
           </w:p>
         </w:tc>
       </w:tr>
       <w:tr>
-        <w:tblPrEx>
-          <w:tblCellMar>
-            <w:top w:w="0" w:type="dxa"/>
-            <w:bottom w:w="0" w:type="dxa"/>
-          </w:tblCellMar>
-        </w:tblPrEx>
         <w:tc>
           <w:tcPr>
             <w:tcW w:w="2200" w:type="dxa"/>
@@ -6783,18 +4386,8 @@
                 <w:sz w:val="20"/>
                 <w:szCs w:val="20"/>
               </w:rPr>
-              <w:t xml:space="preserve">Next.js + </w:t>
-            </w:r>
-            <w:proofErr w:type="spellStart"/>
-            <w:r>
-              <w:rPr>
-                <w:rFonts w:ascii="Arial" w:hAnsi="Arial" w:cs="Arial"/>
-                <w:sz w:val="20"/>
-                <w:szCs w:val="20"/>
-              </w:rPr>
-              <w:t>Tailwind</w:t>
-            </w:r>
-            <w:proofErr w:type="spellEnd"/>
+              <w:t>Next.js + Tailwind</w:t>
+            </w:r>
           </w:p>
         </w:tc>
         <w:tc>
@@ -6827,72 +4420,12 @@
                 <w:sz w:val="20"/>
                 <w:szCs w:val="20"/>
               </w:rPr>
-              <w:t xml:space="preserve">Tek sayfa uygulaması (SPA). </w:t>
-            </w:r>
-            <w:proofErr w:type="spellStart"/>
-            <w:r>
-              <w:rPr>
-                <w:rFonts w:ascii="Arial" w:hAnsi="Arial" w:cs="Arial"/>
-                <w:sz w:val="20"/>
-                <w:szCs w:val="20"/>
-              </w:rPr>
-              <w:t>Recharts</w:t>
-            </w:r>
-            <w:proofErr w:type="spellEnd"/>
-            <w:r>
-              <w:rPr>
-                <w:rFonts w:ascii="Arial" w:hAnsi="Arial" w:cs="Arial"/>
-                <w:sz w:val="20"/>
-                <w:szCs w:val="20"/>
-              </w:rPr>
-              <w:t xml:space="preserve"> ile veri görselleştirme, </w:t>
-            </w:r>
-            <w:proofErr w:type="spellStart"/>
-            <w:r>
-              <w:rPr>
-                <w:rFonts w:ascii="Arial" w:hAnsi="Arial" w:cs="Arial"/>
-                <w:sz w:val="20"/>
-                <w:szCs w:val="20"/>
-              </w:rPr>
-              <w:t>shadcn</w:t>
-            </w:r>
-            <w:proofErr w:type="spellEnd"/>
-            <w:r>
-              <w:rPr>
-                <w:rFonts w:ascii="Arial" w:hAnsi="Arial" w:cs="Arial"/>
-                <w:sz w:val="20"/>
-                <w:szCs w:val="20"/>
-              </w:rPr>
-              <w:t>/</w:t>
-            </w:r>
-            <w:proofErr w:type="spellStart"/>
-            <w:r>
-              <w:rPr>
-                <w:rFonts w:ascii="Arial" w:hAnsi="Arial" w:cs="Arial"/>
-                <w:sz w:val="20"/>
-                <w:szCs w:val="20"/>
-              </w:rPr>
-              <w:t>ui</w:t>
-            </w:r>
-            <w:proofErr w:type="spellEnd"/>
-            <w:r>
-              <w:rPr>
-                <w:rFonts w:ascii="Arial" w:hAnsi="Arial" w:cs="Arial"/>
-                <w:sz w:val="20"/>
-                <w:szCs w:val="20"/>
-              </w:rPr>
-              <w:t xml:space="preserve"> bileşen kütüphanesi.</w:t>
+              <w:t>Tek sayfa uygulaması (SPA). Recharts ile veri görselleştirme, shadcn/ui bileşen kütüphanesi.</w:t>
             </w:r>
           </w:p>
         </w:tc>
       </w:tr>
       <w:tr>
-        <w:tblPrEx>
-          <w:tblCellMar>
-            <w:top w:w="0" w:type="dxa"/>
-            <w:bottom w:w="0" w:type="dxa"/>
-          </w:tblCellMar>
-        </w:tblPrEx>
         <w:tc>
           <w:tcPr>
             <w:tcW w:w="2200" w:type="dxa"/>
@@ -6954,34 +4487,14 @@
                 <w:rFonts w:ascii="Arial" w:hAnsi="Arial" w:cs="Arial"/>
               </w:rPr>
             </w:pPr>
-            <w:proofErr w:type="spellStart"/>
-            <w:r>
-              <w:rPr>
-                <w:rFonts w:ascii="Arial" w:hAnsi="Arial" w:cs="Arial"/>
-                <w:sz w:val="20"/>
-                <w:szCs w:val="20"/>
-              </w:rPr>
-              <w:t>Docker</w:t>
-            </w:r>
-            <w:proofErr w:type="spellEnd"/>
-            <w:r>
-              <w:rPr>
-                <w:rFonts w:ascii="Arial" w:hAnsi="Arial" w:cs="Arial"/>
-                <w:sz w:val="20"/>
-                <w:szCs w:val="20"/>
-              </w:rPr>
-              <w:t xml:space="preserve"> </w:t>
-            </w:r>
-            <w:proofErr w:type="spellStart"/>
-            <w:r>
-              <w:rPr>
-                <w:rFonts w:ascii="Arial" w:hAnsi="Arial" w:cs="Arial"/>
-                <w:sz w:val="20"/>
-                <w:szCs w:val="20"/>
-              </w:rPr>
-              <w:t>Compose</w:t>
-            </w:r>
-            <w:proofErr w:type="spellEnd"/>
+            <w:r>
+              <w:rPr>
+                <w:rFonts w:ascii="Arial" w:hAnsi="Arial" w:cs="Arial"/>
+                <w:sz w:val="20"/>
+                <w:szCs w:val="20"/>
+              </w:rPr>
+              <w:t>Docker Compose</w:t>
+            </w:r>
           </w:p>
         </w:tc>
         <w:tc>
@@ -7014,25 +4527,7 @@
                 <w:sz w:val="20"/>
                 <w:szCs w:val="20"/>
               </w:rPr>
-              <w:t xml:space="preserve">Arka uç ve ön uç servisleri bağımsız </w:t>
-            </w:r>
-            <w:proofErr w:type="spellStart"/>
-            <w:r>
-              <w:rPr>
-                <w:rFonts w:ascii="Arial" w:hAnsi="Arial" w:cs="Arial"/>
-                <w:sz w:val="20"/>
-                <w:szCs w:val="20"/>
-              </w:rPr>
-              <w:t>konteynerlar</w:t>
-            </w:r>
-            <w:proofErr w:type="spellEnd"/>
-            <w:r>
-              <w:rPr>
-                <w:rFonts w:ascii="Arial" w:hAnsi="Arial" w:cs="Arial"/>
-                <w:sz w:val="20"/>
-                <w:szCs w:val="20"/>
-              </w:rPr>
-              <w:t xml:space="preserve"> içinde çalışacaktır.</w:t>
+              <w:t>Arka uç ve ön uç servisleri bağımsız konteynerlar içinde çalışacaktır.</w:t>
             </w:r>
           </w:p>
         </w:tc>
@@ -7057,35 +4552,7 @@
         <w:rPr>
           <w:rFonts w:ascii="Arial" w:hAnsi="Arial" w:cs="Arial"/>
         </w:rPr>
-        <w:t xml:space="preserve">5.2 </w:t>
-      </w:r>
-      <w:proofErr w:type="spellStart"/>
-      <w:r>
-        <w:rPr>
-          <w:rFonts w:ascii="Arial" w:hAnsi="Arial" w:cs="Arial"/>
-        </w:rPr>
-        <w:t>Docker</w:t>
-      </w:r>
-      <w:proofErr w:type="spellEnd"/>
-      <w:r>
-        <w:rPr>
-          <w:rFonts w:ascii="Arial" w:hAnsi="Arial" w:cs="Arial"/>
-        </w:rPr>
-        <w:t xml:space="preserve"> </w:t>
-      </w:r>
-      <w:proofErr w:type="spellStart"/>
-      <w:r>
-        <w:rPr>
-          <w:rFonts w:ascii="Arial" w:hAnsi="Arial" w:cs="Arial"/>
-        </w:rPr>
-        <w:t>Compose</w:t>
-      </w:r>
-      <w:proofErr w:type="spellEnd"/>
-      <w:r>
-        <w:rPr>
-          <w:rFonts w:ascii="Arial" w:hAnsi="Arial" w:cs="Arial"/>
-        </w:rPr>
-        <w:t xml:space="preserve"> ile Dağıtım</w:t>
+        <w:t>5.2 Docker Compose ile Dağıtım</w:t>
       </w:r>
     </w:p>
     <w:p>
@@ -7099,63 +4566,7 @@
         <w:rPr>
           <w:rFonts w:ascii="Arial" w:hAnsi="Arial" w:cs="Arial"/>
         </w:rPr>
-        <w:t xml:space="preserve">Sistem bütünüyle </w:t>
-      </w:r>
-      <w:proofErr w:type="spellStart"/>
-      <w:r>
-        <w:rPr>
-          <w:rFonts w:ascii="Arial" w:hAnsi="Arial" w:cs="Arial"/>
-        </w:rPr>
-        <w:t>Docker</w:t>
-      </w:r>
-      <w:proofErr w:type="spellEnd"/>
-      <w:r>
-        <w:rPr>
-          <w:rFonts w:ascii="Arial" w:hAnsi="Arial" w:cs="Arial"/>
-        </w:rPr>
-        <w:t xml:space="preserve"> </w:t>
-      </w:r>
-      <w:proofErr w:type="spellStart"/>
-      <w:r>
-        <w:rPr>
-          <w:rFonts w:ascii="Arial" w:hAnsi="Arial" w:cs="Arial"/>
-        </w:rPr>
-        <w:t>Compose</w:t>
-      </w:r>
-      <w:proofErr w:type="spellEnd"/>
-      <w:r>
-        <w:rPr>
-          <w:rFonts w:ascii="Arial" w:hAnsi="Arial" w:cs="Arial"/>
-        </w:rPr>
-        <w:t xml:space="preserve"> ile yönetilecektir. Mevcut </w:t>
-      </w:r>
-      <w:proofErr w:type="spellStart"/>
-      <w:r>
-        <w:rPr>
-          <w:rFonts w:ascii="Arial" w:hAnsi="Arial" w:cs="Arial"/>
-        </w:rPr>
-        <w:t>Dockerfile</w:t>
-      </w:r>
-      <w:proofErr w:type="spellEnd"/>
-      <w:r>
-        <w:rPr>
-          <w:rFonts w:ascii="Arial" w:hAnsi="Arial" w:cs="Arial"/>
-        </w:rPr>
-        <w:t xml:space="preserve"> ve </w:t>
-      </w:r>
-      <w:proofErr w:type="spellStart"/>
-      <w:r>
-        <w:rPr>
-          <w:rFonts w:ascii="Arial" w:hAnsi="Arial" w:cs="Arial"/>
-        </w:rPr>
-        <w:t>docker-compose.yml</w:t>
-      </w:r>
-      <w:proofErr w:type="spellEnd"/>
-      <w:r>
-        <w:rPr>
-          <w:rFonts w:ascii="Arial" w:hAnsi="Arial" w:cs="Arial"/>
-        </w:rPr>
-        <w:t xml:space="preserve"> dosyaları iki servisli yeni yapıya uyacak biçimde güncellenecektir. Başlatma komutu v1.0 ile aynı kalmaktadır:</w:t>
+        <w:t>Sistem bütünüyle Docker Compose ile yönetilecektir. Mevcut Dockerfile ve docker-compose.yml dosyaları iki servisli yeni yapıya uyacak biçimde güncellenecektir. Başlatma komutu v1.0 ile aynı kalmaktadır:</w:t>
       </w:r>
     </w:p>
     <w:tbl>
@@ -7179,12 +4590,6 @@
         <w:gridCol w:w="9360"/>
       </w:tblGrid>
       <w:tr>
-        <w:tblPrEx>
-          <w:tblCellMar>
-            <w:top w:w="0" w:type="dxa"/>
-            <w:bottom w:w="0" w:type="dxa"/>
-          </w:tblCellMar>
-        </w:tblPrEx>
         <w:tc>
           <w:tcPr>
             <w:tcW w:w="0" w:type="auto"/>
@@ -7229,62 +4634,14 @@
                 <w:rFonts w:ascii="Arial" w:hAnsi="Arial" w:cs="Arial"/>
               </w:rPr>
             </w:pPr>
-            <w:proofErr w:type="spellStart"/>
-            <w:proofErr w:type="gramStart"/>
             <w:r>
               <w:rPr>
                 <w:rFonts w:ascii="Arial" w:hAnsi="Arial" w:cs="Arial"/>
                 <w:sz w:val="21"/>
                 <w:szCs w:val="21"/>
               </w:rPr>
-              <w:t>docker</w:t>
-            </w:r>
-            <w:proofErr w:type="gramEnd"/>
-            <w:r>
-              <w:rPr>
-                <w:rFonts w:ascii="Arial" w:hAnsi="Arial" w:cs="Arial"/>
-                <w:sz w:val="21"/>
-                <w:szCs w:val="21"/>
-              </w:rPr>
-              <w:t>-compose</w:t>
-            </w:r>
-            <w:proofErr w:type="spellEnd"/>
-            <w:r>
-              <w:rPr>
-                <w:rFonts w:ascii="Arial" w:hAnsi="Arial" w:cs="Arial"/>
-                <w:sz w:val="21"/>
-                <w:szCs w:val="21"/>
-              </w:rPr>
-              <w:t xml:space="preserve"> </w:t>
-            </w:r>
-            <w:proofErr w:type="spellStart"/>
-            <w:r>
-              <w:rPr>
-                <w:rFonts w:ascii="Arial" w:hAnsi="Arial" w:cs="Arial"/>
-                <w:sz w:val="21"/>
-                <w:szCs w:val="21"/>
-              </w:rPr>
-              <w:t>up</w:t>
-            </w:r>
-            <w:proofErr w:type="spellEnd"/>
-            <w:r>
-              <w:rPr>
-                <w:rFonts w:ascii="Arial" w:hAnsi="Arial" w:cs="Arial"/>
-                <w:sz w:val="21"/>
-                <w:szCs w:val="21"/>
-              </w:rPr>
-              <w:t xml:space="preserve"> -d --</w:t>
-            </w:r>
-            <w:proofErr w:type="spellStart"/>
-            <w:r>
-              <w:rPr>
-                <w:rFonts w:ascii="Arial" w:hAnsi="Arial" w:cs="Arial"/>
-                <w:sz w:val="21"/>
-                <w:szCs w:val="21"/>
-              </w:rPr>
-              <w:t>build</w:t>
-            </w:r>
-            <w:proofErr w:type="spellEnd"/>
+              <w:t>docker-compose up -d --build</w:t>
+            </w:r>
           </w:p>
         </w:tc>
       </w:tr>
@@ -7321,12 +4678,6 @@
         <w:gridCol w:w="3760"/>
       </w:tblGrid>
       <w:tr>
-        <w:tblPrEx>
-          <w:tblCellMar>
-            <w:top w:w="0" w:type="dxa"/>
-            <w:bottom w:w="0" w:type="dxa"/>
-          </w:tblCellMar>
-        </w:tblPrEx>
         <w:tc>
           <w:tcPr>
             <w:tcW w:w="2000" w:type="dxa"/>
@@ -7390,7 +4741,6 @@
                 <w:rFonts w:ascii="Arial" w:hAnsi="Arial" w:cs="Arial"/>
               </w:rPr>
             </w:pPr>
-            <w:proofErr w:type="spellStart"/>
             <w:r>
               <w:rPr>
                 <w:rFonts w:ascii="Arial" w:hAnsi="Arial" w:cs="Arial"/>
@@ -7400,9 +4750,35 @@
                 <w:sz w:val="20"/>
                 <w:szCs w:val="20"/>
               </w:rPr>
-              <w:t>Build</w:t>
-            </w:r>
-            <w:proofErr w:type="spellEnd"/>
+              <w:t>Build Bağlamı</w:t>
+            </w:r>
+          </w:p>
+        </w:tc>
+        <w:tc>
+          <w:tcPr>
+            <w:tcW w:w="1800" w:type="dxa"/>
+            <w:tcBorders>
+              <w:top w:val="single" w:sz="1" w:space="0" w:color="AEB6BF"/>
+              <w:left w:val="single" w:sz="1" w:space="0" w:color="AEB6BF"/>
+              <w:bottom w:val="single" w:sz="1" w:space="0" w:color="AEB6BF"/>
+              <w:right w:val="single" w:sz="1" w:space="0" w:color="AEB6BF"/>
+            </w:tcBorders>
+            <w:shd w:val="clear" w:color="auto" w:fill="1A3A5C"/>
+            <w:tcMar>
+              <w:top w:w="80" w:type="dxa"/>
+              <w:left w:w="140" w:type="dxa"/>
+              <w:bottom w:w="80" w:type="dxa"/>
+              <w:right w:w="140" w:type="dxa"/>
+            </w:tcMar>
+            <w:vAlign w:val="center"/>
+          </w:tcPr>
+          <w:p>
+            <w:pPr>
+              <w:spacing w:before="80" w:after="80"/>
+              <w:rPr>
+                <w:rFonts w:ascii="Arial" w:hAnsi="Arial" w:cs="Arial"/>
+              </w:rPr>
+            </w:pPr>
             <w:r>
               <w:rPr>
                 <w:rFonts w:ascii="Arial" w:hAnsi="Arial" w:cs="Arial"/>
@@ -7412,13 +4788,13 @@
                 <w:sz w:val="20"/>
                 <w:szCs w:val="20"/>
               </w:rPr>
-              <w:t xml:space="preserve"> Bağlamı</w:t>
-            </w:r>
-          </w:p>
-        </w:tc>
-        <w:tc>
-          <w:tcPr>
-            <w:tcW w:w="1800" w:type="dxa"/>
+              <w:t>Port</w:t>
+            </w:r>
+          </w:p>
+        </w:tc>
+        <w:tc>
+          <w:tcPr>
+            <w:tcW w:w="3760" w:type="dxa"/>
             <w:tcBorders>
               <w:top w:val="single" w:sz="1" w:space="0" w:color="AEB6BF"/>
               <w:left w:val="single" w:sz="1" w:space="0" w:color="AEB6BF"/>
@@ -7450,20 +4826,22 @@
                 <w:sz w:val="20"/>
                 <w:szCs w:val="20"/>
               </w:rPr>
-              <w:t>Port</w:t>
-            </w:r>
-          </w:p>
-        </w:tc>
-        <w:tc>
-          <w:tcPr>
-            <w:tcW w:w="3760" w:type="dxa"/>
-            <w:tcBorders>
-              <w:top w:val="single" w:sz="1" w:space="0" w:color="AEB6BF"/>
-              <w:left w:val="single" w:sz="1" w:space="0" w:color="AEB6BF"/>
-              <w:bottom w:val="single" w:sz="1" w:space="0" w:color="AEB6BF"/>
-              <w:right w:val="single" w:sz="1" w:space="0" w:color="AEB6BF"/>
-            </w:tcBorders>
-            <w:shd w:val="clear" w:color="auto" w:fill="1A3A5C"/>
+              <w:t>Açıklama</w:t>
+            </w:r>
+          </w:p>
+        </w:tc>
+      </w:tr>
+      <w:tr>
+        <w:tc>
+          <w:tcPr>
+            <w:tcW w:w="2000" w:type="dxa"/>
+            <w:tcBorders>
+              <w:top w:val="single" w:sz="1" w:space="0" w:color="AEB6BF"/>
+              <w:left w:val="single" w:sz="1" w:space="0" w:color="AEB6BF"/>
+              <w:bottom w:val="single" w:sz="1" w:space="0" w:color="AEB6BF"/>
+              <w:right w:val="single" w:sz="1" w:space="0" w:color="AEB6BF"/>
+            </w:tcBorders>
+            <w:shd w:val="clear" w:color="auto" w:fill="F2F3F4"/>
             <w:tcMar>
               <w:top w:w="80" w:type="dxa"/>
               <w:left w:w="140" w:type="dxa"/>
@@ -7484,22 +4862,117 @@
                 <w:rFonts w:ascii="Arial" w:hAnsi="Arial" w:cs="Arial"/>
                 <w:b/>
                 <w:bCs/>
-                <w:color w:val="FFFFFF"/>
-                <w:sz w:val="20"/>
-                <w:szCs w:val="20"/>
-              </w:rPr>
-              <w:t>Açıklama</w:t>
+                <w:sz w:val="20"/>
+                <w:szCs w:val="20"/>
+              </w:rPr>
+              <w:t>backend</w:t>
+            </w:r>
+          </w:p>
+        </w:tc>
+        <w:tc>
+          <w:tcPr>
+            <w:tcW w:w="1800" w:type="dxa"/>
+            <w:tcBorders>
+              <w:top w:val="single" w:sz="1" w:space="0" w:color="AEB6BF"/>
+              <w:left w:val="single" w:sz="1" w:space="0" w:color="AEB6BF"/>
+              <w:bottom w:val="single" w:sz="1" w:space="0" w:color="AEB6BF"/>
+              <w:right w:val="single" w:sz="1" w:space="0" w:color="AEB6BF"/>
+            </w:tcBorders>
+            <w:tcMar>
+              <w:top w:w="80" w:type="dxa"/>
+              <w:left w:w="140" w:type="dxa"/>
+              <w:bottom w:w="80" w:type="dxa"/>
+              <w:right w:w="140" w:type="dxa"/>
+            </w:tcMar>
+            <w:vAlign w:val="center"/>
+          </w:tcPr>
+          <w:p>
+            <w:pPr>
+              <w:spacing w:before="80" w:after="80"/>
+              <w:rPr>
+                <w:rFonts w:ascii="Arial" w:hAnsi="Arial" w:cs="Arial"/>
+              </w:rPr>
+            </w:pPr>
+            <w:r>
+              <w:rPr>
+                <w:rFonts w:ascii="Arial" w:hAnsi="Arial" w:cs="Arial"/>
+                <w:sz w:val="20"/>
+                <w:szCs w:val="20"/>
+              </w:rPr>
+              <w:t>./backend</w:t>
+            </w:r>
+          </w:p>
+        </w:tc>
+        <w:tc>
+          <w:tcPr>
+            <w:tcW w:w="1800" w:type="dxa"/>
+            <w:tcBorders>
+              <w:top w:val="single" w:sz="1" w:space="0" w:color="AEB6BF"/>
+              <w:left w:val="single" w:sz="1" w:space="0" w:color="AEB6BF"/>
+              <w:bottom w:val="single" w:sz="1" w:space="0" w:color="AEB6BF"/>
+              <w:right w:val="single" w:sz="1" w:space="0" w:color="AEB6BF"/>
+            </w:tcBorders>
+            <w:tcMar>
+              <w:top w:w="80" w:type="dxa"/>
+              <w:left w:w="140" w:type="dxa"/>
+              <w:bottom w:w="80" w:type="dxa"/>
+              <w:right w:w="140" w:type="dxa"/>
+            </w:tcMar>
+            <w:vAlign w:val="center"/>
+          </w:tcPr>
+          <w:p>
+            <w:pPr>
+              <w:spacing w:before="80" w:after="80"/>
+              <w:rPr>
+                <w:rFonts w:ascii="Arial" w:hAnsi="Arial" w:cs="Arial"/>
+              </w:rPr>
+            </w:pPr>
+            <w:r>
+              <w:rPr>
+                <w:rFonts w:ascii="Arial" w:hAnsi="Arial" w:cs="Arial"/>
+                <w:sz w:val="20"/>
+                <w:szCs w:val="20"/>
+              </w:rPr>
+              <w:t>8000:8000</w:t>
+            </w:r>
+          </w:p>
+        </w:tc>
+        <w:tc>
+          <w:tcPr>
+            <w:tcW w:w="3760" w:type="dxa"/>
+            <w:tcBorders>
+              <w:top w:val="single" w:sz="1" w:space="0" w:color="AEB6BF"/>
+              <w:left w:val="single" w:sz="1" w:space="0" w:color="AEB6BF"/>
+              <w:bottom w:val="single" w:sz="1" w:space="0" w:color="AEB6BF"/>
+              <w:right w:val="single" w:sz="1" w:space="0" w:color="AEB6BF"/>
+            </w:tcBorders>
+            <w:tcMar>
+              <w:top w:w="80" w:type="dxa"/>
+              <w:left w:w="140" w:type="dxa"/>
+              <w:bottom w:w="80" w:type="dxa"/>
+              <w:right w:w="140" w:type="dxa"/>
+            </w:tcMar>
+            <w:vAlign w:val="center"/>
+          </w:tcPr>
+          <w:p>
+            <w:pPr>
+              <w:spacing w:before="80" w:after="80"/>
+              <w:rPr>
+                <w:rFonts w:ascii="Arial" w:hAnsi="Arial" w:cs="Arial"/>
+              </w:rPr>
+            </w:pPr>
+            <w:r>
+              <w:rPr>
+                <w:rFonts w:ascii="Arial" w:hAnsi="Arial" w:cs="Arial"/>
+                <w:sz w:val="20"/>
+                <w:szCs w:val="20"/>
+              </w:rPr>
+              <w:t>FastAPI + Uvicorn. final_models/ dizini volume mount ile bağlanmaktadır; model dosyaları imaj içine dahil edilmemektedir.</w:t>
             </w:r>
           </w:p>
         </w:tc>
       </w:tr>
       <w:tr>
-        <w:tblPrEx>
-          <w:tblCellMar>
-            <w:top w:w="0" w:type="dxa"/>
-            <w:bottom w:w="0" w:type="dxa"/>
-          </w:tblCellMar>
-        </w:tblPrEx>
         <w:tc>
           <w:tcPr>
             <w:tcW w:w="2000" w:type="dxa"/>
@@ -7525,8 +4998,6 @@
                 <w:rFonts w:ascii="Arial" w:hAnsi="Arial" w:cs="Arial"/>
               </w:rPr>
             </w:pPr>
-            <w:proofErr w:type="spellStart"/>
-            <w:proofErr w:type="gramStart"/>
             <w:r>
               <w:rPr>
                 <w:rFonts w:ascii="Arial" w:hAnsi="Arial" w:cs="Arial"/>
@@ -7535,10 +5006,8 @@
                 <w:sz w:val="20"/>
                 <w:szCs w:val="20"/>
               </w:rPr>
-              <w:t>backend</w:t>
-            </w:r>
-            <w:proofErr w:type="spellEnd"/>
-            <w:proofErr w:type="gramEnd"/>
+              <w:t>frontend</w:t>
+            </w:r>
           </w:p>
         </w:tc>
         <w:tc>
@@ -7565,26 +5034,14 @@
                 <w:rFonts w:ascii="Arial" w:hAnsi="Arial" w:cs="Arial"/>
               </w:rPr>
             </w:pPr>
-            <w:proofErr w:type="gramStart"/>
-            <w:r>
-              <w:rPr>
-                <w:rFonts w:ascii="Arial" w:hAnsi="Arial" w:cs="Arial"/>
-                <w:sz w:val="20"/>
-                <w:szCs w:val="20"/>
-              </w:rPr>
-              <w:t>./</w:t>
-            </w:r>
-            <w:proofErr w:type="spellStart"/>
-            <w:proofErr w:type="gramEnd"/>
-            <w:r>
-              <w:rPr>
-                <w:rFonts w:ascii="Arial" w:hAnsi="Arial" w:cs="Arial"/>
-                <w:sz w:val="20"/>
-                <w:szCs w:val="20"/>
-              </w:rPr>
-              <w:t>backend</w:t>
-            </w:r>
-            <w:proofErr w:type="spellEnd"/>
+            <w:r>
+              <w:rPr>
+                <w:rFonts w:ascii="Arial" w:hAnsi="Arial" w:cs="Arial"/>
+                <w:sz w:val="20"/>
+                <w:szCs w:val="20"/>
+              </w:rPr>
+              <w:t>./frontend</w:t>
+            </w:r>
           </w:p>
         </w:tc>
         <w:tc>
@@ -7617,7 +5074,7 @@
                 <w:sz w:val="20"/>
                 <w:szCs w:val="20"/>
               </w:rPr>
-              <w:t>8000:8000</w:t>
+              <w:t>3000:3000</w:t>
             </w:r>
           </w:p>
         </w:tc>
@@ -7645,314 +5102,13 @@
                 <w:rFonts w:ascii="Arial" w:hAnsi="Arial" w:cs="Arial"/>
               </w:rPr>
             </w:pPr>
-            <w:proofErr w:type="spellStart"/>
-            <w:r>
-              <w:rPr>
-                <w:rFonts w:ascii="Arial" w:hAnsi="Arial" w:cs="Arial"/>
-                <w:sz w:val="20"/>
-                <w:szCs w:val="20"/>
-              </w:rPr>
-              <w:t>FastAPI</w:t>
-            </w:r>
-            <w:proofErr w:type="spellEnd"/>
-            <w:r>
-              <w:rPr>
-                <w:rFonts w:ascii="Arial" w:hAnsi="Arial" w:cs="Arial"/>
-                <w:sz w:val="20"/>
-                <w:szCs w:val="20"/>
-              </w:rPr>
-              <w:t xml:space="preserve"> + </w:t>
-            </w:r>
-            <w:proofErr w:type="spellStart"/>
-            <w:r>
-              <w:rPr>
-                <w:rFonts w:ascii="Arial" w:hAnsi="Arial" w:cs="Arial"/>
-                <w:sz w:val="20"/>
-                <w:szCs w:val="20"/>
-              </w:rPr>
-              <w:t>Uvicorn</w:t>
-            </w:r>
-            <w:proofErr w:type="spellEnd"/>
-            <w:r>
-              <w:rPr>
-                <w:rFonts w:ascii="Arial" w:hAnsi="Arial" w:cs="Arial"/>
-                <w:sz w:val="20"/>
-                <w:szCs w:val="20"/>
-              </w:rPr>
-              <w:t xml:space="preserve">. </w:t>
-            </w:r>
-            <w:proofErr w:type="spellStart"/>
-            <w:proofErr w:type="gramStart"/>
-            <w:r>
-              <w:rPr>
-                <w:rFonts w:ascii="Arial" w:hAnsi="Arial" w:cs="Arial"/>
-                <w:sz w:val="20"/>
-                <w:szCs w:val="20"/>
-              </w:rPr>
-              <w:t>final</w:t>
-            </w:r>
-            <w:proofErr w:type="gramEnd"/>
-            <w:r>
-              <w:rPr>
-                <w:rFonts w:ascii="Arial" w:hAnsi="Arial" w:cs="Arial"/>
-                <w:sz w:val="20"/>
-                <w:szCs w:val="20"/>
-              </w:rPr>
-              <w:t>_models</w:t>
-            </w:r>
-            <w:proofErr w:type="spellEnd"/>
-            <w:r>
-              <w:rPr>
-                <w:rFonts w:ascii="Arial" w:hAnsi="Arial" w:cs="Arial"/>
-                <w:sz w:val="20"/>
-                <w:szCs w:val="20"/>
-              </w:rPr>
-              <w:t xml:space="preserve">/ dizini </w:t>
-            </w:r>
-            <w:proofErr w:type="spellStart"/>
-            <w:r>
-              <w:rPr>
-                <w:rFonts w:ascii="Arial" w:hAnsi="Arial" w:cs="Arial"/>
-                <w:sz w:val="20"/>
-                <w:szCs w:val="20"/>
-              </w:rPr>
-              <w:t>volume</w:t>
-            </w:r>
-            <w:proofErr w:type="spellEnd"/>
-            <w:r>
-              <w:rPr>
-                <w:rFonts w:ascii="Arial" w:hAnsi="Arial" w:cs="Arial"/>
-                <w:sz w:val="20"/>
-                <w:szCs w:val="20"/>
-              </w:rPr>
-              <w:t xml:space="preserve"> </w:t>
-            </w:r>
-            <w:proofErr w:type="spellStart"/>
-            <w:r>
-              <w:rPr>
-                <w:rFonts w:ascii="Arial" w:hAnsi="Arial" w:cs="Arial"/>
-                <w:sz w:val="20"/>
-                <w:szCs w:val="20"/>
-              </w:rPr>
-              <w:t>mount</w:t>
-            </w:r>
-            <w:proofErr w:type="spellEnd"/>
-            <w:r>
-              <w:rPr>
-                <w:rFonts w:ascii="Arial" w:hAnsi="Arial" w:cs="Arial"/>
-                <w:sz w:val="20"/>
-                <w:szCs w:val="20"/>
-              </w:rPr>
-              <w:t xml:space="preserve"> ile bağlanmaktadır; model dosyaları imaj içine dahil edilmemektedir.</w:t>
-            </w:r>
-          </w:p>
-        </w:tc>
-      </w:tr>
-      <w:tr>
-        <w:tblPrEx>
-          <w:tblCellMar>
-            <w:top w:w="0" w:type="dxa"/>
-            <w:bottom w:w="0" w:type="dxa"/>
-          </w:tblCellMar>
-        </w:tblPrEx>
-        <w:tc>
-          <w:tcPr>
-            <w:tcW w:w="2000" w:type="dxa"/>
-            <w:tcBorders>
-              <w:top w:val="single" w:sz="1" w:space="0" w:color="AEB6BF"/>
-              <w:left w:val="single" w:sz="1" w:space="0" w:color="AEB6BF"/>
-              <w:bottom w:val="single" w:sz="1" w:space="0" w:color="AEB6BF"/>
-              <w:right w:val="single" w:sz="1" w:space="0" w:color="AEB6BF"/>
-            </w:tcBorders>
-            <w:shd w:val="clear" w:color="auto" w:fill="F2F3F4"/>
-            <w:tcMar>
-              <w:top w:w="80" w:type="dxa"/>
-              <w:left w:w="140" w:type="dxa"/>
-              <w:bottom w:w="80" w:type="dxa"/>
-              <w:right w:w="140" w:type="dxa"/>
-            </w:tcMar>
-            <w:vAlign w:val="center"/>
-          </w:tcPr>
-          <w:p>
-            <w:pPr>
-              <w:spacing w:before="80" w:after="80"/>
-              <w:rPr>
-                <w:rFonts w:ascii="Arial" w:hAnsi="Arial" w:cs="Arial"/>
-              </w:rPr>
-            </w:pPr>
-            <w:proofErr w:type="spellStart"/>
-            <w:proofErr w:type="gramStart"/>
-            <w:r>
-              <w:rPr>
-                <w:rFonts w:ascii="Arial" w:hAnsi="Arial" w:cs="Arial"/>
-                <w:b/>
-                <w:bCs/>
-                <w:sz w:val="20"/>
-                <w:szCs w:val="20"/>
-              </w:rPr>
-              <w:t>frontend</w:t>
-            </w:r>
-            <w:proofErr w:type="spellEnd"/>
-            <w:proofErr w:type="gramEnd"/>
-          </w:p>
-        </w:tc>
-        <w:tc>
-          <w:tcPr>
-            <w:tcW w:w="1800" w:type="dxa"/>
-            <w:tcBorders>
-              <w:top w:val="single" w:sz="1" w:space="0" w:color="AEB6BF"/>
-              <w:left w:val="single" w:sz="1" w:space="0" w:color="AEB6BF"/>
-              <w:bottom w:val="single" w:sz="1" w:space="0" w:color="AEB6BF"/>
-              <w:right w:val="single" w:sz="1" w:space="0" w:color="AEB6BF"/>
-            </w:tcBorders>
-            <w:tcMar>
-              <w:top w:w="80" w:type="dxa"/>
-              <w:left w:w="140" w:type="dxa"/>
-              <w:bottom w:w="80" w:type="dxa"/>
-              <w:right w:w="140" w:type="dxa"/>
-            </w:tcMar>
-            <w:vAlign w:val="center"/>
-          </w:tcPr>
-          <w:p>
-            <w:pPr>
-              <w:spacing w:before="80" w:after="80"/>
-              <w:rPr>
-                <w:rFonts w:ascii="Arial" w:hAnsi="Arial" w:cs="Arial"/>
-              </w:rPr>
-            </w:pPr>
-            <w:proofErr w:type="gramStart"/>
-            <w:r>
-              <w:rPr>
-                <w:rFonts w:ascii="Arial" w:hAnsi="Arial" w:cs="Arial"/>
-                <w:sz w:val="20"/>
-                <w:szCs w:val="20"/>
-              </w:rPr>
-              <w:t>./</w:t>
-            </w:r>
-            <w:proofErr w:type="spellStart"/>
-            <w:proofErr w:type="gramEnd"/>
-            <w:r>
-              <w:rPr>
-                <w:rFonts w:ascii="Arial" w:hAnsi="Arial" w:cs="Arial"/>
-                <w:sz w:val="20"/>
-                <w:szCs w:val="20"/>
-              </w:rPr>
-              <w:t>frontend</w:t>
-            </w:r>
-            <w:proofErr w:type="spellEnd"/>
-          </w:p>
-        </w:tc>
-        <w:tc>
-          <w:tcPr>
-            <w:tcW w:w="1800" w:type="dxa"/>
-            <w:tcBorders>
-              <w:top w:val="single" w:sz="1" w:space="0" w:color="AEB6BF"/>
-              <w:left w:val="single" w:sz="1" w:space="0" w:color="AEB6BF"/>
-              <w:bottom w:val="single" w:sz="1" w:space="0" w:color="AEB6BF"/>
-              <w:right w:val="single" w:sz="1" w:space="0" w:color="AEB6BF"/>
-            </w:tcBorders>
-            <w:tcMar>
-              <w:top w:w="80" w:type="dxa"/>
-              <w:left w:w="140" w:type="dxa"/>
-              <w:bottom w:w="80" w:type="dxa"/>
-              <w:right w:w="140" w:type="dxa"/>
-            </w:tcMar>
-            <w:vAlign w:val="center"/>
-          </w:tcPr>
-          <w:p>
-            <w:pPr>
-              <w:spacing w:before="80" w:after="80"/>
-              <w:rPr>
-                <w:rFonts w:ascii="Arial" w:hAnsi="Arial" w:cs="Arial"/>
-              </w:rPr>
-            </w:pPr>
-            <w:r>
-              <w:rPr>
-                <w:rFonts w:ascii="Arial" w:hAnsi="Arial" w:cs="Arial"/>
-                <w:sz w:val="20"/>
-                <w:szCs w:val="20"/>
-              </w:rPr>
-              <w:t>3000:3000</w:t>
-            </w:r>
-          </w:p>
-        </w:tc>
-        <w:tc>
-          <w:tcPr>
-            <w:tcW w:w="3760" w:type="dxa"/>
-            <w:tcBorders>
-              <w:top w:val="single" w:sz="1" w:space="0" w:color="AEB6BF"/>
-              <w:left w:val="single" w:sz="1" w:space="0" w:color="AEB6BF"/>
-              <w:bottom w:val="single" w:sz="1" w:space="0" w:color="AEB6BF"/>
-              <w:right w:val="single" w:sz="1" w:space="0" w:color="AEB6BF"/>
-            </w:tcBorders>
-            <w:tcMar>
-              <w:top w:w="80" w:type="dxa"/>
-              <w:left w:w="140" w:type="dxa"/>
-              <w:bottom w:w="80" w:type="dxa"/>
-              <w:right w:w="140" w:type="dxa"/>
-            </w:tcMar>
-            <w:vAlign w:val="center"/>
-          </w:tcPr>
-          <w:p>
-            <w:pPr>
-              <w:spacing w:before="80" w:after="80"/>
-              <w:rPr>
-                <w:rFonts w:ascii="Arial" w:hAnsi="Arial" w:cs="Arial"/>
-              </w:rPr>
-            </w:pPr>
-            <w:r>
-              <w:rPr>
-                <w:rFonts w:ascii="Arial" w:hAnsi="Arial" w:cs="Arial"/>
-                <w:sz w:val="20"/>
-                <w:szCs w:val="20"/>
-              </w:rPr>
-              <w:t xml:space="preserve">Next.js üretim derlemesi. NEXT_PUBLIC_API_URL ortam değişkeni aracılığıyla arka uç adresini alır. </w:t>
-            </w:r>
-            <w:proofErr w:type="spellStart"/>
-            <w:proofErr w:type="gramStart"/>
-            <w:r>
-              <w:rPr>
-                <w:rFonts w:ascii="Arial" w:hAnsi="Arial" w:cs="Arial"/>
-                <w:sz w:val="20"/>
-                <w:szCs w:val="20"/>
-              </w:rPr>
-              <w:t>depends</w:t>
-            </w:r>
-            <w:proofErr w:type="gramEnd"/>
-            <w:r>
-              <w:rPr>
-                <w:rFonts w:ascii="Arial" w:hAnsi="Arial" w:cs="Arial"/>
-                <w:sz w:val="20"/>
-                <w:szCs w:val="20"/>
-              </w:rPr>
-              <w:t>_on</w:t>
-            </w:r>
-            <w:proofErr w:type="spellEnd"/>
-            <w:r>
-              <w:rPr>
-                <w:rFonts w:ascii="Arial" w:hAnsi="Arial" w:cs="Arial"/>
-                <w:sz w:val="20"/>
-                <w:szCs w:val="20"/>
-              </w:rPr>
-              <w:t xml:space="preserve">: </w:t>
-            </w:r>
-            <w:proofErr w:type="spellStart"/>
-            <w:r>
-              <w:rPr>
-                <w:rFonts w:ascii="Arial" w:hAnsi="Arial" w:cs="Arial"/>
-                <w:sz w:val="20"/>
-                <w:szCs w:val="20"/>
-              </w:rPr>
-              <w:t>backend</w:t>
-            </w:r>
-            <w:proofErr w:type="spellEnd"/>
-            <w:r>
-              <w:rPr>
-                <w:rFonts w:ascii="Arial" w:hAnsi="Arial" w:cs="Arial"/>
-                <w:sz w:val="20"/>
-                <w:szCs w:val="20"/>
-              </w:rPr>
-              <w:t xml:space="preserve"> bağımlılığı ile başlatma sırası güvence altına alınmıştır.</w:t>
+            <w:r>
+              <w:rPr>
+                <w:rFonts w:ascii="Arial" w:hAnsi="Arial" w:cs="Arial"/>
+                <w:sz w:val="20"/>
+                <w:szCs w:val="20"/>
+              </w:rPr>
+              <w:t>Next.js üretim derlemesi. NEXT_PUBLIC_API_URL ortam değişkeni aracılığıyla arka uç adresini alır. depends_on: backend bağımlılığı ile başlatma sırası güvence altına alınmıştır.</w:t>
             </w:r>
           </w:p>
         </w:tc>
@@ -7983,77 +5139,7 @@
           <w:rFonts w:ascii="Arial" w:hAnsi="Arial" w:cs="Arial"/>
         </w:rPr>
         <w:lastRenderedPageBreak/>
-        <w:t xml:space="preserve">Mevcut tek </w:t>
-      </w:r>
-      <w:proofErr w:type="spellStart"/>
-      <w:r>
-        <w:rPr>
-          <w:rFonts w:ascii="Arial" w:hAnsi="Arial" w:cs="Arial"/>
-        </w:rPr>
-        <w:t>Dockerfile</w:t>
-      </w:r>
-      <w:proofErr w:type="spellEnd"/>
-      <w:r>
-        <w:rPr>
-          <w:rFonts w:ascii="Arial" w:hAnsi="Arial" w:cs="Arial"/>
-        </w:rPr>
-        <w:t xml:space="preserve">, </w:t>
-      </w:r>
-      <w:proofErr w:type="spellStart"/>
-      <w:r>
-        <w:rPr>
-          <w:rFonts w:ascii="Arial" w:hAnsi="Arial" w:cs="Arial"/>
-        </w:rPr>
-        <w:t>backend</w:t>
-      </w:r>
-      <w:proofErr w:type="spellEnd"/>
-      <w:r>
-        <w:rPr>
-          <w:rFonts w:ascii="Arial" w:hAnsi="Arial" w:cs="Arial"/>
-        </w:rPr>
-        <w:t>/</w:t>
-      </w:r>
-      <w:proofErr w:type="spellStart"/>
-      <w:r>
-        <w:rPr>
-          <w:rFonts w:ascii="Arial" w:hAnsi="Arial" w:cs="Arial"/>
-        </w:rPr>
-        <w:t>Dockerfile</w:t>
-      </w:r>
-      <w:proofErr w:type="spellEnd"/>
-      <w:r>
-        <w:rPr>
-          <w:rFonts w:ascii="Arial" w:hAnsi="Arial" w:cs="Arial"/>
-        </w:rPr>
-        <w:t xml:space="preserve"> ve </w:t>
-      </w:r>
-      <w:proofErr w:type="spellStart"/>
-      <w:r>
-        <w:rPr>
-          <w:rFonts w:ascii="Arial" w:hAnsi="Arial" w:cs="Arial"/>
-        </w:rPr>
-        <w:t>frontend</w:t>
-      </w:r>
-      <w:proofErr w:type="spellEnd"/>
-      <w:r>
-        <w:rPr>
-          <w:rFonts w:ascii="Arial" w:hAnsi="Arial" w:cs="Arial"/>
-        </w:rPr>
-        <w:t>/</w:t>
-      </w:r>
-      <w:proofErr w:type="spellStart"/>
-      <w:r>
-        <w:rPr>
-          <w:rFonts w:ascii="Arial" w:hAnsi="Arial" w:cs="Arial"/>
-        </w:rPr>
-        <w:t>Dockerfile</w:t>
-      </w:r>
-      <w:proofErr w:type="spellEnd"/>
-      <w:r>
-        <w:rPr>
-          <w:rFonts w:ascii="Arial" w:hAnsi="Arial" w:cs="Arial"/>
-        </w:rPr>
-        <w:t xml:space="preserve"> olmak üzere iki ayrı dosyaya bölünecektir.</w:t>
+        <w:t>Mevcut tek Dockerfile, backend/Dockerfile ve frontend/Dockerfile olmak üzere iki ayrı dosyaya bölünecektir.</w:t>
       </w:r>
     </w:p>
     <w:p>
@@ -8068,19 +5154,11 @@
           <w:rFonts w:ascii="Arial" w:hAnsi="Arial" w:cs="Arial"/>
         </w:rPr>
       </w:pPr>
-      <w:proofErr w:type="spellStart"/>
-      <w:r>
-        <w:rPr>
-          <w:rFonts w:ascii="Arial" w:hAnsi="Arial" w:cs="Arial"/>
-        </w:rPr>
-        <w:t>docker-compose.yml</w:t>
-      </w:r>
-      <w:proofErr w:type="spellEnd"/>
-      <w:r>
-        <w:rPr>
-          <w:rFonts w:ascii="Arial" w:hAnsi="Arial" w:cs="Arial"/>
-        </w:rPr>
-        <w:t xml:space="preserve"> kök dizinde konumlandırılacak; v1.0 ile aynı yerleşim korunacaktır.</w:t>
+      <w:r>
+        <w:rPr>
+          <w:rFonts w:ascii="Arial" w:hAnsi="Arial" w:cs="Arial"/>
+        </w:rPr>
+        <w:t>docker-compose.yml kök dizinde konumlandırılacak; v1.0 ile aynı yerleşim korunacaktır.</w:t>
       </w:r>
     </w:p>
     <w:p>
@@ -8099,51 +5177,7 @@
         <w:rPr>
           <w:rFonts w:ascii="Arial" w:hAnsi="Arial" w:cs="Arial"/>
         </w:rPr>
-        <w:t xml:space="preserve">Ortam </w:t>
-      </w:r>
-      <w:proofErr w:type="gramStart"/>
-      <w:r>
-        <w:rPr>
-          <w:rFonts w:ascii="Arial" w:hAnsi="Arial" w:cs="Arial"/>
-        </w:rPr>
-        <w:t>değişkenleri .</w:t>
-      </w:r>
-      <w:proofErr w:type="spellStart"/>
-      <w:r>
-        <w:rPr>
-          <w:rFonts w:ascii="Arial" w:hAnsi="Arial" w:cs="Arial"/>
-        </w:rPr>
-        <w:t>env</w:t>
-      </w:r>
-      <w:proofErr w:type="spellEnd"/>
-      <w:proofErr w:type="gramEnd"/>
-      <w:r>
-        <w:rPr>
-          <w:rFonts w:ascii="Arial" w:hAnsi="Arial" w:cs="Arial"/>
-        </w:rPr>
-        <w:t xml:space="preserve"> dosyası aracılığıyla yönetilecek; bu </w:t>
-      </w:r>
-      <w:proofErr w:type="gramStart"/>
-      <w:r>
-        <w:rPr>
-          <w:rFonts w:ascii="Arial" w:hAnsi="Arial" w:cs="Arial"/>
-        </w:rPr>
-        <w:t>dosya .</w:t>
-      </w:r>
-      <w:proofErr w:type="spellStart"/>
-      <w:r>
-        <w:rPr>
-          <w:rFonts w:ascii="Arial" w:hAnsi="Arial" w:cs="Arial"/>
-        </w:rPr>
-        <w:t>gitignore</w:t>
-      </w:r>
-      <w:proofErr w:type="spellEnd"/>
-      <w:proofErr w:type="gramEnd"/>
-      <w:r>
-        <w:rPr>
-          <w:rFonts w:ascii="Arial" w:hAnsi="Arial" w:cs="Arial"/>
-        </w:rPr>
-        <w:t xml:space="preserve"> kapsamına alınacaktır.</w:t>
+        <w:t>Ortam değişkenleri .env dosyası aracılığıyla yönetilecek; bu dosya .gitignore kapsamına alınacaktır.</w:t>
       </w:r>
     </w:p>
     <w:p>
@@ -8189,12 +5223,6 @@
         <w:gridCol w:w="9360"/>
       </w:tblGrid>
       <w:tr>
-        <w:tblPrEx>
-          <w:tblCellMar>
-            <w:top w:w="0" w:type="dxa"/>
-            <w:bottom w:w="0" w:type="dxa"/>
-          </w:tblCellMar>
-        </w:tblPrEx>
         <w:tc>
           <w:tcPr>
             <w:tcW w:w="0" w:type="auto"/>
@@ -8241,339 +5269,337 @@
                 <w:szCs w:val="21"/>
               </w:rPr>
             </w:pPr>
-            <w:proofErr w:type="spellStart"/>
             <w:r>
               <w:rPr>
                 <w:rFonts w:ascii="Arial" w:hAnsi="Arial" w:cs="Arial"/>
                 <w:sz w:val="21"/>
                 <w:szCs w:val="21"/>
               </w:rPr>
-              <w:t>ChildGuard</w:t>
-            </w:r>
-            <w:proofErr w:type="spellEnd"/>
-            <w:r>
+              <w:t xml:space="preserve">ChildGuard/ </w:t>
+            </w:r>
+          </w:p>
+          <w:p>
+            <w:pPr>
+              <w:spacing w:before="80" w:after="80"/>
               <w:rPr>
                 <w:rFonts w:ascii="Arial" w:hAnsi="Arial" w:cs="Arial"/>
                 <w:sz w:val="21"/>
                 <w:szCs w:val="21"/>
               </w:rPr>
-              <w:t xml:space="preserve">/ </w:t>
-            </w:r>
-          </w:p>
-          <w:p>
-            <w:pPr>
-              <w:spacing w:before="80" w:after="80"/>
+            </w:pPr>
+            <w:r>
               <w:rPr>
                 <w:rFonts w:ascii="Arial" w:hAnsi="Arial" w:cs="Arial"/>
                 <w:sz w:val="21"/>
                 <w:szCs w:val="21"/>
               </w:rPr>
-            </w:pPr>
-            <w:r>
+              <w:t xml:space="preserve">├── backend/ </w:t>
+            </w:r>
+          </w:p>
+          <w:p>
+            <w:pPr>
+              <w:spacing w:before="80" w:after="80"/>
               <w:rPr>
                 <w:rFonts w:ascii="Arial" w:hAnsi="Arial" w:cs="Arial"/>
                 <w:sz w:val="21"/>
                 <w:szCs w:val="21"/>
               </w:rPr>
-              <w:t xml:space="preserve">├── </w:t>
-            </w:r>
-            <w:proofErr w:type="spellStart"/>
+            </w:pPr>
             <w:r>
               <w:rPr>
                 <w:rFonts w:ascii="Arial" w:hAnsi="Arial" w:cs="Arial"/>
                 <w:sz w:val="21"/>
                 <w:szCs w:val="21"/>
               </w:rPr>
-              <w:t>backend</w:t>
-            </w:r>
-            <w:proofErr w:type="spellEnd"/>
-            <w:r>
+              <w:t xml:space="preserve">│   ├── api/ </w:t>
+            </w:r>
+          </w:p>
+          <w:p>
+            <w:pPr>
+              <w:spacing w:before="80" w:after="80"/>
               <w:rPr>
                 <w:rFonts w:ascii="Arial" w:hAnsi="Arial" w:cs="Arial"/>
                 <w:sz w:val="21"/>
                 <w:szCs w:val="21"/>
               </w:rPr>
-              <w:t xml:space="preserve">/ </w:t>
-            </w:r>
-          </w:p>
-          <w:p>
-            <w:pPr>
-              <w:spacing w:before="80" w:after="80"/>
+            </w:pPr>
+            <w:r>
               <w:rPr>
                 <w:rFonts w:ascii="Arial" w:hAnsi="Arial" w:cs="Arial"/>
                 <w:sz w:val="21"/>
                 <w:szCs w:val="21"/>
               </w:rPr>
-            </w:pPr>
-            <w:r>
+              <w:t xml:space="preserve">│   │   ├── main.py              # FastAPI app, CORS, lifespan </w:t>
+            </w:r>
+          </w:p>
+          <w:p>
+            <w:pPr>
+              <w:spacing w:before="80" w:after="80"/>
               <w:rPr>
                 <w:rFonts w:ascii="Arial" w:hAnsi="Arial" w:cs="Arial"/>
                 <w:sz w:val="21"/>
                 <w:szCs w:val="21"/>
               </w:rPr>
-              <w:t xml:space="preserve">│   ├── </w:t>
-            </w:r>
-            <w:proofErr w:type="spellStart"/>
+            </w:pPr>
             <w:r>
               <w:rPr>
                 <w:rFonts w:ascii="Arial" w:hAnsi="Arial" w:cs="Arial"/>
                 <w:sz w:val="21"/>
                 <w:szCs w:val="21"/>
               </w:rPr>
-              <w:t>api</w:t>
-            </w:r>
-            <w:proofErr w:type="spellEnd"/>
-            <w:r>
+              <w:t xml:space="preserve">│   │   ├── routers/ </w:t>
+            </w:r>
+          </w:p>
+          <w:p>
+            <w:pPr>
+              <w:spacing w:before="80" w:after="80"/>
               <w:rPr>
                 <w:rFonts w:ascii="Arial" w:hAnsi="Arial" w:cs="Arial"/>
                 <w:sz w:val="21"/>
                 <w:szCs w:val="21"/>
               </w:rPr>
-              <w:t xml:space="preserve">/ </w:t>
-            </w:r>
-          </w:p>
-          <w:p>
-            <w:pPr>
-              <w:spacing w:before="80" w:after="80"/>
+            </w:pPr>
+            <w:r>
               <w:rPr>
                 <w:rFonts w:ascii="Arial" w:hAnsi="Arial" w:cs="Arial"/>
                 <w:sz w:val="21"/>
                 <w:szCs w:val="21"/>
               </w:rPr>
-            </w:pPr>
-            <w:r>
+              <w:t xml:space="preserve">│   │   │   ├── analyze.py       # POST /api/analyze </w:t>
+            </w:r>
+          </w:p>
+          <w:p>
+            <w:pPr>
+              <w:spacing w:before="80" w:after="80"/>
               <w:rPr>
                 <w:rFonts w:ascii="Arial" w:hAnsi="Arial" w:cs="Arial"/>
                 <w:sz w:val="21"/>
                 <w:szCs w:val="21"/>
               </w:rPr>
-              <w:t xml:space="preserve">│   │   ├── main.py              # </w:t>
-            </w:r>
-            <w:proofErr w:type="spellStart"/>
+            </w:pPr>
             <w:r>
               <w:rPr>
                 <w:rFonts w:ascii="Arial" w:hAnsi="Arial" w:cs="Arial"/>
                 <w:sz w:val="21"/>
                 <w:szCs w:val="21"/>
               </w:rPr>
-              <w:t>FastAPI</w:t>
-            </w:r>
-            <w:proofErr w:type="spellEnd"/>
-            <w:r>
+              <w:t xml:space="preserve">│   │   │   └── explain.py       # POST /api/explain/shap  +  /lime </w:t>
+            </w:r>
+          </w:p>
+          <w:p>
+            <w:pPr>
+              <w:spacing w:before="80" w:after="80"/>
               <w:rPr>
                 <w:rFonts w:ascii="Arial" w:hAnsi="Arial" w:cs="Arial"/>
                 <w:sz w:val="21"/>
                 <w:szCs w:val="21"/>
               </w:rPr>
-              <w:t xml:space="preserve"> </w:t>
-            </w:r>
-            <w:proofErr w:type="spellStart"/>
+            </w:pPr>
             <w:r>
               <w:rPr>
                 <w:rFonts w:ascii="Arial" w:hAnsi="Arial" w:cs="Arial"/>
                 <w:sz w:val="21"/>
                 <w:szCs w:val="21"/>
               </w:rPr>
-              <w:t>app</w:t>
-            </w:r>
-            <w:proofErr w:type="spellEnd"/>
-            <w:r>
+              <w:t xml:space="preserve">│   │   ├── services/ </w:t>
+            </w:r>
+          </w:p>
+          <w:p>
+            <w:pPr>
+              <w:spacing w:before="80" w:after="80"/>
               <w:rPr>
                 <w:rFonts w:ascii="Arial" w:hAnsi="Arial" w:cs="Arial"/>
                 <w:sz w:val="21"/>
                 <w:szCs w:val="21"/>
               </w:rPr>
-              <w:t xml:space="preserve">, CORS, </w:t>
-            </w:r>
-            <w:proofErr w:type="spellStart"/>
+            </w:pPr>
             <w:r>
               <w:rPr>
                 <w:rFonts w:ascii="Arial" w:hAnsi="Arial" w:cs="Arial"/>
                 <w:sz w:val="21"/>
                 <w:szCs w:val="21"/>
               </w:rPr>
-              <w:t>lifespan</w:t>
-            </w:r>
-            <w:proofErr w:type="spellEnd"/>
-            <w:r>
+              <w:t xml:space="preserve">│   │   │   ├── bert_service.py  # BERT yükleme + tahmin </w:t>
+            </w:r>
+          </w:p>
+          <w:p>
+            <w:pPr>
+              <w:spacing w:before="80" w:after="80"/>
               <w:rPr>
                 <w:rFonts w:ascii="Arial" w:hAnsi="Arial" w:cs="Arial"/>
                 <w:sz w:val="21"/>
                 <w:szCs w:val="21"/>
               </w:rPr>
-              <w:t xml:space="preserve"> </w:t>
-            </w:r>
-          </w:p>
-          <w:p>
-            <w:pPr>
-              <w:spacing w:before="80" w:after="80"/>
+            </w:pPr>
+            <w:r>
               <w:rPr>
                 <w:rFonts w:ascii="Arial" w:hAnsi="Arial" w:cs="Arial"/>
                 <w:sz w:val="21"/>
                 <w:szCs w:val="21"/>
               </w:rPr>
-            </w:pPr>
-            <w:r>
+              <w:t xml:space="preserve">│   │   │   ├── xgb_service.py   # XGBoost yükleme + tahmin </w:t>
+            </w:r>
+          </w:p>
+          <w:p>
+            <w:pPr>
+              <w:spacing w:before="80" w:after="80"/>
               <w:rPr>
                 <w:rFonts w:ascii="Arial" w:hAnsi="Arial" w:cs="Arial"/>
                 <w:sz w:val="21"/>
                 <w:szCs w:val="21"/>
               </w:rPr>
-              <w:t xml:space="preserve">│   │   ├── </w:t>
-            </w:r>
-            <w:proofErr w:type="spellStart"/>
+            </w:pPr>
             <w:r>
               <w:rPr>
                 <w:rFonts w:ascii="Arial" w:hAnsi="Arial" w:cs="Arial"/>
                 <w:sz w:val="21"/>
                 <w:szCs w:val="21"/>
               </w:rPr>
-              <w:t>routers</w:t>
-            </w:r>
-            <w:proofErr w:type="spellEnd"/>
-            <w:r>
+              <w:t xml:space="preserve">│   │   │   ├── hybrid.py        # Hibrit skor birleştirme </w:t>
+            </w:r>
+          </w:p>
+          <w:p>
+            <w:pPr>
+              <w:spacing w:before="80" w:after="80"/>
               <w:rPr>
                 <w:rFonts w:ascii="Arial" w:hAnsi="Arial" w:cs="Arial"/>
                 <w:sz w:val="21"/>
                 <w:szCs w:val="21"/>
               </w:rPr>
-              <w:t xml:space="preserve">/ </w:t>
-            </w:r>
-          </w:p>
-          <w:p>
-            <w:pPr>
-              <w:spacing w:before="80" w:after="80"/>
+            </w:pPr>
+            <w:r>
               <w:rPr>
                 <w:rFonts w:ascii="Arial" w:hAnsi="Arial" w:cs="Arial"/>
                 <w:sz w:val="21"/>
                 <w:szCs w:val="21"/>
               </w:rPr>
-            </w:pPr>
-            <w:r>
+              <w:t xml:space="preserve">│   │   │   ├── shap_service.py  # SHAP açıklama üretimi </w:t>
+            </w:r>
+          </w:p>
+          <w:p>
+            <w:pPr>
+              <w:spacing w:before="80" w:after="80"/>
               <w:rPr>
                 <w:rFonts w:ascii="Arial" w:hAnsi="Arial" w:cs="Arial"/>
                 <w:sz w:val="21"/>
                 <w:szCs w:val="21"/>
               </w:rPr>
-              <w:t>│   │   │   ├── analyze.py       # POST /</w:t>
-            </w:r>
-            <w:proofErr w:type="spellStart"/>
+            </w:pPr>
             <w:r>
               <w:rPr>
                 <w:rFonts w:ascii="Arial" w:hAnsi="Arial" w:cs="Arial"/>
                 <w:sz w:val="21"/>
                 <w:szCs w:val="21"/>
               </w:rPr>
-              <w:t>api</w:t>
-            </w:r>
-            <w:proofErr w:type="spellEnd"/>
-            <w:r>
+              <w:t xml:space="preserve">│   │   │   └── lime_service.py  # LIME açıklama üretimi </w:t>
+            </w:r>
+          </w:p>
+          <w:p>
+            <w:pPr>
+              <w:spacing w:before="80" w:after="80"/>
               <w:rPr>
                 <w:rFonts w:ascii="Arial" w:hAnsi="Arial" w:cs="Arial"/>
                 <w:sz w:val="21"/>
                 <w:szCs w:val="21"/>
               </w:rPr>
-              <w:t>/</w:t>
-            </w:r>
-            <w:proofErr w:type="spellStart"/>
+            </w:pPr>
             <w:r>
               <w:rPr>
                 <w:rFonts w:ascii="Arial" w:hAnsi="Arial" w:cs="Arial"/>
                 <w:sz w:val="21"/>
                 <w:szCs w:val="21"/>
               </w:rPr>
-              <w:t>analyze</w:t>
-            </w:r>
-            <w:proofErr w:type="spellEnd"/>
-            <w:r>
+              <w:t xml:space="preserve">│   │   └── schemas.py           # Pydantic modeller </w:t>
+            </w:r>
+          </w:p>
+          <w:p>
+            <w:pPr>
+              <w:spacing w:before="80" w:after="80"/>
               <w:rPr>
                 <w:rFonts w:ascii="Arial" w:hAnsi="Arial" w:cs="Arial"/>
                 <w:sz w:val="21"/>
                 <w:szCs w:val="21"/>
               </w:rPr>
-              <w:t xml:space="preserve"> </w:t>
-            </w:r>
-          </w:p>
-          <w:p>
-            <w:pPr>
-              <w:spacing w:before="80" w:after="80"/>
+            </w:pPr>
+            <w:r>
               <w:rPr>
                 <w:rFonts w:ascii="Arial" w:hAnsi="Arial" w:cs="Arial"/>
                 <w:sz w:val="21"/>
                 <w:szCs w:val="21"/>
               </w:rPr>
-            </w:pPr>
-            <w:r>
+              <w:t xml:space="preserve">│   ├── final_models/            # Eğitilmiş modeller (.pkl + BERT) </w:t>
+            </w:r>
+          </w:p>
+          <w:p>
+            <w:pPr>
+              <w:spacing w:before="80" w:after="80"/>
               <w:rPr>
                 <w:rFonts w:ascii="Arial" w:hAnsi="Arial" w:cs="Arial"/>
                 <w:sz w:val="21"/>
                 <w:szCs w:val="21"/>
               </w:rPr>
-              <w:t>│   │   │   └── explain.py       # POST /</w:t>
-            </w:r>
-            <w:proofErr w:type="spellStart"/>
+            </w:pPr>
             <w:r>
               <w:rPr>
                 <w:rFonts w:ascii="Arial" w:hAnsi="Arial" w:cs="Arial"/>
                 <w:sz w:val="21"/>
                 <w:szCs w:val="21"/>
               </w:rPr>
-              <w:t>api</w:t>
-            </w:r>
-            <w:proofErr w:type="spellEnd"/>
-            <w:r>
+              <w:t xml:space="preserve">│   ├── training/ </w:t>
+            </w:r>
+          </w:p>
+          <w:p>
+            <w:pPr>
+              <w:spacing w:before="80" w:after="80"/>
               <w:rPr>
                 <w:rFonts w:ascii="Arial" w:hAnsi="Arial" w:cs="Arial"/>
                 <w:sz w:val="21"/>
                 <w:szCs w:val="21"/>
               </w:rPr>
-              <w:t>/</w:t>
-            </w:r>
-            <w:proofErr w:type="spellStart"/>
+            </w:pPr>
             <w:r>
               <w:rPr>
                 <w:rFonts w:ascii="Arial" w:hAnsi="Arial" w:cs="Arial"/>
                 <w:sz w:val="21"/>
                 <w:szCs w:val="21"/>
               </w:rPr>
-              <w:t>explain</w:t>
-            </w:r>
-            <w:proofErr w:type="spellEnd"/>
-            <w:r>
+              <w:t xml:space="preserve">│   │   └── childguardhybrid.py  # Güncellenmiş eğitim scripti (XGBoost) </w:t>
+            </w:r>
+          </w:p>
+          <w:p>
+            <w:pPr>
+              <w:spacing w:before="80" w:after="80"/>
               <w:rPr>
                 <w:rFonts w:ascii="Arial" w:hAnsi="Arial" w:cs="Arial"/>
                 <w:sz w:val="21"/>
                 <w:szCs w:val="21"/>
               </w:rPr>
-              <w:t>/</w:t>
-            </w:r>
-            <w:proofErr w:type="spellStart"/>
-            <w:proofErr w:type="gramStart"/>
+            </w:pPr>
             <w:r>
               <w:rPr>
                 <w:rFonts w:ascii="Arial" w:hAnsi="Arial" w:cs="Arial"/>
                 <w:sz w:val="21"/>
                 <w:szCs w:val="21"/>
               </w:rPr>
-              <w:t>shap</w:t>
-            </w:r>
-            <w:proofErr w:type="spellEnd"/>
-            <w:r>
+              <w:t xml:space="preserve">│   └── requirements.txt </w:t>
+            </w:r>
+          </w:p>
+          <w:p>
+            <w:pPr>
+              <w:spacing w:before="80" w:after="80"/>
               <w:rPr>
                 <w:rFonts w:ascii="Arial" w:hAnsi="Arial" w:cs="Arial"/>
                 <w:sz w:val="21"/>
                 <w:szCs w:val="21"/>
               </w:rPr>
-              <w:t xml:space="preserve">  +</w:t>
-            </w:r>
-            <w:proofErr w:type="gramEnd"/>
+            </w:pPr>
             <w:r>
               <w:rPr>
                 <w:rFonts w:ascii="Arial" w:hAnsi="Arial" w:cs="Arial"/>
                 <w:sz w:val="21"/>
                 <w:szCs w:val="21"/>
               </w:rPr>
-              <w:t xml:space="preserve">  /lime </w:t>
+              <w:t xml:space="preserve">├── frontend/ </w:t>
             </w:r>
           </w:p>
           <w:p>
@@ -8591,25 +5617,25 @@
                 <w:sz w:val="21"/>
                 <w:szCs w:val="21"/>
               </w:rPr>
-              <w:t xml:space="preserve">│   │   ├── </w:t>
-            </w:r>
-            <w:proofErr w:type="spellStart"/>
-            <w:r>
+              <w:t xml:space="preserve">│   ├── app/ </w:t>
+            </w:r>
+          </w:p>
+          <w:p>
+            <w:pPr>
+              <w:spacing w:before="80" w:after="80"/>
               <w:rPr>
                 <w:rFonts w:ascii="Arial" w:hAnsi="Arial" w:cs="Arial"/>
                 <w:sz w:val="21"/>
                 <w:szCs w:val="21"/>
               </w:rPr>
-              <w:t>services</w:t>
-            </w:r>
-            <w:proofErr w:type="spellEnd"/>
+            </w:pPr>
             <w:r>
               <w:rPr>
                 <w:rFonts w:ascii="Arial" w:hAnsi="Arial" w:cs="Arial"/>
                 <w:sz w:val="21"/>
                 <w:szCs w:val="21"/>
               </w:rPr>
-              <w:t xml:space="preserve">/ </w:t>
+              <w:t xml:space="preserve">│   │   ├── page.tsx             # Ana analiz sayfası </w:t>
             </w:r>
           </w:p>
           <w:p>
@@ -8627,25 +5653,25 @@
                 <w:sz w:val="21"/>
                 <w:szCs w:val="21"/>
               </w:rPr>
-              <w:t xml:space="preserve">│   │   │   ├── </w:t>
-            </w:r>
-            <w:proofErr w:type="gramStart"/>
-            <w:r>
+              <w:t xml:space="preserve">│   │   └── layout.tsx </w:t>
+            </w:r>
+          </w:p>
+          <w:p>
+            <w:pPr>
+              <w:spacing w:before="80" w:after="80"/>
               <w:rPr>
                 <w:rFonts w:ascii="Arial" w:hAnsi="Arial" w:cs="Arial"/>
                 <w:sz w:val="21"/>
                 <w:szCs w:val="21"/>
               </w:rPr>
-              <w:t>bert_service.py  #</w:t>
-            </w:r>
-            <w:proofErr w:type="gramEnd"/>
+            </w:pPr>
             <w:r>
               <w:rPr>
                 <w:rFonts w:ascii="Arial" w:hAnsi="Arial" w:cs="Arial"/>
                 <w:sz w:val="21"/>
                 <w:szCs w:val="21"/>
               </w:rPr>
-              <w:t xml:space="preserve"> BERT yükleme + tahmin </w:t>
+              <w:t xml:space="preserve">│   ├── components/ </w:t>
             </w:r>
           </w:p>
           <w:p>
@@ -8663,25 +5689,25 @@
                 <w:sz w:val="21"/>
                 <w:szCs w:val="21"/>
               </w:rPr>
-              <w:t xml:space="preserve">│   │   │   ├── xgb_service.py   # </w:t>
-            </w:r>
-            <w:proofErr w:type="spellStart"/>
-            <w:r>
+              <w:t xml:space="preserve">│   │   ├── AnalyzeForm.tsx </w:t>
+            </w:r>
+          </w:p>
+          <w:p>
+            <w:pPr>
+              <w:spacing w:before="80" w:after="80"/>
               <w:rPr>
                 <w:rFonts w:ascii="Arial" w:hAnsi="Arial" w:cs="Arial"/>
                 <w:sz w:val="21"/>
                 <w:szCs w:val="21"/>
               </w:rPr>
-              <w:t>XGBoost</w:t>
-            </w:r>
-            <w:proofErr w:type="spellEnd"/>
+            </w:pPr>
             <w:r>
               <w:rPr>
                 <w:rFonts w:ascii="Arial" w:hAnsi="Arial" w:cs="Arial"/>
                 <w:sz w:val="21"/>
                 <w:szCs w:val="21"/>
               </w:rPr>
-              <w:t xml:space="preserve"> yükleme + tahmin </w:t>
+              <w:t xml:space="preserve">│   │   ├── ResultCard.tsx </w:t>
             </w:r>
           </w:p>
           <w:p>
@@ -8699,7 +5725,7 @@
                 <w:sz w:val="21"/>
                 <w:szCs w:val="21"/>
               </w:rPr>
-              <w:t xml:space="preserve">│   │   │   ├── hybrid.py        # Hibrit skor birleştirme </w:t>
+              <w:t xml:space="preserve">│   │   ├── XAIPanel.tsx </w:t>
             </w:r>
           </w:p>
           <w:p>
@@ -8717,25 +5743,25 @@
                 <w:sz w:val="21"/>
                 <w:szCs w:val="21"/>
               </w:rPr>
-              <w:t xml:space="preserve">│   │   │   ├── </w:t>
-            </w:r>
-            <w:proofErr w:type="gramStart"/>
-            <w:r>
+              <w:t xml:space="preserve">│   │   ├── HighlightedText.tsx </w:t>
+            </w:r>
+          </w:p>
+          <w:p>
+            <w:pPr>
+              <w:spacing w:before="80" w:after="80"/>
               <w:rPr>
                 <w:rFonts w:ascii="Arial" w:hAnsi="Arial" w:cs="Arial"/>
                 <w:sz w:val="21"/>
                 <w:szCs w:val="21"/>
               </w:rPr>
-              <w:t>shap_service.py  #</w:t>
-            </w:r>
-            <w:proofErr w:type="gramEnd"/>
+            </w:pPr>
             <w:r>
               <w:rPr>
                 <w:rFonts w:ascii="Arial" w:hAnsi="Arial" w:cs="Arial"/>
                 <w:sz w:val="21"/>
                 <w:szCs w:val="21"/>
               </w:rPr>
-              <w:t xml:space="preserve"> SHAP açıklama üretimi </w:t>
+              <w:t xml:space="preserve">│   │   ├── FeatureBarChart.tsx </w:t>
             </w:r>
           </w:p>
           <w:p>
@@ -8753,25 +5779,25 @@
                 <w:sz w:val="21"/>
                 <w:szCs w:val="21"/>
               </w:rPr>
-              <w:t xml:space="preserve">│   │   │   └── </w:t>
-            </w:r>
-            <w:proofErr w:type="gramStart"/>
-            <w:r>
+              <w:t xml:space="preserve">│   │   └── HistoryPanel.tsx </w:t>
+            </w:r>
+          </w:p>
+          <w:p>
+            <w:pPr>
+              <w:spacing w:before="80" w:after="80"/>
               <w:rPr>
                 <w:rFonts w:ascii="Arial" w:hAnsi="Arial" w:cs="Arial"/>
                 <w:sz w:val="21"/>
                 <w:szCs w:val="21"/>
               </w:rPr>
-              <w:t>lime_service.py  #</w:t>
-            </w:r>
-            <w:proofErr w:type="gramEnd"/>
+            </w:pPr>
             <w:r>
               <w:rPr>
                 <w:rFonts w:ascii="Arial" w:hAnsi="Arial" w:cs="Arial"/>
                 <w:sz w:val="21"/>
                 <w:szCs w:val="21"/>
               </w:rPr>
-              <w:t xml:space="preserve"> LIME açıklama üretimi </w:t>
+              <w:t xml:space="preserve">│   └── package.json </w:t>
             </w:r>
           </w:p>
           <w:p>
@@ -8789,685 +5815,7 @@
                 <w:sz w:val="21"/>
                 <w:szCs w:val="21"/>
               </w:rPr>
-              <w:t xml:space="preserve">│   │   └── schemas.py           # </w:t>
-            </w:r>
-            <w:proofErr w:type="spellStart"/>
-            <w:r>
-              <w:rPr>
-                <w:rFonts w:ascii="Arial" w:hAnsi="Arial" w:cs="Arial"/>
-                <w:sz w:val="21"/>
-                <w:szCs w:val="21"/>
-              </w:rPr>
-              <w:t>Pydantic</w:t>
-            </w:r>
-            <w:proofErr w:type="spellEnd"/>
-            <w:r>
-              <w:rPr>
-                <w:rFonts w:ascii="Arial" w:hAnsi="Arial" w:cs="Arial"/>
-                <w:sz w:val="21"/>
-                <w:szCs w:val="21"/>
-              </w:rPr>
-              <w:t xml:space="preserve"> modeller </w:t>
-            </w:r>
-          </w:p>
-          <w:p>
-            <w:pPr>
-              <w:spacing w:before="80" w:after="80"/>
-              <w:rPr>
-                <w:rFonts w:ascii="Arial" w:hAnsi="Arial" w:cs="Arial"/>
-                <w:sz w:val="21"/>
-                <w:szCs w:val="21"/>
-              </w:rPr>
-            </w:pPr>
-            <w:r>
-              <w:rPr>
-                <w:rFonts w:ascii="Arial" w:hAnsi="Arial" w:cs="Arial"/>
-                <w:sz w:val="21"/>
-                <w:szCs w:val="21"/>
-              </w:rPr>
-              <w:t xml:space="preserve">│   ├── </w:t>
-            </w:r>
-            <w:proofErr w:type="spellStart"/>
-            <w:r>
-              <w:rPr>
-                <w:rFonts w:ascii="Arial" w:hAnsi="Arial" w:cs="Arial"/>
-                <w:sz w:val="21"/>
-                <w:szCs w:val="21"/>
-              </w:rPr>
-              <w:t>final_models</w:t>
-            </w:r>
-            <w:proofErr w:type="spellEnd"/>
-            <w:r>
-              <w:rPr>
-                <w:rFonts w:ascii="Arial" w:hAnsi="Arial" w:cs="Arial"/>
-                <w:sz w:val="21"/>
-                <w:szCs w:val="21"/>
-              </w:rPr>
-              <w:t xml:space="preserve">/            # Eğitilmiş modeller </w:t>
-            </w:r>
-            <w:proofErr w:type="gramStart"/>
-            <w:r>
-              <w:rPr>
-                <w:rFonts w:ascii="Arial" w:hAnsi="Arial" w:cs="Arial"/>
-                <w:sz w:val="21"/>
-                <w:szCs w:val="21"/>
-              </w:rPr>
-              <w:t>(.</w:t>
-            </w:r>
-            <w:proofErr w:type="spellStart"/>
-            <w:r>
-              <w:rPr>
-                <w:rFonts w:ascii="Arial" w:hAnsi="Arial" w:cs="Arial"/>
-                <w:sz w:val="21"/>
-                <w:szCs w:val="21"/>
-              </w:rPr>
-              <w:t>pkl</w:t>
-            </w:r>
-            <w:proofErr w:type="spellEnd"/>
-            <w:proofErr w:type="gramEnd"/>
-            <w:r>
-              <w:rPr>
-                <w:rFonts w:ascii="Arial" w:hAnsi="Arial" w:cs="Arial"/>
-                <w:sz w:val="21"/>
-                <w:szCs w:val="21"/>
-              </w:rPr>
-              <w:t xml:space="preserve"> + BERT) </w:t>
-            </w:r>
-          </w:p>
-          <w:p>
-            <w:pPr>
-              <w:spacing w:before="80" w:after="80"/>
-              <w:rPr>
-                <w:rFonts w:ascii="Arial" w:hAnsi="Arial" w:cs="Arial"/>
-                <w:sz w:val="21"/>
-                <w:szCs w:val="21"/>
-              </w:rPr>
-            </w:pPr>
-            <w:r>
-              <w:rPr>
-                <w:rFonts w:ascii="Arial" w:hAnsi="Arial" w:cs="Arial"/>
-                <w:sz w:val="21"/>
-                <w:szCs w:val="21"/>
-              </w:rPr>
-              <w:t xml:space="preserve">│   ├── </w:t>
-            </w:r>
-            <w:proofErr w:type="spellStart"/>
-            <w:r>
-              <w:rPr>
-                <w:rFonts w:ascii="Arial" w:hAnsi="Arial" w:cs="Arial"/>
-                <w:sz w:val="21"/>
-                <w:szCs w:val="21"/>
-              </w:rPr>
-              <w:t>training</w:t>
-            </w:r>
-            <w:proofErr w:type="spellEnd"/>
-            <w:r>
-              <w:rPr>
-                <w:rFonts w:ascii="Arial" w:hAnsi="Arial" w:cs="Arial"/>
-                <w:sz w:val="21"/>
-                <w:szCs w:val="21"/>
-              </w:rPr>
-              <w:t xml:space="preserve">/ </w:t>
-            </w:r>
-          </w:p>
-          <w:p>
-            <w:pPr>
-              <w:spacing w:before="80" w:after="80"/>
-              <w:rPr>
-                <w:rFonts w:ascii="Arial" w:hAnsi="Arial" w:cs="Arial"/>
-                <w:sz w:val="21"/>
-                <w:szCs w:val="21"/>
-              </w:rPr>
-            </w:pPr>
-            <w:r>
-              <w:rPr>
-                <w:rFonts w:ascii="Arial" w:hAnsi="Arial" w:cs="Arial"/>
-                <w:sz w:val="21"/>
-                <w:szCs w:val="21"/>
-              </w:rPr>
-              <w:t xml:space="preserve">│   │   └── </w:t>
-            </w:r>
-            <w:proofErr w:type="gramStart"/>
-            <w:r>
-              <w:rPr>
-                <w:rFonts w:ascii="Arial" w:hAnsi="Arial" w:cs="Arial"/>
-                <w:sz w:val="21"/>
-                <w:szCs w:val="21"/>
-              </w:rPr>
-              <w:t>childguardhybrid.py  #</w:t>
-            </w:r>
-            <w:proofErr w:type="gramEnd"/>
-            <w:r>
-              <w:rPr>
-                <w:rFonts w:ascii="Arial" w:hAnsi="Arial" w:cs="Arial"/>
-                <w:sz w:val="21"/>
-                <w:szCs w:val="21"/>
-              </w:rPr>
-              <w:t xml:space="preserve"> Güncellenmiş eğitim </w:t>
-            </w:r>
-            <w:proofErr w:type="spellStart"/>
-            <w:r>
-              <w:rPr>
-                <w:rFonts w:ascii="Arial" w:hAnsi="Arial" w:cs="Arial"/>
-                <w:sz w:val="21"/>
-                <w:szCs w:val="21"/>
-              </w:rPr>
-              <w:t>scripti</w:t>
-            </w:r>
-            <w:proofErr w:type="spellEnd"/>
-            <w:r>
-              <w:rPr>
-                <w:rFonts w:ascii="Arial" w:hAnsi="Arial" w:cs="Arial"/>
-                <w:sz w:val="21"/>
-                <w:szCs w:val="21"/>
-              </w:rPr>
-              <w:t xml:space="preserve"> (</w:t>
-            </w:r>
-            <w:proofErr w:type="spellStart"/>
-            <w:r>
-              <w:rPr>
-                <w:rFonts w:ascii="Arial" w:hAnsi="Arial" w:cs="Arial"/>
-                <w:sz w:val="21"/>
-                <w:szCs w:val="21"/>
-              </w:rPr>
-              <w:t>XGBoost</w:t>
-            </w:r>
-            <w:proofErr w:type="spellEnd"/>
-            <w:r>
-              <w:rPr>
-                <w:rFonts w:ascii="Arial" w:hAnsi="Arial" w:cs="Arial"/>
-                <w:sz w:val="21"/>
-                <w:szCs w:val="21"/>
-              </w:rPr>
-              <w:t xml:space="preserve">) </w:t>
-            </w:r>
-          </w:p>
-          <w:p>
-            <w:pPr>
-              <w:spacing w:before="80" w:after="80"/>
-              <w:rPr>
-                <w:rFonts w:ascii="Arial" w:hAnsi="Arial" w:cs="Arial"/>
-                <w:sz w:val="21"/>
-                <w:szCs w:val="21"/>
-              </w:rPr>
-            </w:pPr>
-            <w:r>
-              <w:rPr>
-                <w:rFonts w:ascii="Arial" w:hAnsi="Arial" w:cs="Arial"/>
-                <w:sz w:val="21"/>
-                <w:szCs w:val="21"/>
-              </w:rPr>
-              <w:t xml:space="preserve">│   └── requirements.txt </w:t>
-            </w:r>
-          </w:p>
-          <w:p>
-            <w:pPr>
-              <w:spacing w:before="80" w:after="80"/>
-              <w:rPr>
-                <w:rFonts w:ascii="Arial" w:hAnsi="Arial" w:cs="Arial"/>
-                <w:sz w:val="21"/>
-                <w:szCs w:val="21"/>
-              </w:rPr>
-            </w:pPr>
-            <w:r>
-              <w:rPr>
-                <w:rFonts w:ascii="Arial" w:hAnsi="Arial" w:cs="Arial"/>
-                <w:sz w:val="21"/>
-                <w:szCs w:val="21"/>
-              </w:rPr>
-              <w:t xml:space="preserve">├── </w:t>
-            </w:r>
-            <w:proofErr w:type="spellStart"/>
-            <w:r>
-              <w:rPr>
-                <w:rFonts w:ascii="Arial" w:hAnsi="Arial" w:cs="Arial"/>
-                <w:sz w:val="21"/>
-                <w:szCs w:val="21"/>
-              </w:rPr>
-              <w:t>frontend</w:t>
-            </w:r>
-            <w:proofErr w:type="spellEnd"/>
-            <w:r>
-              <w:rPr>
-                <w:rFonts w:ascii="Arial" w:hAnsi="Arial" w:cs="Arial"/>
-                <w:sz w:val="21"/>
-                <w:szCs w:val="21"/>
-              </w:rPr>
-              <w:t xml:space="preserve">/ </w:t>
-            </w:r>
-          </w:p>
-          <w:p>
-            <w:pPr>
-              <w:spacing w:before="80" w:after="80"/>
-              <w:rPr>
-                <w:rFonts w:ascii="Arial" w:hAnsi="Arial" w:cs="Arial"/>
-                <w:sz w:val="21"/>
-                <w:szCs w:val="21"/>
-              </w:rPr>
-            </w:pPr>
-            <w:r>
-              <w:rPr>
-                <w:rFonts w:ascii="Arial" w:hAnsi="Arial" w:cs="Arial"/>
-                <w:sz w:val="21"/>
-                <w:szCs w:val="21"/>
-              </w:rPr>
-              <w:t xml:space="preserve">│   ├── </w:t>
-            </w:r>
-            <w:proofErr w:type="spellStart"/>
-            <w:r>
-              <w:rPr>
-                <w:rFonts w:ascii="Arial" w:hAnsi="Arial" w:cs="Arial"/>
-                <w:sz w:val="21"/>
-                <w:szCs w:val="21"/>
-              </w:rPr>
-              <w:t>app</w:t>
-            </w:r>
-            <w:proofErr w:type="spellEnd"/>
-            <w:r>
-              <w:rPr>
-                <w:rFonts w:ascii="Arial" w:hAnsi="Arial" w:cs="Arial"/>
-                <w:sz w:val="21"/>
-                <w:szCs w:val="21"/>
-              </w:rPr>
-              <w:t xml:space="preserve">/ </w:t>
-            </w:r>
-          </w:p>
-          <w:p>
-            <w:pPr>
-              <w:spacing w:before="80" w:after="80"/>
-              <w:rPr>
-                <w:rFonts w:ascii="Arial" w:hAnsi="Arial" w:cs="Arial"/>
-                <w:sz w:val="21"/>
-                <w:szCs w:val="21"/>
-              </w:rPr>
-            </w:pPr>
-            <w:r>
-              <w:rPr>
-                <w:rFonts w:ascii="Arial" w:hAnsi="Arial" w:cs="Arial"/>
-                <w:sz w:val="21"/>
-                <w:szCs w:val="21"/>
-              </w:rPr>
-              <w:t xml:space="preserve">│   │   ├── </w:t>
-            </w:r>
-            <w:proofErr w:type="spellStart"/>
-            <w:r>
-              <w:rPr>
-                <w:rFonts w:ascii="Arial" w:hAnsi="Arial" w:cs="Arial"/>
-                <w:sz w:val="21"/>
-                <w:szCs w:val="21"/>
-              </w:rPr>
-              <w:t>page.tsx</w:t>
-            </w:r>
-            <w:proofErr w:type="spellEnd"/>
-            <w:r>
-              <w:rPr>
-                <w:rFonts w:ascii="Arial" w:hAnsi="Arial" w:cs="Arial"/>
-                <w:sz w:val="21"/>
-                <w:szCs w:val="21"/>
-              </w:rPr>
-              <w:t xml:space="preserve">             # Ana analiz sayfası </w:t>
-            </w:r>
-          </w:p>
-          <w:p>
-            <w:pPr>
-              <w:spacing w:before="80" w:after="80"/>
-              <w:rPr>
-                <w:rFonts w:ascii="Arial" w:hAnsi="Arial" w:cs="Arial"/>
-                <w:sz w:val="21"/>
-                <w:szCs w:val="21"/>
-              </w:rPr>
-            </w:pPr>
-            <w:r>
-              <w:rPr>
-                <w:rFonts w:ascii="Arial" w:hAnsi="Arial" w:cs="Arial"/>
-                <w:sz w:val="21"/>
-                <w:szCs w:val="21"/>
-              </w:rPr>
-              <w:t xml:space="preserve">│   │   └── </w:t>
-            </w:r>
-            <w:proofErr w:type="spellStart"/>
-            <w:r>
-              <w:rPr>
-                <w:rFonts w:ascii="Arial" w:hAnsi="Arial" w:cs="Arial"/>
-                <w:sz w:val="21"/>
-                <w:szCs w:val="21"/>
-              </w:rPr>
-              <w:t>layout.tsx</w:t>
-            </w:r>
-            <w:proofErr w:type="spellEnd"/>
-            <w:r>
-              <w:rPr>
-                <w:rFonts w:ascii="Arial" w:hAnsi="Arial" w:cs="Arial"/>
-                <w:sz w:val="21"/>
-                <w:szCs w:val="21"/>
-              </w:rPr>
-              <w:t xml:space="preserve"> </w:t>
-            </w:r>
-          </w:p>
-          <w:p>
-            <w:pPr>
-              <w:spacing w:before="80" w:after="80"/>
-              <w:rPr>
-                <w:rFonts w:ascii="Arial" w:hAnsi="Arial" w:cs="Arial"/>
-                <w:sz w:val="21"/>
-                <w:szCs w:val="21"/>
-              </w:rPr>
-            </w:pPr>
-            <w:r>
-              <w:rPr>
-                <w:rFonts w:ascii="Arial" w:hAnsi="Arial" w:cs="Arial"/>
-                <w:sz w:val="21"/>
-                <w:szCs w:val="21"/>
-              </w:rPr>
-              <w:t xml:space="preserve">│   ├── </w:t>
-            </w:r>
-            <w:proofErr w:type="spellStart"/>
-            <w:r>
-              <w:rPr>
-                <w:rFonts w:ascii="Arial" w:hAnsi="Arial" w:cs="Arial"/>
-                <w:sz w:val="21"/>
-                <w:szCs w:val="21"/>
-              </w:rPr>
-              <w:t>components</w:t>
-            </w:r>
-            <w:proofErr w:type="spellEnd"/>
-            <w:r>
-              <w:rPr>
-                <w:rFonts w:ascii="Arial" w:hAnsi="Arial" w:cs="Arial"/>
-                <w:sz w:val="21"/>
-                <w:szCs w:val="21"/>
-              </w:rPr>
-              <w:t xml:space="preserve">/ </w:t>
-            </w:r>
-          </w:p>
-          <w:p>
-            <w:pPr>
-              <w:spacing w:before="80" w:after="80"/>
-              <w:rPr>
-                <w:rFonts w:ascii="Arial" w:hAnsi="Arial" w:cs="Arial"/>
-                <w:sz w:val="21"/>
-                <w:szCs w:val="21"/>
-              </w:rPr>
-            </w:pPr>
-            <w:r>
-              <w:rPr>
-                <w:rFonts w:ascii="Arial" w:hAnsi="Arial" w:cs="Arial"/>
-                <w:sz w:val="21"/>
-                <w:szCs w:val="21"/>
-              </w:rPr>
-              <w:t xml:space="preserve">│   │   ├── </w:t>
-            </w:r>
-            <w:proofErr w:type="spellStart"/>
-            <w:r>
-              <w:rPr>
-                <w:rFonts w:ascii="Arial" w:hAnsi="Arial" w:cs="Arial"/>
-                <w:sz w:val="21"/>
-                <w:szCs w:val="21"/>
-              </w:rPr>
-              <w:t>AnalyzeForm.tsx</w:t>
-            </w:r>
-            <w:proofErr w:type="spellEnd"/>
-            <w:r>
-              <w:rPr>
-                <w:rFonts w:ascii="Arial" w:hAnsi="Arial" w:cs="Arial"/>
-                <w:sz w:val="21"/>
-                <w:szCs w:val="21"/>
-              </w:rPr>
-              <w:t xml:space="preserve"> </w:t>
-            </w:r>
-          </w:p>
-          <w:p>
-            <w:pPr>
-              <w:spacing w:before="80" w:after="80"/>
-              <w:rPr>
-                <w:rFonts w:ascii="Arial" w:hAnsi="Arial" w:cs="Arial"/>
-                <w:sz w:val="21"/>
-                <w:szCs w:val="21"/>
-              </w:rPr>
-            </w:pPr>
-            <w:r>
-              <w:rPr>
-                <w:rFonts w:ascii="Arial" w:hAnsi="Arial" w:cs="Arial"/>
-                <w:sz w:val="21"/>
-                <w:szCs w:val="21"/>
-              </w:rPr>
-              <w:t xml:space="preserve">│   │   ├── </w:t>
-            </w:r>
-            <w:proofErr w:type="spellStart"/>
-            <w:r>
-              <w:rPr>
-                <w:rFonts w:ascii="Arial" w:hAnsi="Arial" w:cs="Arial"/>
-                <w:sz w:val="21"/>
-                <w:szCs w:val="21"/>
-              </w:rPr>
-              <w:t>ResultCard.tsx</w:t>
-            </w:r>
-            <w:proofErr w:type="spellEnd"/>
-            <w:r>
-              <w:rPr>
-                <w:rFonts w:ascii="Arial" w:hAnsi="Arial" w:cs="Arial"/>
-                <w:sz w:val="21"/>
-                <w:szCs w:val="21"/>
-              </w:rPr>
-              <w:t xml:space="preserve"> </w:t>
-            </w:r>
-          </w:p>
-          <w:p>
-            <w:pPr>
-              <w:spacing w:before="80" w:after="80"/>
-              <w:rPr>
-                <w:rFonts w:ascii="Arial" w:hAnsi="Arial" w:cs="Arial"/>
-                <w:sz w:val="21"/>
-                <w:szCs w:val="21"/>
-              </w:rPr>
-            </w:pPr>
-            <w:r>
-              <w:rPr>
-                <w:rFonts w:ascii="Arial" w:hAnsi="Arial" w:cs="Arial"/>
-                <w:sz w:val="21"/>
-                <w:szCs w:val="21"/>
-              </w:rPr>
-              <w:t xml:space="preserve">│   │   ├── </w:t>
-            </w:r>
-            <w:proofErr w:type="spellStart"/>
-            <w:r>
-              <w:rPr>
-                <w:rFonts w:ascii="Arial" w:hAnsi="Arial" w:cs="Arial"/>
-                <w:sz w:val="21"/>
-                <w:szCs w:val="21"/>
-              </w:rPr>
-              <w:t>XAIPanel.tsx</w:t>
-            </w:r>
-            <w:proofErr w:type="spellEnd"/>
-            <w:r>
-              <w:rPr>
-                <w:rFonts w:ascii="Arial" w:hAnsi="Arial" w:cs="Arial"/>
-                <w:sz w:val="21"/>
-                <w:szCs w:val="21"/>
-              </w:rPr>
-              <w:t xml:space="preserve"> </w:t>
-            </w:r>
-          </w:p>
-          <w:p>
-            <w:pPr>
-              <w:spacing w:before="80" w:after="80"/>
-              <w:rPr>
-                <w:rFonts w:ascii="Arial" w:hAnsi="Arial" w:cs="Arial"/>
-                <w:sz w:val="21"/>
-                <w:szCs w:val="21"/>
-              </w:rPr>
-            </w:pPr>
-            <w:r>
-              <w:rPr>
-                <w:rFonts w:ascii="Arial" w:hAnsi="Arial" w:cs="Arial"/>
-                <w:sz w:val="21"/>
-                <w:szCs w:val="21"/>
-              </w:rPr>
-              <w:t xml:space="preserve">│   │   ├── </w:t>
-            </w:r>
-            <w:proofErr w:type="spellStart"/>
-            <w:r>
-              <w:rPr>
-                <w:rFonts w:ascii="Arial" w:hAnsi="Arial" w:cs="Arial"/>
-                <w:sz w:val="21"/>
-                <w:szCs w:val="21"/>
-              </w:rPr>
-              <w:t>HighlightedText.tsx</w:t>
-            </w:r>
-            <w:proofErr w:type="spellEnd"/>
-            <w:r>
-              <w:rPr>
-                <w:rFonts w:ascii="Arial" w:hAnsi="Arial" w:cs="Arial"/>
-                <w:sz w:val="21"/>
-                <w:szCs w:val="21"/>
-              </w:rPr>
-              <w:t xml:space="preserve"> </w:t>
-            </w:r>
-          </w:p>
-          <w:p>
-            <w:pPr>
-              <w:spacing w:before="80" w:after="80"/>
-              <w:rPr>
-                <w:rFonts w:ascii="Arial" w:hAnsi="Arial" w:cs="Arial"/>
-                <w:sz w:val="21"/>
-                <w:szCs w:val="21"/>
-              </w:rPr>
-            </w:pPr>
-            <w:r>
-              <w:rPr>
-                <w:rFonts w:ascii="Arial" w:hAnsi="Arial" w:cs="Arial"/>
-                <w:sz w:val="21"/>
-                <w:szCs w:val="21"/>
-              </w:rPr>
-              <w:t xml:space="preserve">│   │   ├── </w:t>
-            </w:r>
-            <w:proofErr w:type="spellStart"/>
-            <w:r>
-              <w:rPr>
-                <w:rFonts w:ascii="Arial" w:hAnsi="Arial" w:cs="Arial"/>
-                <w:sz w:val="21"/>
-                <w:szCs w:val="21"/>
-              </w:rPr>
-              <w:t>FeatureBarChart.tsx</w:t>
-            </w:r>
-            <w:proofErr w:type="spellEnd"/>
-            <w:r>
-              <w:rPr>
-                <w:rFonts w:ascii="Arial" w:hAnsi="Arial" w:cs="Arial"/>
-                <w:sz w:val="21"/>
-                <w:szCs w:val="21"/>
-              </w:rPr>
-              <w:t xml:space="preserve"> </w:t>
-            </w:r>
-          </w:p>
-          <w:p>
-            <w:pPr>
-              <w:spacing w:before="80" w:after="80"/>
-              <w:rPr>
-                <w:rFonts w:ascii="Arial" w:hAnsi="Arial" w:cs="Arial"/>
-                <w:sz w:val="21"/>
-                <w:szCs w:val="21"/>
-              </w:rPr>
-            </w:pPr>
-            <w:r>
-              <w:rPr>
-                <w:rFonts w:ascii="Arial" w:hAnsi="Arial" w:cs="Arial"/>
-                <w:sz w:val="21"/>
-                <w:szCs w:val="21"/>
-              </w:rPr>
-              <w:t xml:space="preserve">│   │   └── </w:t>
-            </w:r>
-            <w:proofErr w:type="spellStart"/>
-            <w:r>
-              <w:rPr>
-                <w:rFonts w:ascii="Arial" w:hAnsi="Arial" w:cs="Arial"/>
-                <w:sz w:val="21"/>
-                <w:szCs w:val="21"/>
-              </w:rPr>
-              <w:t>HistoryPanel.tsx</w:t>
-            </w:r>
-            <w:proofErr w:type="spellEnd"/>
-            <w:r>
-              <w:rPr>
-                <w:rFonts w:ascii="Arial" w:hAnsi="Arial" w:cs="Arial"/>
-                <w:sz w:val="21"/>
-                <w:szCs w:val="21"/>
-              </w:rPr>
-              <w:t xml:space="preserve"> </w:t>
-            </w:r>
-          </w:p>
-          <w:p>
-            <w:pPr>
-              <w:spacing w:before="80" w:after="80"/>
-              <w:rPr>
-                <w:rFonts w:ascii="Arial" w:hAnsi="Arial" w:cs="Arial"/>
-                <w:sz w:val="21"/>
-                <w:szCs w:val="21"/>
-              </w:rPr>
-            </w:pPr>
-            <w:r>
-              <w:rPr>
-                <w:rFonts w:ascii="Arial" w:hAnsi="Arial" w:cs="Arial"/>
-                <w:sz w:val="21"/>
-                <w:szCs w:val="21"/>
-              </w:rPr>
-              <w:t xml:space="preserve">│   └── </w:t>
-            </w:r>
-            <w:proofErr w:type="spellStart"/>
-            <w:proofErr w:type="gramStart"/>
-            <w:r>
-              <w:rPr>
-                <w:rFonts w:ascii="Arial" w:hAnsi="Arial" w:cs="Arial"/>
-                <w:sz w:val="21"/>
-                <w:szCs w:val="21"/>
-              </w:rPr>
-              <w:t>package.json</w:t>
-            </w:r>
-            <w:proofErr w:type="spellEnd"/>
-            <w:proofErr w:type="gramEnd"/>
-            <w:r>
-              <w:rPr>
-                <w:rFonts w:ascii="Arial" w:hAnsi="Arial" w:cs="Arial"/>
-                <w:sz w:val="21"/>
-                <w:szCs w:val="21"/>
-              </w:rPr>
-              <w:t xml:space="preserve"> </w:t>
-            </w:r>
-          </w:p>
-          <w:p>
-            <w:pPr>
-              <w:spacing w:before="80" w:after="80"/>
-              <w:rPr>
-                <w:rFonts w:ascii="Arial" w:hAnsi="Arial" w:cs="Arial"/>
-                <w:sz w:val="21"/>
-                <w:szCs w:val="21"/>
-              </w:rPr>
-            </w:pPr>
-            <w:r>
-              <w:rPr>
-                <w:rFonts w:ascii="Arial" w:hAnsi="Arial" w:cs="Arial"/>
-                <w:sz w:val="21"/>
-                <w:szCs w:val="21"/>
-              </w:rPr>
-              <w:t xml:space="preserve">├── </w:t>
-            </w:r>
-            <w:proofErr w:type="spellStart"/>
-            <w:r>
-              <w:rPr>
-                <w:rFonts w:ascii="Arial" w:hAnsi="Arial" w:cs="Arial"/>
-                <w:sz w:val="21"/>
-                <w:szCs w:val="21"/>
-              </w:rPr>
-              <w:t>docker-compose.yml</w:t>
-            </w:r>
-            <w:proofErr w:type="spellEnd"/>
-            <w:r>
-              <w:rPr>
-                <w:rFonts w:ascii="Arial" w:hAnsi="Arial" w:cs="Arial"/>
-                <w:sz w:val="21"/>
-                <w:szCs w:val="21"/>
-              </w:rPr>
-              <w:t xml:space="preserve"> </w:t>
+              <w:t xml:space="preserve">├── docker-compose.yml </w:t>
             </w:r>
           </w:p>
           <w:p>
@@ -9532,12 +5880,6 @@
         <w:gridCol w:w="9360"/>
       </w:tblGrid>
       <w:tr>
-        <w:tblPrEx>
-          <w:tblCellMar>
-            <w:top w:w="0" w:type="dxa"/>
-            <w:bottom w:w="0" w:type="dxa"/>
-          </w:tblCellMar>
-        </w:tblPrEx>
         <w:tc>
           <w:tcPr>
             <w:tcW w:w="0" w:type="auto"/>
@@ -9588,125 +5930,7 @@
                 <w:sz w:val="21"/>
                 <w:szCs w:val="21"/>
               </w:rPr>
-              <w:t xml:space="preserve">Final </w:t>
-            </w:r>
-            <w:proofErr w:type="spellStart"/>
-            <w:r>
-              <w:rPr>
-                <w:rFonts w:ascii="Arial" w:hAnsi="Arial" w:cs="Arial"/>
-                <w:sz w:val="21"/>
-                <w:szCs w:val="21"/>
-              </w:rPr>
-              <w:t>Score</w:t>
-            </w:r>
-            <w:proofErr w:type="spellEnd"/>
-            <w:r>
-              <w:rPr>
-                <w:rFonts w:ascii="Arial" w:hAnsi="Arial" w:cs="Arial"/>
-                <w:sz w:val="21"/>
-                <w:szCs w:val="21"/>
-              </w:rPr>
-              <w:t xml:space="preserve"> = (</w:t>
-            </w:r>
-            <w:proofErr w:type="spellStart"/>
-            <w:r>
-              <w:rPr>
-                <w:rFonts w:ascii="Arial" w:hAnsi="Arial" w:cs="Arial"/>
-                <w:sz w:val="21"/>
-                <w:szCs w:val="21"/>
-              </w:rPr>
-              <w:t>BERT_prob</w:t>
-            </w:r>
-            <w:proofErr w:type="spellEnd"/>
-            <w:r>
-              <w:rPr>
-                <w:rFonts w:ascii="Arial" w:hAnsi="Arial" w:cs="Arial"/>
-                <w:sz w:val="21"/>
-                <w:szCs w:val="21"/>
-              </w:rPr>
-              <w:t xml:space="preserve"> × 0.6) + (</w:t>
-            </w:r>
-            <w:proofErr w:type="spellStart"/>
-            <w:r>
-              <w:rPr>
-                <w:rFonts w:ascii="Arial" w:hAnsi="Arial" w:cs="Arial"/>
-                <w:sz w:val="21"/>
-                <w:szCs w:val="21"/>
-              </w:rPr>
-              <w:t>XGBoost_prob</w:t>
-            </w:r>
-            <w:proofErr w:type="spellEnd"/>
-            <w:r>
-              <w:rPr>
-                <w:rFonts w:ascii="Arial" w:hAnsi="Arial" w:cs="Arial"/>
-                <w:sz w:val="21"/>
-                <w:szCs w:val="21"/>
-              </w:rPr>
-              <w:t xml:space="preserve"> × 0.4</w:t>
-            </w:r>
-            <w:proofErr w:type="gramStart"/>
-            <w:r>
-              <w:rPr>
-                <w:rFonts w:ascii="Arial" w:hAnsi="Arial" w:cs="Arial"/>
-                <w:sz w:val="21"/>
-                <w:szCs w:val="21"/>
-              </w:rPr>
-              <w:t>)  Eşik</w:t>
-            </w:r>
-            <w:proofErr w:type="gramEnd"/>
-            <w:r>
-              <w:rPr>
-                <w:rFonts w:ascii="Arial" w:hAnsi="Arial" w:cs="Arial"/>
-                <w:sz w:val="21"/>
-                <w:szCs w:val="21"/>
-              </w:rPr>
-              <w:t xml:space="preserve"> Değeri: Final </w:t>
-            </w:r>
-            <w:proofErr w:type="spellStart"/>
-            <w:proofErr w:type="gramStart"/>
-            <w:r>
-              <w:rPr>
-                <w:rFonts w:ascii="Arial" w:hAnsi="Arial" w:cs="Arial"/>
-                <w:sz w:val="21"/>
-                <w:szCs w:val="21"/>
-              </w:rPr>
-              <w:t>Score</w:t>
-            </w:r>
-            <w:proofErr w:type="spellEnd"/>
-            <w:r>
-              <w:rPr>
-                <w:rFonts w:ascii="Arial" w:hAnsi="Arial" w:cs="Arial"/>
-                <w:sz w:val="21"/>
-                <w:szCs w:val="21"/>
-              </w:rPr>
-              <w:t xml:space="preserve"> &gt;</w:t>
-            </w:r>
-            <w:proofErr w:type="gramEnd"/>
-            <w:r>
-              <w:rPr>
-                <w:rFonts w:ascii="Arial" w:hAnsi="Arial" w:cs="Arial"/>
-                <w:sz w:val="21"/>
-                <w:szCs w:val="21"/>
-              </w:rPr>
-              <w:t xml:space="preserve"> 0.45 → RİSKLİ / SİBER ZORBALIK Eşik Değeri: Final </w:t>
-            </w:r>
-            <w:proofErr w:type="spellStart"/>
-            <w:r>
-              <w:rPr>
-                <w:rFonts w:ascii="Arial" w:hAnsi="Arial" w:cs="Arial"/>
-                <w:sz w:val="21"/>
-                <w:szCs w:val="21"/>
-              </w:rPr>
-              <w:t>Score</w:t>
-            </w:r>
-            <w:proofErr w:type="spellEnd"/>
-            <w:r>
-              <w:rPr>
-                <w:rFonts w:ascii="Arial" w:hAnsi="Arial" w:cs="Arial"/>
-                <w:sz w:val="21"/>
-                <w:szCs w:val="21"/>
-              </w:rPr>
-              <w:t xml:space="preserve"> ≤ 0.45 → GÜVENLİ / TEMİZ</w:t>
+              <w:t>Final Score = (BERT_prob × 0.6) + (XGBoost_prob × 0.4)  Eşik Değeri: Final Score &gt; 0.45 → RİSKLİ / SİBER ZORBALIK Eşik Değeri: Final Score ≤ 0.45 → GÜVENLİ / TEMİZ</w:t>
             </w:r>
           </w:p>
         </w:tc>
@@ -9762,12 +5986,6 @@
         <w:gridCol w:w="1560"/>
       </w:tblGrid>
       <w:tr>
-        <w:tblPrEx>
-          <w:tblCellMar>
-            <w:top w:w="0" w:type="dxa"/>
-            <w:bottom w:w="0" w:type="dxa"/>
-          </w:tblCellMar>
-        </w:tblPrEx>
         <w:tc>
           <w:tcPr>
             <w:tcW w:w="800" w:type="dxa"/>
@@ -9960,12 +6178,6 @@
         </w:tc>
       </w:tr>
       <w:tr>
-        <w:tblPrEx>
-          <w:tblCellMar>
-            <w:top w:w="0" w:type="dxa"/>
-            <w:bottom w:w="0" w:type="dxa"/>
-          </w:tblCellMar>
-        </w:tblPrEx>
         <w:tc>
           <w:tcPr>
             <w:tcW w:w="800" w:type="dxa"/>
@@ -10027,41 +6239,13 @@
                 <w:rFonts w:ascii="Arial" w:hAnsi="Arial" w:cs="Arial"/>
               </w:rPr>
             </w:pPr>
-            <w:proofErr w:type="spellStart"/>
-            <w:r>
-              <w:rPr>
-                <w:rFonts w:ascii="Arial" w:hAnsi="Arial" w:cs="Arial"/>
-                <w:sz w:val="20"/>
-                <w:szCs w:val="20"/>
-              </w:rPr>
-              <w:t>XGBoost</w:t>
-            </w:r>
-            <w:proofErr w:type="spellEnd"/>
-            <w:r>
-              <w:rPr>
-                <w:rFonts w:ascii="Arial" w:hAnsi="Arial" w:cs="Arial"/>
-                <w:sz w:val="20"/>
-                <w:szCs w:val="20"/>
-              </w:rPr>
-              <w:t xml:space="preserve"> eğitim </w:t>
-            </w:r>
-            <w:proofErr w:type="spellStart"/>
-            <w:r>
-              <w:rPr>
-                <w:rFonts w:ascii="Arial" w:hAnsi="Arial" w:cs="Arial"/>
-                <w:sz w:val="20"/>
-                <w:szCs w:val="20"/>
-              </w:rPr>
-              <w:t>scripti</w:t>
-            </w:r>
-            <w:proofErr w:type="spellEnd"/>
-            <w:r>
-              <w:rPr>
-                <w:rFonts w:ascii="Arial" w:hAnsi="Arial" w:cs="Arial"/>
-                <w:sz w:val="20"/>
-                <w:szCs w:val="20"/>
-              </w:rPr>
-              <w:t xml:space="preserve"> güncellenmesi (childguardhybrid.py)</w:t>
+            <w:r>
+              <w:rPr>
+                <w:rFonts w:ascii="Arial" w:hAnsi="Arial" w:cs="Arial"/>
+                <w:sz w:val="20"/>
+                <w:szCs w:val="20"/>
+              </w:rPr>
+              <w:t>XGBoost eğitim scripti güncellenmesi (childguardhybrid.py)</w:t>
             </w:r>
           </w:p>
         </w:tc>
@@ -10172,12 +6356,6 @@
         </w:tc>
       </w:tr>
       <w:tr>
-        <w:tblPrEx>
-          <w:tblCellMar>
-            <w:top w:w="0" w:type="dxa"/>
-            <w:bottom w:w="0" w:type="dxa"/>
-          </w:tblCellMar>
-        </w:tblPrEx>
         <w:tc>
           <w:tcPr>
             <w:tcW w:w="800" w:type="dxa"/>
@@ -10239,34 +6417,14 @@
                 <w:rFonts w:ascii="Arial" w:hAnsi="Arial" w:cs="Arial"/>
               </w:rPr>
             </w:pPr>
-            <w:proofErr w:type="spellStart"/>
-            <w:r>
-              <w:rPr>
-                <w:rFonts w:ascii="Arial" w:hAnsi="Arial" w:cs="Arial"/>
-                <w:sz w:val="20"/>
-                <w:szCs w:val="20"/>
-              </w:rPr>
-              <w:t>FastAPI</w:t>
-            </w:r>
-            <w:proofErr w:type="spellEnd"/>
-            <w:r>
-              <w:rPr>
-                <w:rFonts w:ascii="Arial" w:hAnsi="Arial" w:cs="Arial"/>
-                <w:sz w:val="20"/>
-                <w:szCs w:val="20"/>
-              </w:rPr>
-              <w:t xml:space="preserve"> arka uç — analiz </w:t>
-            </w:r>
-            <w:proofErr w:type="spellStart"/>
-            <w:r>
-              <w:rPr>
-                <w:rFonts w:ascii="Arial" w:hAnsi="Arial" w:cs="Arial"/>
-                <w:sz w:val="20"/>
-                <w:szCs w:val="20"/>
-              </w:rPr>
-              <w:t>endpoint'i</w:t>
-            </w:r>
-            <w:proofErr w:type="spellEnd"/>
+            <w:r>
+              <w:rPr>
+                <w:rFonts w:ascii="Arial" w:hAnsi="Arial" w:cs="Arial"/>
+                <w:sz w:val="20"/>
+                <w:szCs w:val="20"/>
+              </w:rPr>
+              <w:t>FastAPI arka uç — analiz endpoint'i</w:t>
+            </w:r>
           </w:p>
         </w:tc>
         <w:tc>
@@ -10376,12 +6534,6 @@
         </w:tc>
       </w:tr>
       <w:tr>
-        <w:tblPrEx>
-          <w:tblCellMar>
-            <w:top w:w="0" w:type="dxa"/>
-            <w:bottom w:w="0" w:type="dxa"/>
-          </w:tblCellMar>
-        </w:tblPrEx>
         <w:tc>
           <w:tcPr>
             <w:tcW w:w="800" w:type="dxa"/>
@@ -10449,43 +6601,7 @@
                 <w:sz w:val="20"/>
                 <w:szCs w:val="20"/>
               </w:rPr>
-              <w:t>SHAP entegrasyonu (</w:t>
-            </w:r>
-            <w:proofErr w:type="spellStart"/>
-            <w:r>
-              <w:rPr>
-                <w:rFonts w:ascii="Arial" w:hAnsi="Arial" w:cs="Arial"/>
-                <w:sz w:val="20"/>
-                <w:szCs w:val="20"/>
-              </w:rPr>
-              <w:t>XGBoost</w:t>
-            </w:r>
-            <w:proofErr w:type="spellEnd"/>
-            <w:r>
-              <w:rPr>
-                <w:rFonts w:ascii="Arial" w:hAnsi="Arial" w:cs="Arial"/>
-                <w:sz w:val="20"/>
-                <w:szCs w:val="20"/>
-              </w:rPr>
-              <w:t xml:space="preserve"> </w:t>
-            </w:r>
-            <w:proofErr w:type="spellStart"/>
-            <w:r>
-              <w:rPr>
-                <w:rFonts w:ascii="Arial" w:hAnsi="Arial" w:cs="Arial"/>
-                <w:sz w:val="20"/>
-                <w:szCs w:val="20"/>
-              </w:rPr>
-              <w:t>TreeExplainer</w:t>
-            </w:r>
-            <w:proofErr w:type="spellEnd"/>
-            <w:r>
-              <w:rPr>
-                <w:rFonts w:ascii="Arial" w:hAnsi="Arial" w:cs="Arial"/>
-                <w:sz w:val="20"/>
-                <w:szCs w:val="20"/>
-              </w:rPr>
-              <w:t>)</w:t>
+              <w:t>SHAP entegrasyonu (XGBoost TreeExplainer)</w:t>
             </w:r>
           </w:p>
         </w:tc>
@@ -10596,12 +6712,6 @@
         </w:tc>
       </w:tr>
       <w:tr>
-        <w:tblPrEx>
-          <w:tblCellMar>
-            <w:top w:w="0" w:type="dxa"/>
-            <w:bottom w:w="0" w:type="dxa"/>
-          </w:tblCellMar>
-        </w:tblPrEx>
         <w:tc>
           <w:tcPr>
             <w:tcW w:w="800" w:type="dxa"/>
@@ -10669,25 +6779,7 @@
                 <w:sz w:val="20"/>
                 <w:szCs w:val="20"/>
               </w:rPr>
-              <w:t xml:space="preserve">LIME entegrasyonu (BERT </w:t>
-            </w:r>
-            <w:proofErr w:type="spellStart"/>
-            <w:r>
-              <w:rPr>
-                <w:rFonts w:ascii="Arial" w:hAnsi="Arial" w:cs="Arial"/>
-                <w:sz w:val="20"/>
-                <w:szCs w:val="20"/>
-              </w:rPr>
-              <w:t>TextExplainer</w:t>
-            </w:r>
-            <w:proofErr w:type="spellEnd"/>
-            <w:r>
-              <w:rPr>
-                <w:rFonts w:ascii="Arial" w:hAnsi="Arial" w:cs="Arial"/>
-                <w:sz w:val="20"/>
-                <w:szCs w:val="20"/>
-              </w:rPr>
-              <w:t>)</w:t>
+              <w:t>LIME entegrasyonu (BERT TextExplainer)</w:t>
             </w:r>
           </w:p>
         </w:tc>
@@ -10798,12 +6890,6 @@
         </w:tc>
       </w:tr>
       <w:tr>
-        <w:tblPrEx>
-          <w:tblCellMar>
-            <w:top w:w="0" w:type="dxa"/>
-            <w:bottom w:w="0" w:type="dxa"/>
-          </w:tblCellMar>
-        </w:tblPrEx>
         <w:tc>
           <w:tcPr>
             <w:tcW w:w="800" w:type="dxa"/>
@@ -10982,12 +7068,6 @@
         </w:tc>
       </w:tr>
       <w:tr>
-        <w:tblPrEx>
-          <w:tblCellMar>
-            <w:top w:w="0" w:type="dxa"/>
-            <w:bottom w:w="0" w:type="dxa"/>
-          </w:tblCellMar>
-        </w:tblPrEx>
         <w:tc>
           <w:tcPr>
             <w:tcW w:w="800" w:type="dxa"/>
@@ -11166,12 +7246,6 @@
         </w:tc>
       </w:tr>
       <w:tr>
-        <w:tblPrEx>
-          <w:tblCellMar>
-            <w:top w:w="0" w:type="dxa"/>
-            <w:bottom w:w="0" w:type="dxa"/>
-          </w:tblCellMar>
-        </w:tblPrEx>
         <w:tc>
           <w:tcPr>
             <w:tcW w:w="800" w:type="dxa"/>
@@ -11239,25 +7313,7 @@
                 <w:sz w:val="20"/>
                 <w:szCs w:val="20"/>
               </w:rPr>
-              <w:t>Analiz geçmişi (</w:t>
-            </w:r>
-            <w:proofErr w:type="spellStart"/>
-            <w:r>
-              <w:rPr>
-                <w:rFonts w:ascii="Arial" w:hAnsi="Arial" w:cs="Arial"/>
-                <w:sz w:val="20"/>
-                <w:szCs w:val="20"/>
-              </w:rPr>
-              <w:t>localStorage</w:t>
-            </w:r>
-            <w:proofErr w:type="spellEnd"/>
-            <w:r>
-              <w:rPr>
-                <w:rFonts w:ascii="Arial" w:hAnsi="Arial" w:cs="Arial"/>
-                <w:sz w:val="20"/>
-                <w:szCs w:val="20"/>
-              </w:rPr>
-              <w:t>)</w:t>
+              <w:t>Analiz geçmişi (localStorage)</w:t>
             </w:r>
           </w:p>
         </w:tc>
@@ -11368,12 +7424,6 @@
         </w:tc>
       </w:tr>
       <w:tr>
-        <w:tblPrEx>
-          <w:tblCellMar>
-            <w:top w:w="0" w:type="dxa"/>
-            <w:bottom w:w="0" w:type="dxa"/>
-          </w:tblCellMar>
-        </w:tblPrEx>
         <w:tc>
           <w:tcPr>
             <w:tcW w:w="800" w:type="dxa"/>
@@ -11435,41 +7485,13 @@
                 <w:rFonts w:ascii="Arial" w:hAnsi="Arial" w:cs="Arial"/>
               </w:rPr>
             </w:pPr>
-            <w:proofErr w:type="spellStart"/>
-            <w:r>
-              <w:rPr>
-                <w:rFonts w:ascii="Arial" w:hAnsi="Arial" w:cs="Arial"/>
-                <w:sz w:val="20"/>
-                <w:szCs w:val="20"/>
-              </w:rPr>
-              <w:t>Docker</w:t>
-            </w:r>
-            <w:proofErr w:type="spellEnd"/>
-            <w:r>
-              <w:rPr>
-                <w:rFonts w:ascii="Arial" w:hAnsi="Arial" w:cs="Arial"/>
-                <w:sz w:val="20"/>
-                <w:szCs w:val="20"/>
-              </w:rPr>
-              <w:t xml:space="preserve"> </w:t>
-            </w:r>
-            <w:proofErr w:type="spellStart"/>
-            <w:r>
-              <w:rPr>
-                <w:rFonts w:ascii="Arial" w:hAnsi="Arial" w:cs="Arial"/>
-                <w:sz w:val="20"/>
-                <w:szCs w:val="20"/>
-              </w:rPr>
-              <w:t>Compose</w:t>
-            </w:r>
-            <w:proofErr w:type="spellEnd"/>
-            <w:r>
-              <w:rPr>
-                <w:rFonts w:ascii="Arial" w:hAnsi="Arial" w:cs="Arial"/>
-                <w:sz w:val="20"/>
-                <w:szCs w:val="20"/>
-              </w:rPr>
-              <w:t xml:space="preserve"> güncellemesi (arka uç + ön uç)</w:t>
+            <w:r>
+              <w:rPr>
+                <w:rFonts w:ascii="Arial" w:hAnsi="Arial" w:cs="Arial"/>
+                <w:sz w:val="20"/>
+                <w:szCs w:val="20"/>
+              </w:rPr>
+              <w:t>Docker Compose güncellemesi (arka uç + ön uç)</w:t>
             </w:r>
           </w:p>
         </w:tc>
@@ -11580,12 +7602,6 @@
         </w:tc>
       </w:tr>
       <w:tr>
-        <w:tblPrEx>
-          <w:tblCellMar>
-            <w:top w:w="0" w:type="dxa"/>
-            <w:bottom w:w="0" w:type="dxa"/>
-          </w:tblCellMar>
-        </w:tblPrEx>
         <w:tc>
           <w:tcPr>
             <w:tcW w:w="800" w:type="dxa"/>
@@ -11654,27 +7670,7 @@
                 <w:sz w:val="20"/>
                 <w:szCs w:val="20"/>
               </w:rPr>
-              <w:t xml:space="preserve">(Uzun Vadeli Vizyon) Chrome </w:t>
-            </w:r>
-            <w:proofErr w:type="spellStart"/>
-            <w:r>
-              <w:rPr>
-                <w:rFonts w:ascii="Arial" w:hAnsi="Arial" w:cs="Arial"/>
-                <w:color w:val="5D6D7E"/>
-                <w:sz w:val="20"/>
-                <w:szCs w:val="20"/>
-              </w:rPr>
-              <w:t>Extension</w:t>
-            </w:r>
-            <w:proofErr w:type="spellEnd"/>
-            <w:r>
-              <w:rPr>
-                <w:rFonts w:ascii="Arial" w:hAnsi="Arial" w:cs="Arial"/>
-                <w:color w:val="5D6D7E"/>
-                <w:sz w:val="20"/>
-                <w:szCs w:val="20"/>
-              </w:rPr>
-              <w:t xml:space="preserve"> prototipi</w:t>
+              <w:t>(Uzun Vadeli Vizyon) Chrome Extension prototipi</w:t>
             </w:r>
           </w:p>
         </w:tc>
@@ -11821,21 +7817,7 @@
         <w:rPr>
           <w:rFonts w:ascii="Arial" w:hAnsi="Arial" w:cs="Arial"/>
         </w:rPr>
-        <w:t xml:space="preserve">7.1 </w:t>
-      </w:r>
-      <w:proofErr w:type="spellStart"/>
-      <w:r>
-        <w:rPr>
-          <w:rFonts w:ascii="Arial" w:hAnsi="Arial" w:cs="Arial"/>
-        </w:rPr>
-        <w:t>XGBoost</w:t>
-      </w:r>
-      <w:proofErr w:type="spellEnd"/>
-      <w:r>
-        <w:rPr>
-          <w:rFonts w:ascii="Arial" w:hAnsi="Arial" w:cs="Arial"/>
-        </w:rPr>
-        <w:t xml:space="preserve"> Modeli</w:t>
+        <w:t>7.1 XGBoost Modeli</w:t>
       </w:r>
     </w:p>
     <w:p>
@@ -11850,47 +7832,11 @@
           <w:rFonts w:ascii="Arial" w:hAnsi="Arial" w:cs="Arial"/>
         </w:rPr>
       </w:pPr>
-      <w:proofErr w:type="spellStart"/>
-      <w:r>
-        <w:rPr>
-          <w:rFonts w:ascii="Arial" w:hAnsi="Arial" w:cs="Arial"/>
-        </w:rPr>
-        <w:t>XGBoost</w:t>
-      </w:r>
-      <w:proofErr w:type="spellEnd"/>
-      <w:r>
-        <w:rPr>
-          <w:rFonts w:ascii="Arial" w:hAnsi="Arial" w:cs="Arial"/>
-        </w:rPr>
-        <w:t xml:space="preserve"> modeli başarıyla eğitilmiş ve </w:t>
-      </w:r>
-      <w:proofErr w:type="spellStart"/>
-      <w:r>
-        <w:rPr>
-          <w:rFonts w:ascii="Arial" w:hAnsi="Arial" w:cs="Arial"/>
-        </w:rPr>
-        <w:t>final_models</w:t>
-      </w:r>
-      <w:proofErr w:type="spellEnd"/>
-      <w:r>
-        <w:rPr>
-          <w:rFonts w:ascii="Arial" w:hAnsi="Arial" w:cs="Arial"/>
-        </w:rPr>
-        <w:t>/</w:t>
-      </w:r>
-      <w:proofErr w:type="spellStart"/>
-      <w:r>
-        <w:rPr>
-          <w:rFonts w:ascii="Arial" w:hAnsi="Arial" w:cs="Arial"/>
-        </w:rPr>
-        <w:t>xgboost_model.pkl</w:t>
-      </w:r>
-      <w:proofErr w:type="spellEnd"/>
-      <w:r>
-        <w:rPr>
-          <w:rFonts w:ascii="Arial" w:hAnsi="Arial" w:cs="Arial"/>
-        </w:rPr>
-        <w:t xml:space="preserve"> dosyası olarak kaydedilmiş olmalıdır.</w:t>
+      <w:r>
+        <w:rPr>
+          <w:rFonts w:ascii="Arial" w:hAnsi="Arial" w:cs="Arial"/>
+        </w:rPr>
+        <w:t>XGBoost modeli başarıyla eğitilmiş ve final_models/xgboost_model.pkl dosyası olarak kaydedilmiş olmalıdır.</w:t>
       </w:r>
     </w:p>
     <w:p>
@@ -11910,35 +7856,7 @@
           <w:rFonts w:ascii="Arial" w:hAnsi="Arial" w:cs="Arial"/>
         </w:rPr>
         <w:lastRenderedPageBreak/>
-        <w:t xml:space="preserve">Test kümesinde elde edilen F1 skoru, v1.0 </w:t>
-      </w:r>
-      <w:proofErr w:type="spellStart"/>
-      <w:r>
-        <w:rPr>
-          <w:rFonts w:ascii="Arial" w:hAnsi="Arial" w:cs="Arial"/>
-        </w:rPr>
-        <w:t>Logistic</w:t>
-      </w:r>
-      <w:proofErr w:type="spellEnd"/>
-      <w:r>
-        <w:rPr>
-          <w:rFonts w:ascii="Arial" w:hAnsi="Arial" w:cs="Arial"/>
-        </w:rPr>
-        <w:t xml:space="preserve"> </w:t>
-      </w:r>
-      <w:proofErr w:type="spellStart"/>
-      <w:r>
-        <w:rPr>
-          <w:rFonts w:ascii="Arial" w:hAnsi="Arial" w:cs="Arial"/>
-        </w:rPr>
-        <w:t>Regression</w:t>
-      </w:r>
-      <w:proofErr w:type="spellEnd"/>
-      <w:r>
-        <w:rPr>
-          <w:rFonts w:ascii="Arial" w:hAnsi="Arial" w:cs="Arial"/>
-        </w:rPr>
-        <w:t xml:space="preserve"> modelinin F1 skoruna kıyasla en az 3 puan daha yüksek olmalıdır.</w:t>
+        <w:t>Test kümesinde elde edilen F1 skoru, v1.0 Logistic Regression modelinin F1 skoruna kıyasla en az 3 puan daha yüksek olmalıdır.</w:t>
       </w:r>
     </w:p>
     <w:p>
@@ -11957,21 +7875,7 @@
         <w:rPr>
           <w:rFonts w:ascii="Arial" w:hAnsi="Arial" w:cs="Arial"/>
         </w:rPr>
-        <w:t xml:space="preserve">Model, mevcut özellik mühendisliği </w:t>
-      </w:r>
-      <w:proofErr w:type="spellStart"/>
-      <w:r>
-        <w:rPr>
-          <w:rFonts w:ascii="Arial" w:hAnsi="Arial" w:cs="Arial"/>
-        </w:rPr>
-        <w:t>pipeline'ı</w:t>
-      </w:r>
-      <w:proofErr w:type="spellEnd"/>
-      <w:r>
-        <w:rPr>
-          <w:rFonts w:ascii="Arial" w:hAnsi="Arial" w:cs="Arial"/>
-        </w:rPr>
-        <w:t xml:space="preserve"> ile uyumlu biçimde çalışmalıdır.</w:t>
+        <w:t>Model, mevcut özellik mühendisliği pipeline'ı ile uyumlu biçimde çalışmalıdır.</w:t>
       </w:r>
     </w:p>
     <w:p>
@@ -11990,21 +7894,7 @@
         <w:rPr>
           <w:rFonts w:ascii="Arial" w:hAnsi="Arial" w:cs="Arial"/>
         </w:rPr>
-        <w:t xml:space="preserve">SHAP hesaplaması hariç tutulduğunda tek bir sınıflandırma işlemi 100 </w:t>
-      </w:r>
-      <w:proofErr w:type="spellStart"/>
-      <w:r>
-        <w:rPr>
-          <w:rFonts w:ascii="Arial" w:hAnsi="Arial" w:cs="Arial"/>
-        </w:rPr>
-        <w:t>ms'yi</w:t>
-      </w:r>
-      <w:proofErr w:type="spellEnd"/>
-      <w:r>
-        <w:rPr>
-          <w:rFonts w:ascii="Arial" w:hAnsi="Arial" w:cs="Arial"/>
-        </w:rPr>
-        <w:t xml:space="preserve"> geçmemelidir.</w:t>
+        <w:t>SHAP hesaplaması hariç tutulduğunda tek bir sınıflandırma işlemi 100 ms'yi geçmemelidir.</w:t>
       </w:r>
     </w:p>
     <w:p>
@@ -12018,16 +7908,8 @@
         <w:rPr>
           <w:rFonts w:ascii="Arial" w:hAnsi="Arial" w:cs="Arial"/>
         </w:rPr>
-        <w:t xml:space="preserve">7.2 Açıklanabilir Yapay </w:t>
-      </w:r>
-      <w:proofErr w:type="gramStart"/>
-      <w:r>
-        <w:rPr>
-          <w:rFonts w:ascii="Arial" w:hAnsi="Arial" w:cs="Arial"/>
-        </w:rPr>
-        <w:t>Zeka</w:t>
-      </w:r>
-      <w:proofErr w:type="gramEnd"/>
+        <w:t>7.2 Açıklanabilir Yapay Zeka</w:t>
+      </w:r>
     </w:p>
     <w:p>
       <w:pPr>
@@ -12045,21 +7927,7 @@
         <w:rPr>
           <w:rFonts w:ascii="Arial" w:hAnsi="Arial" w:cs="Arial"/>
         </w:rPr>
-        <w:t xml:space="preserve">SHAP: Her </w:t>
-      </w:r>
-      <w:proofErr w:type="spellStart"/>
-      <w:r>
-        <w:rPr>
-          <w:rFonts w:ascii="Arial" w:hAnsi="Arial" w:cs="Arial"/>
-        </w:rPr>
-        <w:t>XGBoost</w:t>
-      </w:r>
-      <w:proofErr w:type="spellEnd"/>
-      <w:r>
-        <w:rPr>
-          <w:rFonts w:ascii="Arial" w:hAnsi="Arial" w:cs="Arial"/>
-        </w:rPr>
-        <w:t xml:space="preserve"> sınıflandırması için en az 10 özelliğe ait SHAP değeri üretilmelidir.</w:t>
+        <w:t>SHAP: Her XGBoost sınıflandırması için en az 10 özelliğe ait SHAP değeri üretilmelidir.</w:t>
       </w:r>
     </w:p>
     <w:p>
@@ -12078,21 +7946,7 @@
         <w:rPr>
           <w:rFonts w:ascii="Arial" w:hAnsi="Arial" w:cs="Arial"/>
         </w:rPr>
-        <w:t xml:space="preserve">LIME: Her BERT sınıflandırması için en az 5 </w:t>
-      </w:r>
-      <w:proofErr w:type="spellStart"/>
-      <w:r>
-        <w:rPr>
-          <w:rFonts w:ascii="Arial" w:hAnsi="Arial" w:cs="Arial"/>
-        </w:rPr>
-        <w:t>token'a</w:t>
-      </w:r>
-      <w:proofErr w:type="spellEnd"/>
-      <w:r>
-        <w:rPr>
-          <w:rFonts w:ascii="Arial" w:hAnsi="Arial" w:cs="Arial"/>
-        </w:rPr>
-        <w:t xml:space="preserve"> ait açıklama ağırlığı üretilmelidir.</w:t>
+        <w:t>LIME: Her BERT sınıflandırması için en az 5 token'a ait açıklama ağırlığı üretilmelidir.</w:t>
       </w:r>
     </w:p>
     <w:p>
@@ -12149,21 +8003,7 @@
         <w:rPr>
           <w:rFonts w:ascii="Arial" w:hAnsi="Arial" w:cs="Arial"/>
         </w:rPr>
-        <w:t xml:space="preserve">SHAP hesaplama süresi 500 </w:t>
-      </w:r>
-      <w:proofErr w:type="spellStart"/>
-      <w:r>
-        <w:rPr>
-          <w:rFonts w:ascii="Arial" w:hAnsi="Arial" w:cs="Arial"/>
-        </w:rPr>
-        <w:t>ms'yi</w:t>
-      </w:r>
-      <w:proofErr w:type="spellEnd"/>
-      <w:r>
-        <w:rPr>
-          <w:rFonts w:ascii="Arial" w:hAnsi="Arial" w:cs="Arial"/>
-        </w:rPr>
-        <w:t>, LIME hesaplama süresi ise 500 örnekle 5 saniyeyi geçmemelidir.</w:t>
+        <w:t>SHAP hesaplama süresi 500 ms'yi, LIME hesaplama süresi ise 500 örnekle 5 saniyeyi geçmemelidir.</w:t>
       </w:r>
     </w:p>
     <w:p>
@@ -12253,21 +8093,7 @@
         <w:rPr>
           <w:rFonts w:ascii="Arial" w:hAnsi="Arial" w:cs="Arial"/>
         </w:rPr>
-        <w:t xml:space="preserve">Analiz geçmişi, sayfa yenileme işleminin ardından </w:t>
-      </w:r>
-      <w:proofErr w:type="spellStart"/>
-      <w:r>
-        <w:rPr>
-          <w:rFonts w:ascii="Arial" w:hAnsi="Arial" w:cs="Arial"/>
-        </w:rPr>
-        <w:t>localStorage'dan</w:t>
-      </w:r>
-      <w:proofErr w:type="spellEnd"/>
-      <w:r>
-        <w:rPr>
-          <w:rFonts w:ascii="Arial" w:hAnsi="Arial" w:cs="Arial"/>
-        </w:rPr>
-        <w:t xml:space="preserve"> yeniden yüklenebilir olmalıdır.</w:t>
+        <w:t>Analiz geçmişi, sayfa yenileme işleminin ardından localStorage'dan yeniden yüklenebilir olmalıdır.</w:t>
       </w:r>
     </w:p>
     <w:p>
@@ -12315,41 +8141,11 @@
           <w:rFonts w:ascii="Arial" w:hAnsi="Arial" w:cs="Arial"/>
         </w:rPr>
       </w:pPr>
-      <w:proofErr w:type="spellStart"/>
-      <w:proofErr w:type="gramStart"/>
-      <w:r>
-        <w:rPr>
-          <w:rFonts w:ascii="Arial" w:hAnsi="Arial" w:cs="Arial"/>
-        </w:rPr>
-        <w:t>docker</w:t>
-      </w:r>
-      <w:proofErr w:type="gramEnd"/>
-      <w:r>
-        <w:rPr>
-          <w:rFonts w:ascii="Arial" w:hAnsi="Arial" w:cs="Arial"/>
-        </w:rPr>
-        <w:t>-compose</w:t>
-      </w:r>
-      <w:proofErr w:type="spellEnd"/>
-      <w:r>
-        <w:rPr>
-          <w:rFonts w:ascii="Arial" w:hAnsi="Arial" w:cs="Arial"/>
-        </w:rPr>
-        <w:t xml:space="preserve"> </w:t>
-      </w:r>
-      <w:proofErr w:type="spellStart"/>
-      <w:r>
-        <w:rPr>
-          <w:rFonts w:ascii="Arial" w:hAnsi="Arial" w:cs="Arial"/>
-        </w:rPr>
-        <w:t>up</w:t>
-      </w:r>
-      <w:proofErr w:type="spellEnd"/>
-      <w:r>
-        <w:rPr>
-          <w:rFonts w:ascii="Arial" w:hAnsi="Arial" w:cs="Arial"/>
-        </w:rPr>
-        <w:t xml:space="preserve"> komutu ile tüm sistem eksiksiz biçimde başlatılabilmelidir.</w:t>
+      <w:r>
+        <w:rPr>
+          <w:rFonts w:ascii="Arial" w:hAnsi="Arial" w:cs="Arial"/>
+        </w:rPr>
+        <w:t>docker-compose up komutu ile tüm sistem eksiksiz biçimde başlatılabilmelidir.</w:t>
       </w:r>
     </w:p>
     <w:p>
@@ -12465,33 +8261,11 @@
           <w:rFonts w:ascii="Arial" w:hAnsi="Arial" w:cs="Arial"/>
         </w:rPr>
       </w:pPr>
-      <w:proofErr w:type="spellStart"/>
-      <w:r>
-        <w:rPr>
-          <w:rFonts w:ascii="Arial" w:hAnsi="Arial" w:cs="Arial"/>
-        </w:rPr>
-        <w:t>Veritabanı</w:t>
-      </w:r>
-      <w:proofErr w:type="spellEnd"/>
-      <w:r>
-        <w:rPr>
-          <w:rFonts w:ascii="Arial" w:hAnsi="Arial" w:cs="Arial"/>
-        </w:rPr>
-        <w:t xml:space="preserve"> entegrasyonu; analiz geçmişi </w:t>
-      </w:r>
-      <w:proofErr w:type="spellStart"/>
-      <w:r>
-        <w:rPr>
-          <w:rFonts w:ascii="Arial" w:hAnsi="Arial" w:cs="Arial"/>
-        </w:rPr>
-        <w:t>localStorage</w:t>
-      </w:r>
-      <w:proofErr w:type="spellEnd"/>
-      <w:r>
-        <w:rPr>
-          <w:rFonts w:ascii="Arial" w:hAnsi="Arial" w:cs="Arial"/>
-        </w:rPr>
-        <w:t xml:space="preserve"> üzerinde yönetilmeye devam edecektir.</w:t>
+      <w:r>
+        <w:rPr>
+          <w:rFonts w:ascii="Arial" w:hAnsi="Arial" w:cs="Arial"/>
+        </w:rPr>
+        <w:t>Veritabanı entegrasyonu; analiz geçmişi localStorage üzerinde yönetilmeye devam edecektir.</w:t>
       </w:r>
     </w:p>
     <w:p>
@@ -12548,35 +8322,7 @@
         <w:rPr>
           <w:rFonts w:ascii="Arial" w:hAnsi="Arial" w:cs="Arial"/>
         </w:rPr>
-        <w:t>Toplu metin analizi (</w:t>
-      </w:r>
-      <w:proofErr w:type="spellStart"/>
-      <w:r>
-        <w:rPr>
-          <w:rFonts w:ascii="Arial" w:hAnsi="Arial" w:cs="Arial"/>
-        </w:rPr>
-        <w:t>bulk</w:t>
-      </w:r>
-      <w:proofErr w:type="spellEnd"/>
-      <w:r>
-        <w:rPr>
-          <w:rFonts w:ascii="Arial" w:hAnsi="Arial" w:cs="Arial"/>
-        </w:rPr>
-        <w:t xml:space="preserve"> </w:t>
-      </w:r>
-      <w:proofErr w:type="spellStart"/>
-      <w:r>
-        <w:rPr>
-          <w:rFonts w:ascii="Arial" w:hAnsi="Arial" w:cs="Arial"/>
-        </w:rPr>
-        <w:t>upload</w:t>
-      </w:r>
-      <w:proofErr w:type="spellEnd"/>
-      <w:r>
-        <w:rPr>
-          <w:rFonts w:ascii="Arial" w:hAnsi="Arial" w:cs="Arial"/>
-        </w:rPr>
-        <w:t>) API desteği.</w:t>
+        <w:t>Toplu metin analizi (bulk upload) API desteği.</w:t>
       </w:r>
     </w:p>
     <w:p>
@@ -12628,12 +8374,6 @@
         <w:gridCol w:w="4360"/>
       </w:tblGrid>
       <w:tr>
-        <w:tblPrEx>
-          <w:tblCellMar>
-            <w:top w:w="0" w:type="dxa"/>
-            <w:bottom w:w="0" w:type="dxa"/>
-          </w:tblCellMar>
-        </w:tblPrEx>
         <w:tc>
           <w:tcPr>
             <w:tcW w:w="500" w:type="dxa"/>
@@ -12750,12 +8490,6 @@
         </w:tc>
       </w:tr>
       <w:tr>
-        <w:tblPrEx>
-          <w:tblCellMar>
-            <w:top w:w="0" w:type="dxa"/>
-            <w:bottom w:w="0" w:type="dxa"/>
-          </w:tblCellMar>
-        </w:tblPrEx>
         <w:tc>
           <w:tcPr>
             <w:tcW w:w="500" w:type="dxa"/>
@@ -12823,43 +8557,7 @@
                 <w:sz w:val="20"/>
                 <w:szCs w:val="20"/>
               </w:rPr>
-              <w:t xml:space="preserve">Hibrit karar ağırlıkları (BERT %60, </w:t>
-            </w:r>
-            <w:proofErr w:type="spellStart"/>
-            <w:r>
-              <w:rPr>
-                <w:rFonts w:ascii="Arial" w:hAnsi="Arial" w:cs="Arial"/>
-                <w:sz w:val="20"/>
-                <w:szCs w:val="20"/>
-              </w:rPr>
-              <w:t>XGBoost</w:t>
-            </w:r>
-            <w:proofErr w:type="spellEnd"/>
-            <w:r>
-              <w:rPr>
-                <w:rFonts w:ascii="Arial" w:hAnsi="Arial" w:cs="Arial"/>
-                <w:sz w:val="20"/>
-                <w:szCs w:val="20"/>
-              </w:rPr>
-              <w:t xml:space="preserve"> %40) mevcut hâliyle korunacak mı, yoksa </w:t>
-            </w:r>
-            <w:proofErr w:type="spellStart"/>
-            <w:r>
-              <w:rPr>
-                <w:rFonts w:ascii="Arial" w:hAnsi="Arial" w:cs="Arial"/>
-                <w:sz w:val="20"/>
-                <w:szCs w:val="20"/>
-              </w:rPr>
-              <w:t>XGBoost</w:t>
-            </w:r>
-            <w:proofErr w:type="spellEnd"/>
-            <w:r>
-              <w:rPr>
-                <w:rFonts w:ascii="Arial" w:hAnsi="Arial" w:cs="Arial"/>
-                <w:sz w:val="20"/>
-                <w:szCs w:val="20"/>
-              </w:rPr>
-              <w:t xml:space="preserve"> performans sonuçlarına göre yeniden optimize edilecek mi?</w:t>
+              <w:t>Hibrit karar ağırlıkları (BERT %60, XGBoost %40) mevcut hâliyle korunacak mı, yoksa XGBoost performans sonuçlarına göre yeniden optimize edilecek mi?</w:t>
             </w:r>
           </w:p>
         </w:tc>
@@ -12894,38 +8592,12 @@
                 <w:sz w:val="20"/>
                 <w:szCs w:val="20"/>
               </w:rPr>
-              <w:t xml:space="preserve">Beklemede — </w:t>
-            </w:r>
-            <w:proofErr w:type="spellStart"/>
-            <w:r>
-              <w:rPr>
-                <w:rFonts w:ascii="Arial" w:hAnsi="Arial" w:cs="Arial"/>
-                <w:color w:val="D68910"/>
-                <w:sz w:val="20"/>
-                <w:szCs w:val="20"/>
-              </w:rPr>
-              <w:t>XGBoost</w:t>
-            </w:r>
-            <w:proofErr w:type="spellEnd"/>
-            <w:r>
-              <w:rPr>
-                <w:rFonts w:ascii="Arial" w:hAnsi="Arial" w:cs="Arial"/>
-                <w:color w:val="D68910"/>
-                <w:sz w:val="20"/>
-                <w:szCs w:val="20"/>
-              </w:rPr>
-              <w:t xml:space="preserve"> test kümesi F1 sonuçları elde edildikten sonra değerlendirilecektir.</w:t>
+              <w:t>Beklemede — XGBoost test kümesi F1 sonuçları elde edildikten sonra değerlendirilecektir.</w:t>
             </w:r>
           </w:p>
         </w:tc>
       </w:tr>
       <w:tr>
-        <w:tblPrEx>
-          <w:tblCellMar>
-            <w:top w:w="0" w:type="dxa"/>
-            <w:bottom w:w="0" w:type="dxa"/>
-          </w:tblCellMar>
-        </w:tblPrEx>
         <w:tc>
           <w:tcPr>
             <w:tcW w:w="500" w:type="dxa"/>
@@ -12993,25 +8665,7 @@
                 <w:sz w:val="20"/>
                 <w:szCs w:val="20"/>
               </w:rPr>
-              <w:t xml:space="preserve">LIME </w:t>
-            </w:r>
-            <w:proofErr w:type="spellStart"/>
-            <w:r>
-              <w:rPr>
-                <w:rFonts w:ascii="Arial" w:hAnsi="Arial" w:cs="Arial"/>
-                <w:sz w:val="20"/>
-                <w:szCs w:val="20"/>
-              </w:rPr>
-              <w:t>num_samples</w:t>
-            </w:r>
-            <w:proofErr w:type="spellEnd"/>
-            <w:r>
-              <w:rPr>
-                <w:rFonts w:ascii="Arial" w:hAnsi="Arial" w:cs="Arial"/>
-                <w:sz w:val="20"/>
-                <w:szCs w:val="20"/>
-              </w:rPr>
-              <w:t xml:space="preserve"> parametresi sabit bir değer olarak mı tanımlanacak, yoksa kullanıcı tarafından yapılandırılabilir gelişmiş ayarlar paneline mi taşınacak?</w:t>
+              <w:t>LIME num_samples parametresi sabit bir değer olarak mı tanımlanacak, yoksa kullanıcı tarafından yapılandırılabilir gelişmiş ayarlar paneline mi taşınacak?</w:t>
             </w:r>
           </w:p>
         </w:tc>
@@ -13052,12 +8706,6 @@
         </w:tc>
       </w:tr>
       <w:tr>
-        <w:tblPrEx>
-          <w:tblCellMar>
-            <w:top w:w="0" w:type="dxa"/>
-            <w:bottom w:w="0" w:type="dxa"/>
-          </w:tblCellMar>
-        </w:tblPrEx>
         <w:tc>
           <w:tcPr>
             <w:tcW w:w="500" w:type="dxa"/>
@@ -13125,43 +8773,7 @@
                 <w:sz w:val="20"/>
                 <w:szCs w:val="20"/>
               </w:rPr>
-              <w:t xml:space="preserve">Ön uç ve arka uç servisleri </w:t>
-            </w:r>
-            <w:proofErr w:type="spellStart"/>
-            <w:r>
-              <w:rPr>
-                <w:rFonts w:ascii="Arial" w:hAnsi="Arial" w:cs="Arial"/>
-                <w:sz w:val="20"/>
-                <w:szCs w:val="20"/>
-              </w:rPr>
-              <w:t>Docker</w:t>
-            </w:r>
-            <w:proofErr w:type="spellEnd"/>
-            <w:r>
-              <w:rPr>
-                <w:rFonts w:ascii="Arial" w:hAnsi="Arial" w:cs="Arial"/>
-                <w:sz w:val="20"/>
-                <w:szCs w:val="20"/>
-              </w:rPr>
-              <w:t xml:space="preserve"> </w:t>
-            </w:r>
-            <w:proofErr w:type="spellStart"/>
-            <w:r>
-              <w:rPr>
-                <w:rFonts w:ascii="Arial" w:hAnsi="Arial" w:cs="Arial"/>
-                <w:sz w:val="20"/>
-                <w:szCs w:val="20"/>
-              </w:rPr>
-              <w:t>Compose</w:t>
-            </w:r>
-            <w:proofErr w:type="spellEnd"/>
-            <w:r>
-              <w:rPr>
-                <w:rFonts w:ascii="Arial" w:hAnsi="Arial" w:cs="Arial"/>
-                <w:sz w:val="20"/>
-                <w:szCs w:val="20"/>
-              </w:rPr>
-              <w:t xml:space="preserve"> ile nasıl dağıtılacak?</w:t>
+              <w:t>Ön uç ve arka uç servisleri Docker Compose ile nasıl dağıtılacak?</w:t>
             </w:r>
           </w:p>
         </w:tc>
@@ -13196,118 +8808,12 @@
                 <w:sz w:val="20"/>
                 <w:szCs w:val="20"/>
               </w:rPr>
-              <w:t xml:space="preserve">Kararlaştırıldı — </w:t>
-            </w:r>
-            <w:proofErr w:type="spellStart"/>
-            <w:r>
-              <w:rPr>
-                <w:rFonts w:ascii="Arial" w:hAnsi="Arial" w:cs="Arial"/>
-                <w:color w:val="1E8449"/>
-                <w:sz w:val="20"/>
-                <w:szCs w:val="20"/>
-              </w:rPr>
-              <w:t>docker-compose</w:t>
-            </w:r>
-            <w:proofErr w:type="spellEnd"/>
-            <w:r>
-              <w:rPr>
-                <w:rFonts w:ascii="Arial" w:hAnsi="Arial" w:cs="Arial"/>
-                <w:color w:val="1E8449"/>
-                <w:sz w:val="20"/>
-                <w:szCs w:val="20"/>
-              </w:rPr>
-              <w:t xml:space="preserve"> </w:t>
-            </w:r>
-            <w:proofErr w:type="spellStart"/>
-            <w:r>
-              <w:rPr>
-                <w:rFonts w:ascii="Arial" w:hAnsi="Arial" w:cs="Arial"/>
-                <w:color w:val="1E8449"/>
-                <w:sz w:val="20"/>
-                <w:szCs w:val="20"/>
-              </w:rPr>
-              <w:t>up</w:t>
-            </w:r>
-            <w:proofErr w:type="spellEnd"/>
-            <w:r>
-              <w:rPr>
-                <w:rFonts w:ascii="Arial" w:hAnsi="Arial" w:cs="Arial"/>
-                <w:color w:val="1E8449"/>
-                <w:sz w:val="20"/>
-                <w:szCs w:val="20"/>
-              </w:rPr>
-              <w:t xml:space="preserve"> komutuyla başlatılacaktır. Ön uç :3000, arka uç :8000 portunda çalışacaktır. Mevcut </w:t>
-            </w:r>
-            <w:proofErr w:type="spellStart"/>
-            <w:r>
-              <w:rPr>
-                <w:rFonts w:ascii="Arial" w:hAnsi="Arial" w:cs="Arial"/>
-                <w:color w:val="1E8449"/>
-                <w:sz w:val="20"/>
-                <w:szCs w:val="20"/>
-              </w:rPr>
-              <w:t>Dockerfile</w:t>
-            </w:r>
-            <w:proofErr w:type="spellEnd"/>
-            <w:r>
-              <w:rPr>
-                <w:rFonts w:ascii="Arial" w:hAnsi="Arial" w:cs="Arial"/>
-                <w:color w:val="1E8449"/>
-                <w:sz w:val="20"/>
-                <w:szCs w:val="20"/>
-              </w:rPr>
-              <w:t xml:space="preserve"> iki bağımsız dosyaya (</w:t>
-            </w:r>
-            <w:proofErr w:type="spellStart"/>
-            <w:r>
-              <w:rPr>
-                <w:rFonts w:ascii="Arial" w:hAnsi="Arial" w:cs="Arial"/>
-                <w:color w:val="1E8449"/>
-                <w:sz w:val="20"/>
-                <w:szCs w:val="20"/>
-              </w:rPr>
-              <w:t>backend</w:t>
-            </w:r>
-            <w:proofErr w:type="spellEnd"/>
-            <w:r>
-              <w:rPr>
-                <w:rFonts w:ascii="Arial" w:hAnsi="Arial" w:cs="Arial"/>
-                <w:color w:val="1E8449"/>
-                <w:sz w:val="20"/>
-                <w:szCs w:val="20"/>
-              </w:rPr>
-              <w:t xml:space="preserve">/ ve </w:t>
-            </w:r>
-            <w:proofErr w:type="spellStart"/>
-            <w:r>
-              <w:rPr>
-                <w:rFonts w:ascii="Arial" w:hAnsi="Arial" w:cs="Arial"/>
-                <w:color w:val="1E8449"/>
-                <w:sz w:val="20"/>
-                <w:szCs w:val="20"/>
-              </w:rPr>
-              <w:t>frontend</w:t>
-            </w:r>
-            <w:proofErr w:type="spellEnd"/>
-            <w:r>
-              <w:rPr>
-                <w:rFonts w:ascii="Arial" w:hAnsi="Arial" w:cs="Arial"/>
-                <w:color w:val="1E8449"/>
-                <w:sz w:val="20"/>
-                <w:szCs w:val="20"/>
-              </w:rPr>
-              <w:t>/) bölünecektir.</w:t>
+              <w:t>Kararlaştırıldı — docker-compose up komutuyla başlatılacaktır. Ön uç :3000, arka uç :8000 portunda çalışacaktır. Mevcut Dockerfile iki bağımsız dosyaya (backend/ ve frontend/) bölünecektir.</w:t>
             </w:r>
           </w:p>
         </w:tc>
       </w:tr>
       <w:tr>
-        <w:tblPrEx>
-          <w:tblCellMar>
-            <w:top w:w="0" w:type="dxa"/>
-            <w:bottom w:w="0" w:type="dxa"/>
-          </w:tblCellMar>
-        </w:tblPrEx>
         <w:tc>
           <w:tcPr>
             <w:tcW w:w="500" w:type="dxa"/>
@@ -13369,41 +8875,13 @@
                 <w:rFonts w:ascii="Arial" w:hAnsi="Arial" w:cs="Arial"/>
               </w:rPr>
             </w:pPr>
-            <w:proofErr w:type="spellStart"/>
-            <w:r>
-              <w:rPr>
-                <w:rFonts w:ascii="Arial" w:hAnsi="Arial" w:cs="Arial"/>
-                <w:sz w:val="20"/>
-                <w:szCs w:val="20"/>
-              </w:rPr>
-              <w:t>XGBoost</w:t>
-            </w:r>
-            <w:proofErr w:type="spellEnd"/>
-            <w:r>
-              <w:rPr>
-                <w:rFonts w:ascii="Arial" w:hAnsi="Arial" w:cs="Arial"/>
-                <w:sz w:val="20"/>
-                <w:szCs w:val="20"/>
-              </w:rPr>
-              <w:t xml:space="preserve"> eğitim süreci Google </w:t>
-            </w:r>
-            <w:proofErr w:type="spellStart"/>
-            <w:r>
-              <w:rPr>
-                <w:rFonts w:ascii="Arial" w:hAnsi="Arial" w:cs="Arial"/>
-                <w:sz w:val="20"/>
-                <w:szCs w:val="20"/>
-              </w:rPr>
-              <w:t>Colab</w:t>
-            </w:r>
-            <w:proofErr w:type="spellEnd"/>
-            <w:r>
-              <w:rPr>
-                <w:rFonts w:ascii="Arial" w:hAnsi="Arial" w:cs="Arial"/>
-                <w:sz w:val="20"/>
-                <w:szCs w:val="20"/>
-              </w:rPr>
-              <w:t xml:space="preserve"> ortamında mı, yoksa yerel geliştirme ortamında mı yürütülecek?</w:t>
+            <w:r>
+              <w:rPr>
+                <w:rFonts w:ascii="Arial" w:hAnsi="Arial" w:cs="Arial"/>
+                <w:sz w:val="20"/>
+                <w:szCs w:val="20"/>
+              </w:rPr>
+              <w:t>XGBoost eğitim süreci Google Colab ortamında mı, yoksa yerel geliştirme ortamında mı yürütülecek?</w:t>
             </w:r>
           </w:p>
         </w:tc>
@@ -13438,47 +8916,7 @@
                 <w:sz w:val="20"/>
                 <w:szCs w:val="20"/>
               </w:rPr>
-              <w:t xml:space="preserve">Beklemede — mevcut eğitim betiği </w:t>
-            </w:r>
-            <w:proofErr w:type="spellStart"/>
-            <w:r>
-              <w:rPr>
-                <w:rFonts w:ascii="Arial" w:hAnsi="Arial" w:cs="Arial"/>
-                <w:color w:val="D68910"/>
-                <w:sz w:val="20"/>
-                <w:szCs w:val="20"/>
-              </w:rPr>
-              <w:t>Colab</w:t>
-            </w:r>
-            <w:proofErr w:type="spellEnd"/>
-            <w:r>
-              <w:rPr>
-                <w:rFonts w:ascii="Arial" w:hAnsi="Arial" w:cs="Arial"/>
-                <w:color w:val="D68910"/>
-                <w:sz w:val="20"/>
-                <w:szCs w:val="20"/>
-              </w:rPr>
-              <w:t xml:space="preserve"> ortamında çalışmaktadır; </w:t>
-            </w:r>
-            <w:proofErr w:type="spellStart"/>
-            <w:r>
-              <w:rPr>
-                <w:rFonts w:ascii="Arial" w:hAnsi="Arial" w:cs="Arial"/>
-                <w:color w:val="D68910"/>
-                <w:sz w:val="20"/>
-                <w:szCs w:val="20"/>
-              </w:rPr>
-              <w:t>XGBoost</w:t>
-            </w:r>
-            <w:proofErr w:type="spellEnd"/>
-            <w:r>
-              <w:rPr>
-                <w:rFonts w:ascii="Arial" w:hAnsi="Arial" w:cs="Arial"/>
-                <w:color w:val="D68910"/>
-                <w:sz w:val="20"/>
-                <w:szCs w:val="20"/>
-              </w:rPr>
-              <w:t xml:space="preserve"> GPU hızlandırma desteği mevcuttur.</w:t>
+              <w:t>Beklemede — mevcut eğitim betiği Colab ortamında çalışmaktadır; XGBoost GPU hızlandırma desteği mevcuttur.</w:t>
             </w:r>
           </w:p>
         </w:tc>
@@ -13531,12 +8969,6 @@
         <w:gridCol w:w="6960"/>
       </w:tblGrid>
       <w:tr>
-        <w:tblPrEx>
-          <w:tblCellMar>
-            <w:top w:w="0" w:type="dxa"/>
-            <w:bottom w:w="0" w:type="dxa"/>
-          </w:tblCellMar>
-        </w:tblPrEx>
         <w:tc>
           <w:tcPr>
             <w:tcW w:w="2400" w:type="dxa"/>
@@ -13615,12 +9047,6 @@
         </w:tc>
       </w:tr>
       <w:tr>
-        <w:tblPrEx>
-          <w:tblCellMar>
-            <w:top w:w="0" w:type="dxa"/>
-            <w:bottom w:w="0" w:type="dxa"/>
-          </w:tblCellMar>
-        </w:tblPrEx>
         <w:tc>
           <w:tcPr>
             <w:tcW w:w="2400" w:type="dxa"/>
@@ -13682,88 +9108,18 @@
                 <w:rFonts w:ascii="Arial" w:hAnsi="Arial" w:cs="Arial"/>
               </w:rPr>
             </w:pPr>
-            <w:proofErr w:type="spellStart"/>
-            <w:r>
-              <w:rPr>
-                <w:rFonts w:ascii="Arial" w:hAnsi="Arial" w:cs="Arial"/>
-                <w:sz w:val="20"/>
-                <w:szCs w:val="20"/>
-              </w:rPr>
-              <w:t>Bidirectional</w:t>
-            </w:r>
-            <w:proofErr w:type="spellEnd"/>
-            <w:r>
-              <w:rPr>
-                <w:rFonts w:ascii="Arial" w:hAnsi="Arial" w:cs="Arial"/>
-                <w:sz w:val="20"/>
-                <w:szCs w:val="20"/>
-              </w:rPr>
-              <w:t xml:space="preserve"> Encoder </w:t>
-            </w:r>
-            <w:proofErr w:type="spellStart"/>
-            <w:r>
-              <w:rPr>
-                <w:rFonts w:ascii="Arial" w:hAnsi="Arial" w:cs="Arial"/>
-                <w:sz w:val="20"/>
-                <w:szCs w:val="20"/>
-              </w:rPr>
-              <w:t>Representations</w:t>
-            </w:r>
-            <w:proofErr w:type="spellEnd"/>
-            <w:r>
-              <w:rPr>
-                <w:rFonts w:ascii="Arial" w:hAnsi="Arial" w:cs="Arial"/>
-                <w:sz w:val="20"/>
-                <w:szCs w:val="20"/>
-              </w:rPr>
-              <w:t xml:space="preserve"> </w:t>
-            </w:r>
-            <w:proofErr w:type="spellStart"/>
-            <w:r>
-              <w:rPr>
-                <w:rFonts w:ascii="Arial" w:hAnsi="Arial" w:cs="Arial"/>
-                <w:sz w:val="20"/>
-                <w:szCs w:val="20"/>
-              </w:rPr>
-              <w:t>from</w:t>
-            </w:r>
-            <w:proofErr w:type="spellEnd"/>
-            <w:r>
-              <w:rPr>
-                <w:rFonts w:ascii="Arial" w:hAnsi="Arial" w:cs="Arial"/>
-                <w:sz w:val="20"/>
-                <w:szCs w:val="20"/>
-              </w:rPr>
-              <w:t xml:space="preserve"> </w:t>
-            </w:r>
-            <w:proofErr w:type="spellStart"/>
-            <w:r>
-              <w:rPr>
-                <w:rFonts w:ascii="Arial" w:hAnsi="Arial" w:cs="Arial"/>
-                <w:sz w:val="20"/>
-                <w:szCs w:val="20"/>
-              </w:rPr>
-              <w:t>Transformers</w:t>
-            </w:r>
-            <w:proofErr w:type="spellEnd"/>
-            <w:r>
-              <w:rPr>
-                <w:rFonts w:ascii="Arial" w:hAnsi="Arial" w:cs="Arial"/>
-                <w:sz w:val="20"/>
-                <w:szCs w:val="20"/>
-              </w:rPr>
-              <w:t>. Google tarafından geliştirilen, bağlama duyarlı dil temsili öğrenen dönüştürücü tabanlı dil modelidir.</w:t>
+            <w:r>
+              <w:rPr>
+                <w:rFonts w:ascii="Arial" w:hAnsi="Arial" w:cs="Arial"/>
+                <w:sz w:val="20"/>
+                <w:szCs w:val="20"/>
+              </w:rPr>
+              <w:t>Bidirectional Encoder Representations from Transformers. Google tarafından geliştirilen, bağlama duyarlı dil temsili öğrenen dönüştürücü tabanlı dil modelidir.</w:t>
             </w:r>
           </w:p>
         </w:tc>
       </w:tr>
       <w:tr>
-        <w:tblPrEx>
-          <w:tblCellMar>
-            <w:top w:w="0" w:type="dxa"/>
-            <w:bottom w:w="0" w:type="dxa"/>
-          </w:tblCellMar>
-        </w:tblPrEx>
         <w:tc>
           <w:tcPr>
             <w:tcW w:w="2400" w:type="dxa"/>
@@ -13789,7 +9145,6 @@
                 <w:rFonts w:ascii="Arial" w:hAnsi="Arial" w:cs="Arial"/>
               </w:rPr>
             </w:pPr>
-            <w:proofErr w:type="spellStart"/>
             <w:r>
               <w:rPr>
                 <w:rFonts w:ascii="Arial" w:hAnsi="Arial" w:cs="Arial"/>
@@ -13800,7 +9155,6 @@
               </w:rPr>
               <w:t>XGBoost</w:t>
             </w:r>
-            <w:proofErr w:type="spellEnd"/>
           </w:p>
         </w:tc>
         <w:tc>
@@ -13833,54 +9187,12 @@
                 <w:sz w:val="20"/>
                 <w:szCs w:val="20"/>
               </w:rPr>
-              <w:t xml:space="preserve">Extreme </w:t>
-            </w:r>
-            <w:proofErr w:type="spellStart"/>
-            <w:r>
-              <w:rPr>
-                <w:rFonts w:ascii="Arial" w:hAnsi="Arial" w:cs="Arial"/>
-                <w:sz w:val="20"/>
-                <w:szCs w:val="20"/>
-              </w:rPr>
-              <w:t>Gradient</w:t>
-            </w:r>
-            <w:proofErr w:type="spellEnd"/>
-            <w:r>
-              <w:rPr>
-                <w:rFonts w:ascii="Arial" w:hAnsi="Arial" w:cs="Arial"/>
-                <w:sz w:val="20"/>
-                <w:szCs w:val="20"/>
-              </w:rPr>
-              <w:t xml:space="preserve"> </w:t>
-            </w:r>
-            <w:proofErr w:type="spellStart"/>
-            <w:r>
-              <w:rPr>
-                <w:rFonts w:ascii="Arial" w:hAnsi="Arial" w:cs="Arial"/>
-                <w:sz w:val="20"/>
-                <w:szCs w:val="20"/>
-              </w:rPr>
-              <w:t>Boosting</w:t>
-            </w:r>
-            <w:proofErr w:type="spellEnd"/>
-            <w:r>
-              <w:rPr>
-                <w:rFonts w:ascii="Arial" w:hAnsi="Arial" w:cs="Arial"/>
-                <w:sz w:val="20"/>
-                <w:szCs w:val="20"/>
-              </w:rPr>
-              <w:t>. Gradyan artırma yöntemini kullanan, karar ağacı tabanlı yüksek performanslı bir topluluk öğrenmesi algoritmasıdır.</w:t>
+              <w:t>Extreme Gradient Boosting. Gradyan artırma yöntemini kullanan, karar ağacı tabanlı yüksek performanslı bir topluluk öğrenmesi algoritmasıdır.</w:t>
             </w:r>
           </w:p>
         </w:tc>
       </w:tr>
       <w:tr>
-        <w:tblPrEx>
-          <w:tblCellMar>
-            <w:top w:w="0" w:type="dxa"/>
-            <w:bottom w:w="0" w:type="dxa"/>
-          </w:tblCellMar>
-        </w:tblPrEx>
         <w:tc>
           <w:tcPr>
             <w:tcW w:w="2400" w:type="dxa"/>
@@ -13942,106 +9254,18 @@
                 <w:rFonts w:ascii="Arial" w:hAnsi="Arial" w:cs="Arial"/>
               </w:rPr>
             </w:pPr>
-            <w:proofErr w:type="spellStart"/>
-            <w:r>
-              <w:rPr>
-                <w:rFonts w:ascii="Arial" w:hAnsi="Arial" w:cs="Arial"/>
-                <w:sz w:val="20"/>
-                <w:szCs w:val="20"/>
-              </w:rPr>
-              <w:t>Term</w:t>
-            </w:r>
-            <w:proofErr w:type="spellEnd"/>
-            <w:r>
-              <w:rPr>
-                <w:rFonts w:ascii="Arial" w:hAnsi="Arial" w:cs="Arial"/>
-                <w:sz w:val="20"/>
-                <w:szCs w:val="20"/>
-              </w:rPr>
-              <w:t xml:space="preserve"> </w:t>
-            </w:r>
-            <w:proofErr w:type="spellStart"/>
-            <w:r>
-              <w:rPr>
-                <w:rFonts w:ascii="Arial" w:hAnsi="Arial" w:cs="Arial"/>
-                <w:sz w:val="20"/>
-                <w:szCs w:val="20"/>
-              </w:rPr>
-              <w:t>Frequency</w:t>
-            </w:r>
-            <w:proofErr w:type="spellEnd"/>
-            <w:r>
-              <w:rPr>
-                <w:rFonts w:ascii="Arial" w:hAnsi="Arial" w:cs="Arial"/>
-                <w:sz w:val="20"/>
-                <w:szCs w:val="20"/>
-              </w:rPr>
-              <w:t>–</w:t>
-            </w:r>
-            <w:proofErr w:type="spellStart"/>
-            <w:r>
-              <w:rPr>
-                <w:rFonts w:ascii="Arial" w:hAnsi="Arial" w:cs="Arial"/>
-                <w:sz w:val="20"/>
-                <w:szCs w:val="20"/>
-              </w:rPr>
-              <w:t>Inverse</w:t>
-            </w:r>
-            <w:proofErr w:type="spellEnd"/>
-            <w:r>
-              <w:rPr>
-                <w:rFonts w:ascii="Arial" w:hAnsi="Arial" w:cs="Arial"/>
-                <w:sz w:val="20"/>
-                <w:szCs w:val="20"/>
-              </w:rPr>
-              <w:t xml:space="preserve"> </w:t>
-            </w:r>
-            <w:proofErr w:type="spellStart"/>
-            <w:r>
-              <w:rPr>
-                <w:rFonts w:ascii="Arial" w:hAnsi="Arial" w:cs="Arial"/>
-                <w:sz w:val="20"/>
-                <w:szCs w:val="20"/>
-              </w:rPr>
-              <w:t>Document</w:t>
-            </w:r>
-            <w:proofErr w:type="spellEnd"/>
-            <w:r>
-              <w:rPr>
-                <w:rFonts w:ascii="Arial" w:hAnsi="Arial" w:cs="Arial"/>
-                <w:sz w:val="20"/>
-                <w:szCs w:val="20"/>
-              </w:rPr>
-              <w:t xml:space="preserve"> </w:t>
-            </w:r>
-            <w:proofErr w:type="spellStart"/>
-            <w:r>
-              <w:rPr>
-                <w:rFonts w:ascii="Arial" w:hAnsi="Arial" w:cs="Arial"/>
-                <w:sz w:val="20"/>
-                <w:szCs w:val="20"/>
-              </w:rPr>
-              <w:t>Frequency</w:t>
-            </w:r>
-            <w:proofErr w:type="spellEnd"/>
-            <w:r>
-              <w:rPr>
-                <w:rFonts w:ascii="Arial" w:hAnsi="Arial" w:cs="Arial"/>
-                <w:sz w:val="20"/>
-                <w:szCs w:val="20"/>
-              </w:rPr>
-              <w:t>. Bir sözcüğün belge koleksiyonu içindeki göreli önemini istatistiksel olarak ölçen metin temsil yöntemidir.</w:t>
+            <w:r>
+              <w:rPr>
+                <w:rFonts w:ascii="Arial" w:hAnsi="Arial" w:cs="Arial"/>
+                <w:sz w:val="20"/>
+                <w:szCs w:val="20"/>
+              </w:rPr>
+              <w:t>Term Frequency–Inverse Document Frequency. Bir sözcüğün belge koleksiyonu içindeki göreli önemini istatistiksel olarak ölçen metin temsil yöntemidir.</w:t>
             </w:r>
           </w:p>
         </w:tc>
       </w:tr>
       <w:tr>
-        <w:tblPrEx>
-          <w:tblCellMar>
-            <w:top w:w="0" w:type="dxa"/>
-            <w:bottom w:w="0" w:type="dxa"/>
-          </w:tblCellMar>
-        </w:tblPrEx>
         <w:tc>
           <w:tcPr>
             <w:tcW w:w="2400" w:type="dxa"/>
@@ -14103,106 +9327,18 @@
                 <w:rFonts w:ascii="Arial" w:hAnsi="Arial" w:cs="Arial"/>
               </w:rPr>
             </w:pPr>
-            <w:proofErr w:type="spellStart"/>
-            <w:r>
-              <w:rPr>
-                <w:rFonts w:ascii="Arial" w:hAnsi="Arial" w:cs="Arial"/>
-                <w:sz w:val="20"/>
-                <w:szCs w:val="20"/>
-              </w:rPr>
-              <w:t>SHapley</w:t>
-            </w:r>
-            <w:proofErr w:type="spellEnd"/>
-            <w:r>
-              <w:rPr>
-                <w:rFonts w:ascii="Arial" w:hAnsi="Arial" w:cs="Arial"/>
-                <w:sz w:val="20"/>
-                <w:szCs w:val="20"/>
-              </w:rPr>
-              <w:t xml:space="preserve"> </w:t>
-            </w:r>
-            <w:proofErr w:type="spellStart"/>
-            <w:r>
-              <w:rPr>
-                <w:rFonts w:ascii="Arial" w:hAnsi="Arial" w:cs="Arial"/>
-                <w:sz w:val="20"/>
-                <w:szCs w:val="20"/>
-              </w:rPr>
-              <w:t>Additive</w:t>
-            </w:r>
-            <w:proofErr w:type="spellEnd"/>
-            <w:r>
-              <w:rPr>
-                <w:rFonts w:ascii="Arial" w:hAnsi="Arial" w:cs="Arial"/>
-                <w:sz w:val="20"/>
-                <w:szCs w:val="20"/>
-              </w:rPr>
-              <w:t xml:space="preserve"> </w:t>
-            </w:r>
-            <w:proofErr w:type="spellStart"/>
-            <w:r>
-              <w:rPr>
-                <w:rFonts w:ascii="Arial" w:hAnsi="Arial" w:cs="Arial"/>
-                <w:sz w:val="20"/>
-                <w:szCs w:val="20"/>
-              </w:rPr>
-              <w:t>exPlanations</w:t>
-            </w:r>
-            <w:proofErr w:type="spellEnd"/>
-            <w:r>
-              <w:rPr>
-                <w:rFonts w:ascii="Arial" w:hAnsi="Arial" w:cs="Arial"/>
-                <w:sz w:val="20"/>
-                <w:szCs w:val="20"/>
-              </w:rPr>
-              <w:t xml:space="preserve">. Oyun teorisinden türetilen </w:t>
-            </w:r>
-            <w:proofErr w:type="spellStart"/>
-            <w:r>
-              <w:rPr>
-                <w:rFonts w:ascii="Arial" w:hAnsi="Arial" w:cs="Arial"/>
-                <w:sz w:val="20"/>
-                <w:szCs w:val="20"/>
-              </w:rPr>
-              <w:t>Shapley</w:t>
-            </w:r>
-            <w:proofErr w:type="spellEnd"/>
-            <w:r>
-              <w:rPr>
-                <w:rFonts w:ascii="Arial" w:hAnsi="Arial" w:cs="Arial"/>
-                <w:sz w:val="20"/>
-                <w:szCs w:val="20"/>
-              </w:rPr>
-              <w:t xml:space="preserve"> değerlerini kullanarak her özelliğin model çıktısına bireysel katkısını hesaplayan açıklanabilir yapay </w:t>
-            </w:r>
-            <w:proofErr w:type="gramStart"/>
-            <w:r>
-              <w:rPr>
-                <w:rFonts w:ascii="Arial" w:hAnsi="Arial" w:cs="Arial"/>
-                <w:sz w:val="20"/>
-                <w:szCs w:val="20"/>
-              </w:rPr>
-              <w:t>zeka</w:t>
-            </w:r>
-            <w:proofErr w:type="gramEnd"/>
-            <w:r>
-              <w:rPr>
-                <w:rFonts w:ascii="Arial" w:hAnsi="Arial" w:cs="Arial"/>
-                <w:sz w:val="20"/>
-                <w:szCs w:val="20"/>
-              </w:rPr>
-              <w:t xml:space="preserve"> yöntemidir.</w:t>
+            <w:r>
+              <w:rPr>
+                <w:rFonts w:ascii="Arial" w:hAnsi="Arial" w:cs="Arial"/>
+                <w:sz w:val="20"/>
+                <w:szCs w:val="20"/>
+              </w:rPr>
+              <w:t>SHapley Additive exPlanations. Oyun teorisinden türetilen Shapley değerlerini kullanarak her özelliğin model çıktısına bireysel katkısını hesaplayan açıklanabilir yapay zeka yöntemidir.</w:t>
             </w:r>
           </w:p>
         </w:tc>
       </w:tr>
       <w:tr>
-        <w:tblPrEx>
-          <w:tblCellMar>
-            <w:top w:w="0" w:type="dxa"/>
-            <w:bottom w:w="0" w:type="dxa"/>
-          </w:tblCellMar>
-        </w:tblPrEx>
         <w:tc>
           <w:tcPr>
             <w:tcW w:w="2400" w:type="dxa"/>
@@ -14264,88 +9400,18 @@
                 <w:rFonts w:ascii="Arial" w:hAnsi="Arial" w:cs="Arial"/>
               </w:rPr>
             </w:pPr>
-            <w:proofErr w:type="spellStart"/>
-            <w:r>
-              <w:rPr>
-                <w:rFonts w:ascii="Arial" w:hAnsi="Arial" w:cs="Arial"/>
-                <w:sz w:val="20"/>
-                <w:szCs w:val="20"/>
-              </w:rPr>
-              <w:t>Local</w:t>
-            </w:r>
-            <w:proofErr w:type="spellEnd"/>
-            <w:r>
-              <w:rPr>
-                <w:rFonts w:ascii="Arial" w:hAnsi="Arial" w:cs="Arial"/>
-                <w:sz w:val="20"/>
-                <w:szCs w:val="20"/>
-              </w:rPr>
-              <w:t xml:space="preserve"> </w:t>
-            </w:r>
-            <w:proofErr w:type="spellStart"/>
-            <w:r>
-              <w:rPr>
-                <w:rFonts w:ascii="Arial" w:hAnsi="Arial" w:cs="Arial"/>
-                <w:sz w:val="20"/>
-                <w:szCs w:val="20"/>
-              </w:rPr>
-              <w:t>Interpretable</w:t>
-            </w:r>
-            <w:proofErr w:type="spellEnd"/>
-            <w:r>
-              <w:rPr>
-                <w:rFonts w:ascii="Arial" w:hAnsi="Arial" w:cs="Arial"/>
-                <w:sz w:val="20"/>
-                <w:szCs w:val="20"/>
-              </w:rPr>
-              <w:t xml:space="preserve"> Model-</w:t>
-            </w:r>
-            <w:proofErr w:type="spellStart"/>
-            <w:r>
-              <w:rPr>
-                <w:rFonts w:ascii="Arial" w:hAnsi="Arial" w:cs="Arial"/>
-                <w:sz w:val="20"/>
-                <w:szCs w:val="20"/>
-              </w:rPr>
-              <w:t>agnostic</w:t>
-            </w:r>
-            <w:proofErr w:type="spellEnd"/>
-            <w:r>
-              <w:rPr>
-                <w:rFonts w:ascii="Arial" w:hAnsi="Arial" w:cs="Arial"/>
-                <w:sz w:val="20"/>
-                <w:szCs w:val="20"/>
-              </w:rPr>
-              <w:t xml:space="preserve"> </w:t>
-            </w:r>
-            <w:proofErr w:type="spellStart"/>
-            <w:r>
-              <w:rPr>
-                <w:rFonts w:ascii="Arial" w:hAnsi="Arial" w:cs="Arial"/>
-                <w:sz w:val="20"/>
-                <w:szCs w:val="20"/>
-              </w:rPr>
-              <w:t>Explanations</w:t>
-            </w:r>
-            <w:proofErr w:type="spellEnd"/>
-            <w:r>
-              <w:rPr>
-                <w:rFonts w:ascii="Arial" w:hAnsi="Arial" w:cs="Arial"/>
-                <w:sz w:val="20"/>
-                <w:szCs w:val="20"/>
-              </w:rPr>
-              <w:t>. Herhangi bir kara kutu modeli için yerel bir vekil model oluşturarak sınıflandırma kararlarını açıklayan model-bağımsız bir yöntemdir.</w:t>
+            <w:r>
+              <w:rPr>
+                <w:rFonts w:ascii="Arial" w:hAnsi="Arial" w:cs="Arial"/>
+                <w:sz w:val="20"/>
+                <w:szCs w:val="20"/>
+              </w:rPr>
+              <w:t>Local Interpretable Model-agnostic Explanations. Herhangi bir kara kutu modeli için yerel bir vekil model oluşturarak sınıflandırma kararlarını açıklayan model-bağımsız bir yöntemdir.</w:t>
             </w:r>
           </w:p>
         </w:tc>
       </w:tr>
       <w:tr>
-        <w:tblPrEx>
-          <w:tblCellMar>
-            <w:top w:w="0" w:type="dxa"/>
-            <w:bottom w:w="0" w:type="dxa"/>
-          </w:tblCellMar>
-        </w:tblPrEx>
         <w:tc>
           <w:tcPr>
             <w:tcW w:w="2400" w:type="dxa"/>
@@ -14408,88 +9474,18 @@
                 <w:rFonts w:ascii="Arial" w:hAnsi="Arial" w:cs="Arial"/>
               </w:rPr>
             </w:pPr>
-            <w:proofErr w:type="spellStart"/>
-            <w:r>
-              <w:rPr>
-                <w:rFonts w:ascii="Arial" w:hAnsi="Arial" w:cs="Arial"/>
-                <w:sz w:val="20"/>
-                <w:szCs w:val="20"/>
-              </w:rPr>
-              <w:t>Explainable</w:t>
-            </w:r>
-            <w:proofErr w:type="spellEnd"/>
-            <w:r>
-              <w:rPr>
-                <w:rFonts w:ascii="Arial" w:hAnsi="Arial" w:cs="Arial"/>
-                <w:sz w:val="20"/>
-                <w:szCs w:val="20"/>
-              </w:rPr>
-              <w:t xml:space="preserve"> </w:t>
-            </w:r>
-            <w:proofErr w:type="spellStart"/>
-            <w:r>
-              <w:rPr>
-                <w:rFonts w:ascii="Arial" w:hAnsi="Arial" w:cs="Arial"/>
-                <w:sz w:val="20"/>
-                <w:szCs w:val="20"/>
-              </w:rPr>
-              <w:t>Artificial</w:t>
-            </w:r>
-            <w:proofErr w:type="spellEnd"/>
-            <w:r>
-              <w:rPr>
-                <w:rFonts w:ascii="Arial" w:hAnsi="Arial" w:cs="Arial"/>
-                <w:sz w:val="20"/>
-                <w:szCs w:val="20"/>
-              </w:rPr>
-              <w:t xml:space="preserve"> </w:t>
-            </w:r>
-            <w:proofErr w:type="spellStart"/>
-            <w:r>
-              <w:rPr>
-                <w:rFonts w:ascii="Arial" w:hAnsi="Arial" w:cs="Arial"/>
-                <w:sz w:val="20"/>
-                <w:szCs w:val="20"/>
-              </w:rPr>
-              <w:t>Intelligence</w:t>
-            </w:r>
-            <w:proofErr w:type="spellEnd"/>
-            <w:r>
-              <w:rPr>
-                <w:rFonts w:ascii="Arial" w:hAnsi="Arial" w:cs="Arial"/>
-                <w:sz w:val="20"/>
-                <w:szCs w:val="20"/>
-              </w:rPr>
-              <w:t xml:space="preserve"> (Açıklanabilir Yapay </w:t>
-            </w:r>
-            <w:proofErr w:type="gramStart"/>
-            <w:r>
-              <w:rPr>
-                <w:rFonts w:ascii="Arial" w:hAnsi="Arial" w:cs="Arial"/>
-                <w:sz w:val="20"/>
-                <w:szCs w:val="20"/>
-              </w:rPr>
-              <w:t>Zeka</w:t>
-            </w:r>
-            <w:proofErr w:type="gramEnd"/>
-            <w:r>
-              <w:rPr>
-                <w:rFonts w:ascii="Arial" w:hAnsi="Arial" w:cs="Arial"/>
-                <w:sz w:val="20"/>
-                <w:szCs w:val="20"/>
-              </w:rPr>
-              <w:t>). Makine öğrenmesi modellerinin karar süreçlerini insan tarafından anlaşılabilir biçimde yorumlanabilir kılan yöntemler bütünüdür.</w:t>
+            <w:r>
+              <w:rPr>
+                <w:rFonts w:ascii="Arial" w:hAnsi="Arial" w:cs="Arial"/>
+                <w:sz w:val="20"/>
+                <w:szCs w:val="20"/>
+              </w:rPr>
+              <w:t>Explainable Artificial Intelligence (Açıklanabilir Yapay Zeka). Makine öğrenmesi modellerinin karar süreçlerini insan tarafından anlaşılabilir biçimde yorumlanabilir kılan yöntemler bütünüdür.</w:t>
             </w:r>
           </w:p>
         </w:tc>
       </w:tr>
       <w:tr>
-        <w:tblPrEx>
-          <w:tblCellMar>
-            <w:top w:w="0" w:type="dxa"/>
-            <w:bottom w:w="0" w:type="dxa"/>
-          </w:tblCellMar>
-        </w:tblPrEx>
         <w:tc>
           <w:tcPr>
             <w:tcW w:w="2400" w:type="dxa"/>
@@ -14557,72 +9553,12 @@
                 <w:sz w:val="20"/>
                 <w:szCs w:val="20"/>
               </w:rPr>
-              <w:t xml:space="preserve">BERT ve </w:t>
-            </w:r>
-            <w:proofErr w:type="spellStart"/>
-            <w:r>
-              <w:rPr>
-                <w:rFonts w:ascii="Arial" w:hAnsi="Arial" w:cs="Arial"/>
-                <w:sz w:val="20"/>
-                <w:szCs w:val="20"/>
-              </w:rPr>
-              <w:t>XGBoost</w:t>
-            </w:r>
-            <w:proofErr w:type="spellEnd"/>
-            <w:r>
-              <w:rPr>
-                <w:rFonts w:ascii="Arial" w:hAnsi="Arial" w:cs="Arial"/>
-                <w:sz w:val="20"/>
-                <w:szCs w:val="20"/>
-              </w:rPr>
-              <w:t xml:space="preserve"> modellerinin olasılık çıktılarının ağırlıklı ortalamasından elde edilen nihai karar skoru. Formül: 0.6 × </w:t>
-            </w:r>
-            <w:proofErr w:type="spellStart"/>
-            <w:r>
-              <w:rPr>
-                <w:rFonts w:ascii="Arial" w:hAnsi="Arial" w:cs="Arial"/>
-                <w:sz w:val="20"/>
-                <w:szCs w:val="20"/>
-              </w:rPr>
-              <w:t>BERT_prob</w:t>
-            </w:r>
-            <w:proofErr w:type="spellEnd"/>
-            <w:r>
-              <w:rPr>
-                <w:rFonts w:ascii="Arial" w:hAnsi="Arial" w:cs="Arial"/>
-                <w:sz w:val="20"/>
-                <w:szCs w:val="20"/>
-              </w:rPr>
-              <w:t xml:space="preserve"> + 0.4 × </w:t>
-            </w:r>
-            <w:proofErr w:type="spellStart"/>
-            <w:r>
-              <w:rPr>
-                <w:rFonts w:ascii="Arial" w:hAnsi="Arial" w:cs="Arial"/>
-                <w:sz w:val="20"/>
-                <w:szCs w:val="20"/>
-              </w:rPr>
-              <w:t>XGBoost_prob</w:t>
-            </w:r>
-            <w:proofErr w:type="spellEnd"/>
-            <w:r>
-              <w:rPr>
-                <w:rFonts w:ascii="Arial" w:hAnsi="Arial" w:cs="Arial"/>
-                <w:sz w:val="20"/>
-                <w:szCs w:val="20"/>
-              </w:rPr>
-              <w:t>.</w:t>
+              <w:t>BERT ve XGBoost modellerinin olasılık çıktılarının ağırlıklı ortalamasından elde edilen nihai karar skoru. Formül: 0.6 × BERT_prob + 0.4 × XGBoost_prob.</w:t>
             </w:r>
           </w:p>
         </w:tc>
       </w:tr>
       <w:tr>
-        <w:tblPrEx>
-          <w:tblCellMar>
-            <w:top w:w="0" w:type="dxa"/>
-            <w:bottom w:w="0" w:type="dxa"/>
-          </w:tblCellMar>
-        </w:tblPrEx>
         <w:tc>
           <w:tcPr>
             <w:tcW w:w="2400" w:type="dxa"/>
@@ -14656,9 +9592,71 @@
                 <w:sz w:val="20"/>
                 <w:szCs w:val="20"/>
               </w:rPr>
-              <w:t>İnce Ayar (</w:t>
-            </w:r>
-            <w:proofErr w:type="spellStart"/>
+              <w:t>İnce Ayar (Fine-tuning)</w:t>
+            </w:r>
+          </w:p>
+        </w:tc>
+        <w:tc>
+          <w:tcPr>
+            <w:tcW w:w="6960" w:type="dxa"/>
+            <w:tcBorders>
+              <w:top w:val="single" w:sz="1" w:space="0" w:color="AEB6BF"/>
+              <w:left w:val="single" w:sz="1" w:space="0" w:color="AEB6BF"/>
+              <w:bottom w:val="single" w:sz="1" w:space="0" w:color="AEB6BF"/>
+              <w:right w:val="single" w:sz="1" w:space="0" w:color="AEB6BF"/>
+            </w:tcBorders>
+            <w:tcMar>
+              <w:top w:w="80" w:type="dxa"/>
+              <w:left w:w="140" w:type="dxa"/>
+              <w:bottom w:w="80" w:type="dxa"/>
+              <w:right w:w="140" w:type="dxa"/>
+            </w:tcMar>
+            <w:vAlign w:val="center"/>
+          </w:tcPr>
+          <w:p>
+            <w:pPr>
+              <w:spacing w:before="80" w:after="80"/>
+              <w:rPr>
+                <w:rFonts w:ascii="Arial" w:hAnsi="Arial" w:cs="Arial"/>
+              </w:rPr>
+            </w:pPr>
+            <w:r>
+              <w:rPr>
+                <w:rFonts w:ascii="Arial" w:hAnsi="Arial" w:cs="Arial"/>
+                <w:sz w:val="20"/>
+                <w:szCs w:val="20"/>
+              </w:rPr>
+              <w:t>Önceden büyük veri kümeleri üzerinde eğitilmiş bir modelin, belirli bir görev veya alan için daha küçük ve hedefe özgü bir veri kümesiyle yeniden öğretilmesi işlemidir.</w:t>
+            </w:r>
+          </w:p>
+        </w:tc>
+      </w:tr>
+      <w:tr>
+        <w:tc>
+          <w:tcPr>
+            <w:tcW w:w="2400" w:type="dxa"/>
+            <w:tcBorders>
+              <w:top w:val="single" w:sz="1" w:space="0" w:color="AEB6BF"/>
+              <w:left w:val="single" w:sz="1" w:space="0" w:color="AEB6BF"/>
+              <w:bottom w:val="single" w:sz="1" w:space="0" w:color="AEB6BF"/>
+              <w:right w:val="single" w:sz="1" w:space="0" w:color="AEB6BF"/>
+            </w:tcBorders>
+            <w:shd w:val="clear" w:color="auto" w:fill="F2F3F4"/>
+            <w:tcMar>
+              <w:top w:w="80" w:type="dxa"/>
+              <w:left w:w="140" w:type="dxa"/>
+              <w:bottom w:w="80" w:type="dxa"/>
+              <w:right w:w="140" w:type="dxa"/>
+            </w:tcMar>
+            <w:vAlign w:val="center"/>
+          </w:tcPr>
+          <w:p>
+            <w:pPr>
+              <w:spacing w:before="80" w:after="80"/>
+              <w:rPr>
+                <w:rFonts w:ascii="Arial" w:hAnsi="Arial" w:cs="Arial"/>
+              </w:rPr>
+            </w:pPr>
             <w:r>
               <w:rPr>
                 <w:rFonts w:ascii="Arial" w:hAnsi="Arial" w:cs="Arial"/>
@@ -14667,9 +9665,71 @@
                 <w:sz w:val="20"/>
                 <w:szCs w:val="20"/>
               </w:rPr>
-              <w:t>Fine-tuning</w:t>
-            </w:r>
-            <w:proofErr w:type="spellEnd"/>
+              <w:t>FastAPI</w:t>
+            </w:r>
+          </w:p>
+        </w:tc>
+        <w:tc>
+          <w:tcPr>
+            <w:tcW w:w="6960" w:type="dxa"/>
+            <w:tcBorders>
+              <w:top w:val="single" w:sz="1" w:space="0" w:color="AEB6BF"/>
+              <w:left w:val="single" w:sz="1" w:space="0" w:color="AEB6BF"/>
+              <w:bottom w:val="single" w:sz="1" w:space="0" w:color="AEB6BF"/>
+              <w:right w:val="single" w:sz="1" w:space="0" w:color="AEB6BF"/>
+            </w:tcBorders>
+            <w:tcMar>
+              <w:top w:w="80" w:type="dxa"/>
+              <w:left w:w="140" w:type="dxa"/>
+              <w:bottom w:w="80" w:type="dxa"/>
+              <w:right w:w="140" w:type="dxa"/>
+            </w:tcMar>
+            <w:vAlign w:val="center"/>
+          </w:tcPr>
+          <w:p>
+            <w:pPr>
+              <w:spacing w:before="80" w:after="80"/>
+              <w:rPr>
+                <w:rFonts w:ascii="Arial" w:hAnsi="Arial" w:cs="Arial"/>
+              </w:rPr>
+            </w:pPr>
+            <w:r>
+              <w:rPr>
+                <w:rFonts w:ascii="Arial" w:hAnsi="Arial" w:cs="Arial"/>
+                <w:sz w:val="20"/>
+                <w:szCs w:val="20"/>
+              </w:rPr>
+              <w:t>Python ekosistemi için geliştirilmiş, OpenAPI standardına uyumlu, asenkron işlem desteği sunan yüksek performanslı bir web API çerçevesidir.</w:t>
+            </w:r>
+          </w:p>
+        </w:tc>
+      </w:tr>
+      <w:tr>
+        <w:tc>
+          <w:tcPr>
+            <w:tcW w:w="2400" w:type="dxa"/>
+            <w:tcBorders>
+              <w:top w:val="single" w:sz="1" w:space="0" w:color="AEB6BF"/>
+              <w:left w:val="single" w:sz="1" w:space="0" w:color="AEB6BF"/>
+              <w:bottom w:val="single" w:sz="1" w:space="0" w:color="AEB6BF"/>
+              <w:right w:val="single" w:sz="1" w:space="0" w:color="AEB6BF"/>
+            </w:tcBorders>
+            <w:shd w:val="clear" w:color="auto" w:fill="F2F3F4"/>
+            <w:tcMar>
+              <w:top w:w="80" w:type="dxa"/>
+              <w:left w:w="140" w:type="dxa"/>
+              <w:bottom w:w="80" w:type="dxa"/>
+              <w:right w:w="140" w:type="dxa"/>
+            </w:tcMar>
+            <w:vAlign w:val="center"/>
+          </w:tcPr>
+          <w:p>
+            <w:pPr>
+              <w:spacing w:before="80" w:after="80"/>
+              <w:rPr>
+                <w:rFonts w:ascii="Arial" w:hAnsi="Arial" w:cs="Arial"/>
+              </w:rPr>
+            </w:pPr>
             <w:r>
               <w:rPr>
                 <w:rFonts w:ascii="Arial" w:hAnsi="Arial" w:cs="Arial"/>
@@ -14678,7 +9738,7 @@
                 <w:sz w:val="20"/>
                 <w:szCs w:val="20"/>
               </w:rPr>
-              <w:t>)</w:t>
+              <w:t>SPA</w:t>
             </w:r>
           </w:p>
         </w:tc>
@@ -14712,213 +9772,7 @@
                 <w:sz w:val="20"/>
                 <w:szCs w:val="20"/>
               </w:rPr>
-              <w:t>Önceden büyük veri kümeleri üzerinde eğitilmiş bir modelin, belirli bir görev veya alan için daha küçük ve hedefe özgü bir veri kümesiyle yeniden öğretilmesi işlemidir.</w:t>
-            </w:r>
-          </w:p>
-        </w:tc>
-      </w:tr>
-      <w:tr>
-        <w:tblPrEx>
-          <w:tblCellMar>
-            <w:top w:w="0" w:type="dxa"/>
-            <w:bottom w:w="0" w:type="dxa"/>
-          </w:tblCellMar>
-        </w:tblPrEx>
-        <w:tc>
-          <w:tcPr>
-            <w:tcW w:w="2400" w:type="dxa"/>
-            <w:tcBorders>
-              <w:top w:val="single" w:sz="1" w:space="0" w:color="AEB6BF"/>
-              <w:left w:val="single" w:sz="1" w:space="0" w:color="AEB6BF"/>
-              <w:bottom w:val="single" w:sz="1" w:space="0" w:color="AEB6BF"/>
-              <w:right w:val="single" w:sz="1" w:space="0" w:color="AEB6BF"/>
-            </w:tcBorders>
-            <w:shd w:val="clear" w:color="auto" w:fill="F2F3F4"/>
-            <w:tcMar>
-              <w:top w:w="80" w:type="dxa"/>
-              <w:left w:w="140" w:type="dxa"/>
-              <w:bottom w:w="80" w:type="dxa"/>
-              <w:right w:w="140" w:type="dxa"/>
-            </w:tcMar>
-            <w:vAlign w:val="center"/>
-          </w:tcPr>
-          <w:p>
-            <w:pPr>
-              <w:spacing w:before="80" w:after="80"/>
-              <w:rPr>
-                <w:rFonts w:ascii="Arial" w:hAnsi="Arial" w:cs="Arial"/>
-              </w:rPr>
-            </w:pPr>
-            <w:proofErr w:type="spellStart"/>
-            <w:r>
-              <w:rPr>
-                <w:rFonts w:ascii="Arial" w:hAnsi="Arial" w:cs="Arial"/>
-                <w:b/>
-                <w:bCs/>
-                <w:sz w:val="20"/>
-                <w:szCs w:val="20"/>
-              </w:rPr>
-              <w:t>FastAPI</w:t>
-            </w:r>
-            <w:proofErr w:type="spellEnd"/>
-          </w:p>
-        </w:tc>
-        <w:tc>
-          <w:tcPr>
-            <w:tcW w:w="6960" w:type="dxa"/>
-            <w:tcBorders>
-              <w:top w:val="single" w:sz="1" w:space="0" w:color="AEB6BF"/>
-              <w:left w:val="single" w:sz="1" w:space="0" w:color="AEB6BF"/>
-              <w:bottom w:val="single" w:sz="1" w:space="0" w:color="AEB6BF"/>
-              <w:right w:val="single" w:sz="1" w:space="0" w:color="AEB6BF"/>
-            </w:tcBorders>
-            <w:tcMar>
-              <w:top w:w="80" w:type="dxa"/>
-              <w:left w:w="140" w:type="dxa"/>
-              <w:bottom w:w="80" w:type="dxa"/>
-              <w:right w:w="140" w:type="dxa"/>
-            </w:tcMar>
-            <w:vAlign w:val="center"/>
-          </w:tcPr>
-          <w:p>
-            <w:pPr>
-              <w:spacing w:before="80" w:after="80"/>
-              <w:rPr>
-                <w:rFonts w:ascii="Arial" w:hAnsi="Arial" w:cs="Arial"/>
-              </w:rPr>
-            </w:pPr>
-            <w:r>
-              <w:rPr>
-                <w:rFonts w:ascii="Arial" w:hAnsi="Arial" w:cs="Arial"/>
-                <w:sz w:val="20"/>
-                <w:szCs w:val="20"/>
-              </w:rPr>
-              <w:t xml:space="preserve">Python ekosistemi için geliştirilmiş, </w:t>
-            </w:r>
-            <w:proofErr w:type="spellStart"/>
-            <w:r>
-              <w:rPr>
-                <w:rFonts w:ascii="Arial" w:hAnsi="Arial" w:cs="Arial"/>
-                <w:sz w:val="20"/>
-                <w:szCs w:val="20"/>
-              </w:rPr>
-              <w:t>OpenAPI</w:t>
-            </w:r>
-            <w:proofErr w:type="spellEnd"/>
-            <w:r>
-              <w:rPr>
-                <w:rFonts w:ascii="Arial" w:hAnsi="Arial" w:cs="Arial"/>
-                <w:sz w:val="20"/>
-                <w:szCs w:val="20"/>
-              </w:rPr>
-              <w:t xml:space="preserve"> standardına uyumlu, asenkron işlem desteği sunan yüksek performanslı bir web API çerçevesidir.</w:t>
-            </w:r>
-          </w:p>
-        </w:tc>
-      </w:tr>
-      <w:tr>
-        <w:tblPrEx>
-          <w:tblCellMar>
-            <w:top w:w="0" w:type="dxa"/>
-            <w:bottom w:w="0" w:type="dxa"/>
-          </w:tblCellMar>
-        </w:tblPrEx>
-        <w:tc>
-          <w:tcPr>
-            <w:tcW w:w="2400" w:type="dxa"/>
-            <w:tcBorders>
-              <w:top w:val="single" w:sz="1" w:space="0" w:color="AEB6BF"/>
-              <w:left w:val="single" w:sz="1" w:space="0" w:color="AEB6BF"/>
-              <w:bottom w:val="single" w:sz="1" w:space="0" w:color="AEB6BF"/>
-              <w:right w:val="single" w:sz="1" w:space="0" w:color="AEB6BF"/>
-            </w:tcBorders>
-            <w:shd w:val="clear" w:color="auto" w:fill="F2F3F4"/>
-            <w:tcMar>
-              <w:top w:w="80" w:type="dxa"/>
-              <w:left w:w="140" w:type="dxa"/>
-              <w:bottom w:w="80" w:type="dxa"/>
-              <w:right w:w="140" w:type="dxa"/>
-            </w:tcMar>
-            <w:vAlign w:val="center"/>
-          </w:tcPr>
-          <w:p>
-            <w:pPr>
-              <w:spacing w:before="80" w:after="80"/>
-              <w:rPr>
-                <w:rFonts w:ascii="Arial" w:hAnsi="Arial" w:cs="Arial"/>
-              </w:rPr>
-            </w:pPr>
-            <w:r>
-              <w:rPr>
-                <w:rFonts w:ascii="Arial" w:hAnsi="Arial" w:cs="Arial"/>
-                <w:b/>
-                <w:bCs/>
-                <w:sz w:val="20"/>
-                <w:szCs w:val="20"/>
-              </w:rPr>
-              <w:t>SPA</w:t>
-            </w:r>
-          </w:p>
-        </w:tc>
-        <w:tc>
-          <w:tcPr>
-            <w:tcW w:w="6960" w:type="dxa"/>
-            <w:tcBorders>
-              <w:top w:val="single" w:sz="1" w:space="0" w:color="AEB6BF"/>
-              <w:left w:val="single" w:sz="1" w:space="0" w:color="AEB6BF"/>
-              <w:bottom w:val="single" w:sz="1" w:space="0" w:color="AEB6BF"/>
-              <w:right w:val="single" w:sz="1" w:space="0" w:color="AEB6BF"/>
-            </w:tcBorders>
-            <w:tcMar>
-              <w:top w:w="80" w:type="dxa"/>
-              <w:left w:w="140" w:type="dxa"/>
-              <w:bottom w:w="80" w:type="dxa"/>
-              <w:right w:w="140" w:type="dxa"/>
-            </w:tcMar>
-            <w:vAlign w:val="center"/>
-          </w:tcPr>
-          <w:p>
-            <w:pPr>
-              <w:spacing w:before="80" w:after="80"/>
-              <w:rPr>
-                <w:rFonts w:ascii="Arial" w:hAnsi="Arial" w:cs="Arial"/>
-              </w:rPr>
-            </w:pPr>
-            <w:proofErr w:type="spellStart"/>
-            <w:r>
-              <w:rPr>
-                <w:rFonts w:ascii="Arial" w:hAnsi="Arial" w:cs="Arial"/>
-                <w:sz w:val="20"/>
-                <w:szCs w:val="20"/>
-              </w:rPr>
-              <w:t>Single</w:t>
-            </w:r>
-            <w:proofErr w:type="spellEnd"/>
-            <w:r>
-              <w:rPr>
-                <w:rFonts w:ascii="Arial" w:hAnsi="Arial" w:cs="Arial"/>
-                <w:sz w:val="20"/>
-                <w:szCs w:val="20"/>
-              </w:rPr>
-              <w:t xml:space="preserve"> </w:t>
-            </w:r>
-            <w:proofErr w:type="spellStart"/>
-            <w:r>
-              <w:rPr>
-                <w:rFonts w:ascii="Arial" w:hAnsi="Arial" w:cs="Arial"/>
-                <w:sz w:val="20"/>
-                <w:szCs w:val="20"/>
-              </w:rPr>
-              <w:t>Page</w:t>
-            </w:r>
-            <w:proofErr w:type="spellEnd"/>
-            <w:r>
-              <w:rPr>
-                <w:rFonts w:ascii="Arial" w:hAnsi="Arial" w:cs="Arial"/>
-                <w:sz w:val="20"/>
-                <w:szCs w:val="20"/>
-              </w:rPr>
-              <w:t xml:space="preserve"> Application (Tek Sayfa Uygulaması). Tüm uygulama içeriğinin tek bir HTML belgesi üzerinde, sayfa yenilemesi gerektirmeksizin dinamik olarak yönetildiği web uygulaması mimarisidir.</w:t>
+              <w:t>Single Page Application (Tek Sayfa Uygulaması). Tüm uygulama içeriğinin tek bir HTML belgesi üzerinde, sayfa yenilemesi gerektirmeksizin dinamik olarak yönetildiği web uygulaması mimarisidir.</w:t>
             </w:r>
           </w:p>
         </w:tc>
@@ -14951,7 +9805,6 @@
           <w:rFonts w:ascii="Arial" w:hAnsi="Arial" w:cs="Arial"/>
         </w:rPr>
       </w:pPr>
-      <w:proofErr w:type="spellStart"/>
       <w:r>
         <w:rPr>
           <w:rFonts w:ascii="Arial" w:hAnsi="Arial" w:cs="Arial"/>
@@ -14961,19 +9814,7 @@
           <w:sz w:val="18"/>
           <w:szCs w:val="18"/>
         </w:rPr>
-        <w:t>ChildGuard</w:t>
-      </w:r>
-      <w:proofErr w:type="spellEnd"/>
-      <w:r>
-        <w:rPr>
-          <w:rFonts w:ascii="Arial" w:hAnsi="Arial" w:cs="Arial"/>
-          <w:i/>
-          <w:iCs/>
-          <w:color w:val="5D6D7E"/>
-          <w:sz w:val="18"/>
-          <w:szCs w:val="18"/>
-        </w:rPr>
-        <w:t xml:space="preserve"> AI v2.0 — Ürün Gereksinimleri Belgesi — Taslak v0.1 — Mart 2026</w:t>
+        <w:t>ChildGuard AI v2.0 — Ürün Gereksinimleri Belgesi — Taslak v0.1 — Mart 2026</w:t>
       </w:r>
     </w:p>
     <w:sectPr>
@@ -15121,25 +9962,7 @@
         <w:sz w:val="18"/>
         <w:szCs w:val="18"/>
       </w:rPr>
-      <w:t xml:space="preserve">🛡️ </w:t>
-    </w:r>
-    <w:proofErr w:type="spellStart"/>
-    <w:r>
-      <w:rPr>
-        <w:color w:val="5D6D7E"/>
-        <w:sz w:val="18"/>
-        <w:szCs w:val="18"/>
-      </w:rPr>
-      <w:t>ChildGuard</w:t>
-    </w:r>
-    <w:proofErr w:type="spellEnd"/>
-    <w:r>
-      <w:rPr>
-        <w:color w:val="5D6D7E"/>
-        <w:sz w:val="18"/>
-        <w:szCs w:val="18"/>
-      </w:rPr>
-      <w:t xml:space="preserve"> AI v2.0 — Ürün Gereksinimleri Belgesi</w:t>
+      <w:t>🛡️ ChildGuard AI v2.0 — Ürün Gereksinimleri Belgesi</w:t>
     </w:r>
   </w:p>
 </w:hdr>
